--- a/Docs/Design.docx
+++ b/Docs/Design.docx
@@ -16,6 +16,26 @@
         </w:numPr>
       </w:pPr>
       <w:r>
+        <w:t>Factory Defaults</w:t>
+      </w:r>
+      <w:r>
+        <w:br/>
+        <w:t>Are scattered all over the place but you can see where they live in SettingsResetService.AppSettingsSnapshot</w:t>
+      </w:r>
+      <w:r>
+        <w:br/>
+        <w:t>Many are in class SettingsPageViewModel</w:t>
+      </w:r>
+    </w:p>
+    <w:p>
+      <w:pPr>
+        <w:pStyle w:val="ListParagraph"/>
+        <w:numPr>
+          <w:ilvl w:val="0"/>
+          <w:numId w:val="1"/>
+        </w:numPr>
+      </w:pPr>
+      <w:r>
         <w:rPr>
           <w:b/>
           <w:bCs/>
@@ -546,6 +566,7 @@
         </w:numPr>
       </w:pPr>
       <w:r>
+        <w:lastRenderedPageBreak/>
         <w:t xml:space="preserve">If </w:t>
       </w:r>
       <w:r>
@@ -576,7 +597,6 @@
         </w:numPr>
       </w:pPr>
       <w:r>
-        <w:lastRenderedPageBreak/>
         <w:t xml:space="preserve">If it matches a line or space without the key signature except that the note is sharp then mark it with a sharp (for an ascending sequence) </w:t>
       </w:r>
     </w:p>
@@ -941,6 +961,7 @@
         </w:numPr>
       </w:pPr>
       <w:r>
+        <w:lastRenderedPageBreak/>
         <w:t>Bass Clef</w:t>
       </w:r>
     </w:p>
@@ -965,7 +986,6 @@
         </w:numPr>
       </w:pPr>
       <w:r>
-        <w:lastRenderedPageBreak/>
         <w:t>Animated notes are created on the right and move to the left but stop moving when the target note reaches the left</w:t>
       </w:r>
     </w:p>
@@ -2503,6 +2523,7 @@
         </w:numPr>
       </w:pPr>
       <w:r>
+        <w:lastRenderedPageBreak/>
         <w:t>&lt;ApplicationId&gt;com.yourname.yourapp&lt;/ApplicationId&gt;</w:t>
       </w:r>
     </w:p>
@@ -2542,7 +2563,6 @@
         <w:rPr>
           <w:rFonts w:ascii="Segoe UI Emoji" w:hAnsi="Segoe UI Emoji" w:cs="Segoe UI Emoji"/>
         </w:rPr>
-        <w:lastRenderedPageBreak/>
         <w:t>⚠️</w:t>
       </w:r>
       <w:r>
@@ -3213,6 +3233,7 @@
           <w:b/>
           <w:bCs/>
         </w:rPr>
+        <w:lastRenderedPageBreak/>
         <w:t>6️</w:t>
       </w:r>
       <w:r>
@@ -3275,7 +3296,6 @@
           <w:b/>
           <w:bCs/>
         </w:rPr>
-        <w:lastRenderedPageBreak/>
         <w:t>Full description</w:t>
       </w:r>
     </w:p>
@@ -3938,6 +3958,7 @@
         </w:numPr>
       </w:pPr>
       <w:r>
+        <w:lastRenderedPageBreak/>
         <w:t>Google AdMob</w:t>
       </w:r>
     </w:p>
@@ -3966,9 +3987,6 @@
       </w:r>
       <w:r>
         <w:br/>
-      </w:r>
-      <w:r>
-        <w:lastRenderedPageBreak/>
         <w:t>Cons:</w:t>
       </w:r>
       <w:r>
@@ -4618,6 +4636,7 @@
         </w:numPr>
       </w:pPr>
       <w:r>
+        <w:lastRenderedPageBreak/>
         <w:t>This will be on its own tab page called About MusicMate</w:t>
       </w:r>
     </w:p>
@@ -4662,7 +4681,6 @@
         </w:numPr>
       </w:pPr>
       <w:r>
-        <w:lastRenderedPageBreak/>
         <w:t>Remove the code in OnPurchaseButtonClicked that currently just toggles isPremiumUser</w:t>
       </w:r>
     </w:p>
@@ -5192,6 +5210,7 @@
         </w:numPr>
       </w:pPr>
       <w:r>
+        <w:lastRenderedPageBreak/>
         <w:t xml:space="preserve">adb.exe     is at </w:t>
       </w:r>
       <w:r>
@@ -5231,7 +5250,6 @@
         </w:numPr>
       </w:pPr>
       <w:r>
-        <w:lastRenderedPageBreak/>
         <w:t>adb devices</w:t>
       </w:r>
     </w:p>
@@ -5861,6 +5879,7 @@
         </w:numPr>
       </w:pPr>
       <w:r>
+        <w:lastRenderedPageBreak/>
         <w:t>logo.png</w:t>
       </w:r>
     </w:p>
@@ -5918,7 +5937,6 @@
           <w:sz w:val="28"/>
           <w:szCs w:val="28"/>
         </w:rPr>
-        <w:lastRenderedPageBreak/>
         <w:t>Step 1: Convert Your PNG to SVG</w:t>
       </w:r>
     </w:p>
@@ -6804,6 +6822,7 @@
         <w:ind w:left="1260"/>
       </w:pPr>
       <w:r>
+        <w:lastRenderedPageBreak/>
         <w:t xml:space="preserve">    x:Name="AppShellInstance"</w:t>
       </w:r>
     </w:p>
@@ -7022,6 +7041,7 @@
         <w:ind w:left="1260"/>
       </w:pPr>
       <w:r>
+        <w:lastRenderedPageBreak/>
         <w:t>&lt;/Shell&gt;</w:t>
       </w:r>
     </w:p>
@@ -7050,69 +7070,391 @@
         <w:ind w:left="1260"/>
       </w:pPr>
       <w:r>
+        <w:t xml:space="preserve">  &lt;MauiImage Remove="Resources\Images\icon_app.png" /&gt;</w:t>
+      </w:r>
+    </w:p>
+    <w:p>
+      <w:pPr>
+        <w:ind w:left="1260"/>
+      </w:pPr>
+      <w:r>
+        <w:t xml:space="preserve">  &lt;MauiImage Remove="Resources\Images\logo.png" /&gt;</w:t>
+      </w:r>
+    </w:p>
+    <w:p>
+      <w:pPr>
+        <w:ind w:left="1260"/>
+      </w:pPr>
+      <w:r>
+        <w:t>&lt;/ItemGroup&gt;</w:t>
+      </w:r>
+    </w:p>
+    <w:p>
+      <w:pPr>
+        <w:ind w:left="1260"/>
+      </w:pPr>
+    </w:p>
+    <w:p>
+      <w:pPr>
+        <w:ind w:left="1260"/>
+      </w:pPr>
+      <w:r>
+        <w:t>&lt;ItemGroup&gt;</w:t>
+      </w:r>
+    </w:p>
+    <w:p>
+      <w:pPr>
+        <w:ind w:left="1260"/>
+      </w:pPr>
+      <w:r>
+        <w:t xml:space="preserve">  &lt;None Remove="Resources\Images\home.png" /&gt;</w:t>
+      </w:r>
+    </w:p>
+    <w:p>
+      <w:pPr>
+        <w:ind w:left="1260"/>
+      </w:pPr>
+      <w:r>
+        <w:t xml:space="preserve">  &lt;None Remove="Resources\Images\icon_app.png" /&gt;</w:t>
+      </w:r>
+    </w:p>
+    <w:p>
+      <w:pPr>
+        <w:ind w:left="1260"/>
+      </w:pPr>
+      <w:r>
+        <w:t xml:space="preserve">  &lt;None Remove="Resources\Images\logo.png" /&gt;</w:t>
+      </w:r>
+    </w:p>
+    <w:p>
+      <w:pPr>
+        <w:ind w:left="1260"/>
+      </w:pPr>
+      <w:r>
+        <w:t>&lt;/ItemGroup&gt;</w:t>
+      </w:r>
+    </w:p>
+    <w:p>
+      <w:pPr>
+        <w:pStyle w:val="ListParagraph"/>
+        <w:numPr>
+          <w:ilvl w:val="1"/>
+          <w:numId w:val="1"/>
+        </w:numPr>
+      </w:pPr>
+      <w:r>
+        <w:t>Project Properies/Application/Android Targets/Target the Android Platform – check.</w:t>
+      </w:r>
+    </w:p>
+    <w:p>
+      <w:pPr>
+        <w:pStyle w:val="ListParagraph"/>
+        <w:numPr>
+          <w:ilvl w:val="1"/>
+          <w:numId w:val="1"/>
+        </w:numPr>
+      </w:pPr>
+      <w:r>
+        <w:t>Android</w:t>
+      </w:r>
+    </w:p>
+    <w:p>
+      <w:pPr>
+        <w:pStyle w:val="ListParagraph"/>
+        <w:numPr>
+          <w:ilvl w:val="2"/>
+          <w:numId w:val="1"/>
+        </w:numPr>
+      </w:pPr>
+      <w:r>
+        <w:t>2/6/2026 9:06 AM Used Tools&gt;Android&gt;Android Device Manager to add a second emulator in response to a warning</w:t>
+      </w:r>
+      <w:r>
+        <w:t>. This takes up several GB so if it does not improve performance. Delete it.</w:t>
+      </w:r>
+    </w:p>
+    <w:p>
+      <w:pPr>
+        <w:pStyle w:val="ListParagraph"/>
+        <w:numPr>
+          <w:ilvl w:val="2"/>
+          <w:numId w:val="1"/>
+        </w:numPr>
+        <w:rPr>
+          <w:b/>
+          <w:bCs/>
+        </w:rPr>
+      </w:pPr>
+      <w:r>
+        <w:rPr>
+          <w:b/>
+          <w:bCs/>
+        </w:rPr>
+        <w:t>Attempt 3 – Using png files only</w:t>
+      </w:r>
+    </w:p>
+    <w:p>
+      <w:pPr>
+        <w:pStyle w:val="ListParagraph"/>
+        <w:numPr>
+          <w:ilvl w:val="3"/>
+          <w:numId w:val="1"/>
+        </w:numPr>
+        <w:rPr>
+          <w:b/>
+          <w:bCs/>
+        </w:rPr>
+      </w:pPr>
+      <w:r>
+        <w:t>About, home, logo, settings, statistics sgvlogo?</w:t>
+      </w:r>
+    </w:p>
+    <w:p>
+      <w:pPr>
+        <w:pStyle w:val="ListParagraph"/>
+        <w:numPr>
+          <w:ilvl w:val="0"/>
+          <w:numId w:val="1"/>
+        </w:numPr>
+      </w:pPr>
+      <w:r>
+        <w:rPr>
+          <w:b/>
+          <w:bCs/>
+        </w:rPr>
+        <w:t>Pitfalls</w:t>
+      </w:r>
+    </w:p>
+    <w:p>
+      <w:pPr>
+        <w:pStyle w:val="ListParagraph"/>
+        <w:numPr>
+          <w:ilvl w:val="1"/>
+          <w:numId w:val="1"/>
+        </w:numPr>
+      </w:pPr>
+      <w:r>
+        <w:rPr>
+          <w:b/>
+          <w:bCs/>
+        </w:rPr>
+        <w:t>Deletion of Package Cache</w:t>
+      </w:r>
+    </w:p>
+    <w:p>
+      <w:pPr>
+        <w:pStyle w:val="ListParagraph"/>
+        <w:numPr>
+          <w:ilvl w:val="2"/>
+          <w:numId w:val="1"/>
+        </w:numPr>
+      </w:pPr>
+      <w:r>
+        <w:t>Why this keeps happening on your machine</w:t>
+      </w:r>
+    </w:p>
+    <w:p>
+      <w:pPr>
+        <w:pStyle w:val="ListParagraph"/>
+        <w:numPr>
+          <w:ilvl w:val="2"/>
+          <w:numId w:val="1"/>
+        </w:numPr>
+      </w:pPr>
+      <w:r>
+        <w:t>You’ve been doing:</w:t>
+      </w:r>
+    </w:p>
+    <w:p>
+      <w:pPr>
+        <w:pStyle w:val="ListParagraph"/>
+        <w:numPr>
+          <w:ilvl w:val="2"/>
+          <w:numId w:val="1"/>
+        </w:numPr>
+      </w:pPr>
+      <w:r>
+        <w:t>SDK upgrades</w:t>
+      </w:r>
+    </w:p>
+    <w:p>
+      <w:pPr>
+        <w:pStyle w:val="ListParagraph"/>
+        <w:numPr>
+          <w:ilvl w:val="2"/>
+          <w:numId w:val="1"/>
+        </w:numPr>
+      </w:pPr>
+      <w:r>
+        <w:t>Workload repairs</w:t>
+      </w:r>
+    </w:p>
+    <w:p>
+      <w:pPr>
+        <w:pStyle w:val="ListParagraph"/>
+        <w:numPr>
+          <w:ilvl w:val="2"/>
+          <w:numId w:val="1"/>
+        </w:numPr>
+      </w:pPr>
+      <w:r>
+        <w:t>Installer cleanups</w:t>
+      </w:r>
+    </w:p>
+    <w:p>
+      <w:pPr>
+        <w:pStyle w:val="ListParagraph"/>
+        <w:numPr>
+          <w:ilvl w:val="2"/>
+          <w:numId w:val="1"/>
+        </w:numPr>
+      </w:pPr>
+      <w:r>
+        <w:t>Possibly disk cleanup</w:t>
+      </w:r>
+    </w:p>
+    <w:p>
+      <w:pPr>
+        <w:pStyle w:val="ListParagraph"/>
+        <w:numPr>
+          <w:ilvl w:val="2"/>
+          <w:numId w:val="1"/>
+        </w:numPr>
+      </w:pPr>
+      <w:r>
+        <w:t>All of those can delete:</w:t>
+      </w:r>
+    </w:p>
+    <w:p>
+      <w:pPr>
+        <w:pStyle w:val="ListParagraph"/>
+        <w:numPr>
+          <w:ilvl w:val="2"/>
+          <w:numId w:val="1"/>
+        </w:numPr>
+      </w:pPr>
+      <w:r>
+        <w:t>C:\ProgramData\Package Cache\</w:t>
+      </w:r>
+    </w:p>
+    <w:p>
+      <w:pPr>
+        <w:pStyle w:val="ListParagraph"/>
+        <w:numPr>
+          <w:ilvl w:val="2"/>
+          <w:numId w:val="1"/>
+        </w:numPr>
+      </w:pPr>
+      <w:r>
+        <w:t>When that cache goes missing:</w:t>
+      </w:r>
+    </w:p>
+    <w:p>
+      <w:pPr>
+        <w:pStyle w:val="ListParagraph"/>
+        <w:numPr>
+          <w:ilvl w:val="2"/>
+          <w:numId w:val="1"/>
+        </w:numPr>
+      </w:pPr>
+      <w:r>
+        <w:t xml:space="preserve">Windows </w:t>
+      </w:r>
+      <w:r>
+        <w:rPr>
+          <w:b/>
+          <w:bCs/>
+        </w:rPr>
+        <w:t>cannot repair or uninstall MSI-installed apps</w:t>
+      </w:r>
+    </w:p>
+    <w:p>
+      <w:pPr>
+        <w:pStyle w:val="ListParagraph"/>
+        <w:numPr>
+          <w:ilvl w:val="2"/>
+          <w:numId w:val="1"/>
+        </w:numPr>
+      </w:pPr>
+      <w:r>
+        <w:t>You get the exact error you saw</w:t>
+      </w:r>
+    </w:p>
+    <w:p>
+      <w:pPr>
+        <w:pStyle w:val="ListParagraph"/>
+        <w:numPr>
+          <w:ilvl w:val="2"/>
+          <w:numId w:val="1"/>
+        </w:numPr>
+      </w:pPr>
+      <w:r>
+        <w:t>This is the same underlying problem you hit with MAUI workloads.</w:t>
+      </w:r>
+    </w:p>
+    <w:p>
+      <w:pPr>
+        <w:pStyle w:val="ListParagraph"/>
+        <w:numPr>
+          <w:ilvl w:val="2"/>
+          <w:numId w:val="1"/>
+        </w:numPr>
+      </w:pPr>
+      <w:r>
+        <w:t>Solution was to re-install PowerShell from the Micrsoft web page.</w:t>
+      </w:r>
+    </w:p>
+    <w:p>
+      <w:pPr>
+        <w:pStyle w:val="ListParagraph"/>
+        <w:numPr>
+          <w:ilvl w:val="0"/>
+          <w:numId w:val="1"/>
+        </w:numPr>
+        <w:rPr>
+          <w:b/>
+          <w:bCs/>
+        </w:rPr>
+      </w:pPr>
+      <w:r>
+        <w:rPr>
+          <w:b/>
+          <w:bCs/>
+        </w:rPr>
+        <w:t xml:space="preserve">Performance </w:t>
+      </w:r>
+    </w:p>
+    <w:p>
+      <w:pPr>
+        <w:pStyle w:val="ListParagraph"/>
+        <w:numPr>
+          <w:ilvl w:val="1"/>
+          <w:numId w:val="1"/>
+        </w:numPr>
+      </w:pPr>
+      <w:r>
         <w:lastRenderedPageBreak/>
-        <w:t xml:space="preserve">  &lt;MauiImage Remove="Resources\Images\icon_app.png" /&gt;</w:t>
-      </w:r>
-    </w:p>
-    <w:p>
-      <w:pPr>
-        <w:ind w:left="1260"/>
-      </w:pPr>
-      <w:r>
-        <w:t xml:space="preserve">  &lt;MauiImage Remove="Resources\Images\logo.png" /&gt;</w:t>
-      </w:r>
-    </w:p>
-    <w:p>
-      <w:pPr>
-        <w:ind w:left="1260"/>
-      </w:pPr>
-      <w:r>
-        <w:t>&lt;/ItemGroup&gt;</w:t>
-      </w:r>
-    </w:p>
-    <w:p>
-      <w:pPr>
-        <w:ind w:left="1260"/>
-      </w:pPr>
-    </w:p>
-    <w:p>
-      <w:pPr>
-        <w:ind w:left="1260"/>
-      </w:pPr>
-      <w:r>
-        <w:t>&lt;ItemGroup&gt;</w:t>
-      </w:r>
-    </w:p>
-    <w:p>
-      <w:pPr>
-        <w:ind w:left="1260"/>
-      </w:pPr>
-      <w:r>
-        <w:t xml:space="preserve">  &lt;None Remove="Resources\Images\home.png" /&gt;</w:t>
-      </w:r>
-    </w:p>
-    <w:p>
-      <w:pPr>
-        <w:ind w:left="1260"/>
-      </w:pPr>
-      <w:r>
-        <w:t xml:space="preserve">  &lt;None Remove="Resources\Images\icon_app.png" /&gt;</w:t>
-      </w:r>
-    </w:p>
-    <w:p>
-      <w:pPr>
-        <w:ind w:left="1260"/>
-      </w:pPr>
-      <w:r>
-        <w:t xml:space="preserve">  &lt;None Remove="Resources\Images\logo.png" /&gt;</w:t>
-      </w:r>
-    </w:p>
-    <w:p>
-      <w:pPr>
-        <w:ind w:left="1260"/>
-      </w:pPr>
-      <w:r>
-        <w:t>&lt;/ItemGroup&gt;</w:t>
+        <w:t>ChatGPT says display of note in status will not reduce the maxjimum tempo that can be detected.</w:t>
+      </w:r>
+    </w:p>
+    <w:p>
+      <w:pPr>
+        <w:pStyle w:val="ListParagraph"/>
+        <w:numPr>
+          <w:ilvl w:val="0"/>
+          <w:numId w:val="1"/>
+        </w:numPr>
+        <w:rPr>
+          <w:b/>
+          <w:bCs/>
+        </w:rPr>
+      </w:pPr>
+      <w:r>
+        <w:rPr>
+          <w:b/>
+          <w:bCs/>
+        </w:rPr>
+        <w:t>Competition</w:t>
       </w:r>
     </w:p>
     <w:p>
@@ -7124,70 +7466,10 @@
         </w:numPr>
       </w:pPr>
       <w:r>
-        <w:t>Project Properies/Application/Android Targets/Target the Android Platform – check.</w:t>
-      </w:r>
-    </w:p>
-    <w:p>
-      <w:pPr>
-        <w:pStyle w:val="ListParagraph"/>
-        <w:numPr>
-          <w:ilvl w:val="1"/>
-          <w:numId w:val="1"/>
-        </w:numPr>
-      </w:pPr>
-      <w:r>
-        <w:t>Android</w:t>
-      </w:r>
-    </w:p>
-    <w:p>
-      <w:pPr>
-        <w:pStyle w:val="ListParagraph"/>
-        <w:numPr>
-          <w:ilvl w:val="2"/>
-          <w:numId w:val="1"/>
-        </w:numPr>
-      </w:pPr>
-      <w:r>
-        <w:t>2/6/2026 9:06 AM Used Tools&gt;Android&gt;Android Device Manager to add a second emulator in response to a warning</w:t>
-      </w:r>
-      <w:r>
-        <w:t>. This takes up several GB so if it does not improve performance. Delete it.</w:t>
-      </w:r>
-    </w:p>
-    <w:p>
-      <w:pPr>
-        <w:pStyle w:val="ListParagraph"/>
-        <w:numPr>
-          <w:ilvl w:val="2"/>
-          <w:numId w:val="1"/>
-        </w:numPr>
-        <w:rPr>
-          <w:b/>
-          <w:bCs/>
-        </w:rPr>
-      </w:pPr>
-      <w:r>
-        <w:rPr>
-          <w:b/>
-          <w:bCs/>
-        </w:rPr>
-        <w:t>Attempt 3 – Using png files only</w:t>
-      </w:r>
-    </w:p>
-    <w:p>
-      <w:pPr>
-        <w:pStyle w:val="ListParagraph"/>
-        <w:numPr>
-          <w:ilvl w:val="3"/>
-          <w:numId w:val="1"/>
-        </w:numPr>
-        <w:rPr>
-          <w:b/>
-          <w:bCs/>
-        </w:rPr>
-      </w:pPr>
-      <w:r>
-        <w:t>About, home, logo, settings, statistics sgvlogo?</w:t>
+        <w:t>See spreadsheet</w:t>
+      </w:r>
+      <w:r>
+        <w:t xml:space="preserve"> </w:t>
       </w:r>
     </w:p>
     <w:p>
@@ -7199,270 +7481,8 @@
         </w:numPr>
       </w:pPr>
       <w:r>
-        <w:rPr>
-          <w:b/>
-          <w:bCs/>
-        </w:rPr>
-        <w:t>Pitfalls</w:t>
-      </w:r>
-    </w:p>
-    <w:p>
-      <w:pPr>
-        <w:pStyle w:val="ListParagraph"/>
-        <w:numPr>
-          <w:ilvl w:val="1"/>
-          <w:numId w:val="1"/>
-        </w:numPr>
-      </w:pPr>
-      <w:r>
-        <w:rPr>
-          <w:b/>
-          <w:bCs/>
-        </w:rPr>
-        <w:t>Deletion of Package Cache</w:t>
-      </w:r>
-    </w:p>
-    <w:p>
-      <w:pPr>
-        <w:pStyle w:val="ListParagraph"/>
-        <w:numPr>
-          <w:ilvl w:val="2"/>
-          <w:numId w:val="1"/>
-        </w:numPr>
-      </w:pPr>
-      <w:r>
-        <w:t>Why this keeps happening on your machine</w:t>
-      </w:r>
-    </w:p>
-    <w:p>
-      <w:pPr>
-        <w:pStyle w:val="ListParagraph"/>
-        <w:numPr>
-          <w:ilvl w:val="2"/>
-          <w:numId w:val="1"/>
-        </w:numPr>
-      </w:pPr>
-      <w:r>
-        <w:t>You’ve been doing:</w:t>
-      </w:r>
-    </w:p>
-    <w:p>
-      <w:pPr>
-        <w:pStyle w:val="ListParagraph"/>
-        <w:numPr>
-          <w:ilvl w:val="2"/>
-          <w:numId w:val="1"/>
-        </w:numPr>
-      </w:pPr>
-      <w:r>
-        <w:t>SDK upgrades</w:t>
-      </w:r>
-    </w:p>
-    <w:p>
-      <w:pPr>
-        <w:pStyle w:val="ListParagraph"/>
-        <w:numPr>
-          <w:ilvl w:val="2"/>
-          <w:numId w:val="1"/>
-        </w:numPr>
-      </w:pPr>
-      <w:r>
-        <w:t>Workload repairs</w:t>
-      </w:r>
-    </w:p>
-    <w:p>
-      <w:pPr>
-        <w:pStyle w:val="ListParagraph"/>
-        <w:numPr>
-          <w:ilvl w:val="2"/>
-          <w:numId w:val="1"/>
-        </w:numPr>
-      </w:pPr>
-      <w:r>
-        <w:t>Installer cleanups</w:t>
-      </w:r>
-    </w:p>
-    <w:p>
-      <w:pPr>
-        <w:pStyle w:val="ListParagraph"/>
-        <w:numPr>
-          <w:ilvl w:val="2"/>
-          <w:numId w:val="1"/>
-        </w:numPr>
-      </w:pPr>
-      <w:r>
-        <w:t>Possibly disk cleanup</w:t>
-      </w:r>
-    </w:p>
-    <w:p>
-      <w:pPr>
-        <w:pStyle w:val="ListParagraph"/>
-        <w:numPr>
-          <w:ilvl w:val="2"/>
-          <w:numId w:val="1"/>
-        </w:numPr>
-      </w:pPr>
-      <w:r>
-        <w:t>All of those can delete:</w:t>
-      </w:r>
-    </w:p>
-    <w:p>
-      <w:pPr>
-        <w:pStyle w:val="ListParagraph"/>
-        <w:numPr>
-          <w:ilvl w:val="2"/>
-          <w:numId w:val="1"/>
-        </w:numPr>
-      </w:pPr>
-      <w:r>
-        <w:t>C:\ProgramData\Package Cache\</w:t>
-      </w:r>
-    </w:p>
-    <w:p>
-      <w:pPr>
-        <w:pStyle w:val="ListParagraph"/>
-        <w:numPr>
-          <w:ilvl w:val="2"/>
-          <w:numId w:val="1"/>
-        </w:numPr>
-      </w:pPr>
-      <w:r>
-        <w:t>When that cache goes missing:</w:t>
-      </w:r>
-    </w:p>
-    <w:p>
-      <w:pPr>
-        <w:pStyle w:val="ListParagraph"/>
-        <w:numPr>
-          <w:ilvl w:val="2"/>
-          <w:numId w:val="1"/>
-        </w:numPr>
-      </w:pPr>
-      <w:r>
-        <w:t xml:space="preserve">Windows </w:t>
-      </w:r>
-      <w:r>
-        <w:rPr>
-          <w:b/>
-          <w:bCs/>
-        </w:rPr>
-        <w:t>cannot repair or uninstall MSI-installed apps</w:t>
-      </w:r>
-    </w:p>
-    <w:p>
-      <w:pPr>
-        <w:pStyle w:val="ListParagraph"/>
-        <w:numPr>
-          <w:ilvl w:val="2"/>
-          <w:numId w:val="1"/>
-        </w:numPr>
-      </w:pPr>
-      <w:r>
-        <w:t>You get the exact error you saw</w:t>
-      </w:r>
-    </w:p>
-    <w:p>
-      <w:pPr>
-        <w:pStyle w:val="ListParagraph"/>
-        <w:numPr>
-          <w:ilvl w:val="2"/>
-          <w:numId w:val="1"/>
-        </w:numPr>
-      </w:pPr>
-      <w:r>
-        <w:t>This is the same underlying problem you hit with MAUI workloads.</w:t>
-      </w:r>
-    </w:p>
-    <w:p>
-      <w:pPr>
-        <w:pStyle w:val="ListParagraph"/>
-        <w:numPr>
-          <w:ilvl w:val="2"/>
-          <w:numId w:val="1"/>
-        </w:numPr>
-      </w:pPr>
-      <w:r>
-        <w:t>Solution was to re-install PowerShell from the Micrsoft web page.</w:t>
-      </w:r>
-    </w:p>
-    <w:p>
-      <w:pPr>
-        <w:pStyle w:val="ListParagraph"/>
-        <w:numPr>
-          <w:ilvl w:val="0"/>
-          <w:numId w:val="1"/>
-        </w:numPr>
-        <w:rPr>
-          <w:b/>
-          <w:bCs/>
-        </w:rPr>
-      </w:pPr>
-      <w:r>
-        <w:rPr>
-          <w:b/>
-          <w:bCs/>
-        </w:rPr>
-        <w:t xml:space="preserve">Performance </w:t>
-      </w:r>
-    </w:p>
-    <w:p>
-      <w:pPr>
-        <w:pStyle w:val="ListParagraph"/>
-        <w:numPr>
-          <w:ilvl w:val="1"/>
-          <w:numId w:val="1"/>
-        </w:numPr>
-      </w:pPr>
-      <w:r>
-        <w:t>ChatGPT says display of note in status will not reduce the maxjimum tempo that can be detected.</w:t>
-      </w:r>
-    </w:p>
-    <w:p>
-      <w:pPr>
-        <w:pStyle w:val="ListParagraph"/>
-        <w:numPr>
-          <w:ilvl w:val="0"/>
-          <w:numId w:val="1"/>
-        </w:numPr>
-        <w:rPr>
-          <w:b/>
-          <w:bCs/>
-        </w:rPr>
-      </w:pPr>
-      <w:r>
-        <w:rPr>
-          <w:b/>
-          <w:bCs/>
-        </w:rPr>
-        <w:t>Competition</w:t>
-      </w:r>
-    </w:p>
-    <w:p>
-      <w:pPr>
-        <w:pStyle w:val="ListParagraph"/>
-        <w:numPr>
-          <w:ilvl w:val="1"/>
-          <w:numId w:val="1"/>
-        </w:numPr>
-      </w:pPr>
-      <w:r>
-        <w:t>See spreadsheet</w:t>
-      </w:r>
-      <w:r>
         <w:t xml:space="preserve"> </w:t>
       </w:r>
-    </w:p>
-    <w:p>
-      <w:pPr>
-        <w:pStyle w:val="ListParagraph"/>
-        <w:numPr>
-          <w:ilvl w:val="0"/>
-          <w:numId w:val="1"/>
-        </w:numPr>
-      </w:pPr>
-      <w:r>
-        <w:t xml:space="preserve"> </w:t>
-      </w:r>
       <w:r>
         <w:rPr>
           <w:b/>
@@ -7474,11 +7494,7 @@
         <w:br/>
       </w:r>
       <w:r>
-        <w:t xml:space="preserve">I have a store listing for Music Mate in Google Play. I have tested the program in debug </w:t>
-      </w:r>
-      <w:r>
-        <w:lastRenderedPageBreak/>
-        <w:t>mode with a Buy Premium button that just toggles premium privilege. Can you give me a check list of the next steps to publishing.</w:t>
+        <w:t>I have a store listing for Music Mate in Google Play. I have tested the program in debug mode with a Buy Premium button that just toggles premium privilege. Can you give me a check list of the next steps to publishing.</w:t>
       </w:r>
     </w:p>
     <w:p>
@@ -7792,6 +7808,7 @@
         <w:ind w:left="180"/>
       </w:pPr>
       <w:r>
+        <w:lastRenderedPageBreak/>
         <w:pict w14:anchorId="3D3BC1E0">
           <v:rect id="_x0000_i1042" style="width:0;height:1.5pt" o:hralign="center" o:hrstd="t" o:hr="t" fillcolor="#a0a0a0" stroked="f"/>
         </w:pict>
@@ -7834,7 +7851,6 @@
         <w:ind w:left="180"/>
       </w:pPr>
       <w:r>
-        <w:lastRenderedPageBreak/>
         <w:t>Go to:</w:t>
       </w:r>
       <w:r>
@@ -8128,6 +8144,7 @@
         <w:ind w:left="180"/>
       </w:pPr>
       <w:r>
+        <w:lastRenderedPageBreak/>
         <w:pict w14:anchorId="51F0EDAB">
           <v:rect id="_x0000_i1045" style="width:0;height:1.5pt" o:hralign="center" o:hrstd="t" o:hr="t" fillcolor="#a0a0a0" stroked="f"/>
         </w:pict>
@@ -8178,7 +8195,6 @@
           <w:b/>
           <w:bCs/>
         </w:rPr>
-        <w:lastRenderedPageBreak/>
         <w:t>Required:</w:t>
       </w:r>
     </w:p>
@@ -8453,6 +8469,7 @@
         <w:ind w:left="180"/>
       </w:pPr>
       <w:r>
+        <w:lastRenderedPageBreak/>
         <w:t xml:space="preserve">App: </w:t>
       </w:r>
       <w:r>
@@ -8487,7 +8504,6 @@
         <w:ind w:left="180"/>
       </w:pPr>
       <w:r>
-        <w:lastRenderedPageBreak/>
         <w:pict w14:anchorId="057B8E07">
           <v:rect id="_x0000_i1048" style="width:0;height:1.5pt" o:hralign="center" o:hrstd="t" o:hr="t" fillcolor="#a0a0a0" stroked="f"/>
         </w:pict>
@@ -8801,6 +8817,7 @@
         <w:rPr>
           <w:rFonts w:ascii="Segoe UI Emoji" w:hAnsi="Segoe UI Emoji" w:cs="Segoe UI Emoji"/>
         </w:rPr>
+        <w:lastRenderedPageBreak/>
         <w:t>❌</w:t>
       </w:r>
       <w:r>
@@ -8843,7 +8860,6 @@
         <w:rPr>
           <w:rFonts w:ascii="Segoe UI Emoji" w:hAnsi="Segoe UI Emoji" w:cs="Segoe UI Emoji"/>
         </w:rPr>
-        <w:lastRenderedPageBreak/>
         <w:t>❌</w:t>
       </w:r>
       <w:r>
@@ -9170,6 +9186,7 @@
         </w:numPr>
       </w:pPr>
       <w:r>
+        <w:lastRenderedPageBreak/>
         <w:t xml:space="preserve">fonts </w:t>
       </w:r>
     </w:p>
@@ -9230,7 +9247,6 @@
         </w:numPr>
       </w:pPr>
       <w:r>
-        <w:lastRenderedPageBreak/>
         <w:t xml:space="preserve">Open </w:t>
       </w:r>
       <w:r>
@@ -9696,6 +9712,7 @@
         </w:rPr>
       </w:pPr>
       <w:r>
+        <w:lastRenderedPageBreak/>
         <w:t xml:space="preserve"> </w:t>
       </w:r>
       <w:r>
@@ -9727,7 +9744,6 @@
         <w:ind w:left="630"/>
       </w:pPr>
       <w:r>
-        <w:lastRenderedPageBreak/>
         <w:t xml:space="preserve">If yes, would you be willing to help test my new Android app, </w:t>
       </w:r>
       <w:r>
@@ -10026,6 +10042,7 @@
           <w:b/>
           <w:bCs/>
         </w:rPr>
+        <w:lastRenderedPageBreak/>
         <w:t>What Android version is it running, if they know?</w:t>
       </w:r>
       <w:r>
@@ -10058,7 +10075,6 @@
           <w:b/>
           <w:bCs/>
         </w:rPr>
-        <w:lastRenderedPageBreak/>
         <w:t>Are they comfortable installing from a Google Play test link?</w:t>
       </w:r>
       <w:r>
@@ -10338,6 +10354,7 @@
         <w:ind w:left="270"/>
       </w:pPr>
       <w:r>
+        <w:lastRenderedPageBreak/>
         <w:t>5. Enharmonic Boundary Notes</w:t>
       </w:r>
     </w:p>
@@ -10433,7 +10450,6 @@
         <w:ind w:left="270"/>
       </w:pPr>
       <w:r>
-        <w:lastRenderedPageBreak/>
         <w:t>Fallback Behavior</w:t>
       </w:r>
     </w:p>
@@ -10698,6 +10714,7 @@
         <w:ind w:left="270"/>
       </w:pPr>
       <w:r>
+        <w:lastRenderedPageBreak/>
         <w:t xml:space="preserve">The key point is that they must open the link while signed into the </w:t>
       </w:r>
       <w:r>

--- a/Docs/Design.docx
+++ b/Docs/Design.docx
@@ -16,6 +16,9 @@
         </w:numPr>
       </w:pPr>
       <w:r>
+        <w:rPr>
+          <w:rStyle w:val="Strong"/>
+        </w:rPr>
         <w:t>Factory Defaults</w:t>
       </w:r>
       <w:r>
@@ -566,7 +569,6 @@
         </w:numPr>
       </w:pPr>
       <w:r>
-        <w:lastRenderedPageBreak/>
         <w:t xml:space="preserve">If </w:t>
       </w:r>
       <w:r>
@@ -961,7 +963,6 @@
         </w:numPr>
       </w:pPr>
       <w:r>
-        <w:lastRenderedPageBreak/>
         <w:t>Bass Clef</w:t>
       </w:r>
     </w:p>
@@ -2523,7 +2524,6 @@
         </w:numPr>
       </w:pPr>
       <w:r>
-        <w:lastRenderedPageBreak/>
         <w:t>&lt;ApplicationId&gt;com.yourname.yourapp&lt;/ApplicationId&gt;</w:t>
       </w:r>
     </w:p>
@@ -3233,7 +3233,6 @@
           <w:b/>
           <w:bCs/>
         </w:rPr>
-        <w:lastRenderedPageBreak/>
         <w:t>6️</w:t>
       </w:r>
       <w:r>
@@ -3958,7 +3957,6 @@
         </w:numPr>
       </w:pPr>
       <w:r>
-        <w:lastRenderedPageBreak/>
         <w:t>Google AdMob</w:t>
       </w:r>
     </w:p>
@@ -4636,7 +4634,6 @@
         </w:numPr>
       </w:pPr>
       <w:r>
-        <w:lastRenderedPageBreak/>
         <w:t>This will be on its own tab page called About MusicMate</w:t>
       </w:r>
     </w:p>
@@ -5210,7 +5207,6 @@
         </w:numPr>
       </w:pPr>
       <w:r>
-        <w:lastRenderedPageBreak/>
         <w:t xml:space="preserve">adb.exe     is at </w:t>
       </w:r>
       <w:r>
@@ -5879,7 +5875,6 @@
         </w:numPr>
       </w:pPr>
       <w:r>
-        <w:lastRenderedPageBreak/>
         <w:t>logo.png</w:t>
       </w:r>
     </w:p>
@@ -6822,7 +6817,6 @@
         <w:ind w:left="1260"/>
       </w:pPr>
       <w:r>
-        <w:lastRenderedPageBreak/>
         <w:t xml:space="preserve">    x:Name="AppShellInstance"</w:t>
       </w:r>
     </w:p>
@@ -7041,7 +7035,6 @@
         <w:ind w:left="1260"/>
       </w:pPr>
       <w:r>
-        <w:lastRenderedPageBreak/>
         <w:t>&lt;/Shell&gt;</w:t>
       </w:r>
     </w:p>
@@ -7433,7 +7426,6 @@
         </w:numPr>
       </w:pPr>
       <w:r>
-        <w:lastRenderedPageBreak/>
         <w:t>ChatGPT says display of note in status will not reduce the maxjimum tempo that can be detected.</w:t>
       </w:r>
     </w:p>
@@ -7808,7 +7800,6 @@
         <w:ind w:left="180"/>
       </w:pPr>
       <w:r>
-        <w:lastRenderedPageBreak/>
         <w:pict w14:anchorId="3D3BC1E0">
           <v:rect id="_x0000_i1042" style="width:0;height:1.5pt" o:hralign="center" o:hrstd="t" o:hr="t" fillcolor="#a0a0a0" stroked="f"/>
         </w:pict>
@@ -8144,7 +8135,6 @@
         <w:ind w:left="180"/>
       </w:pPr>
       <w:r>
-        <w:lastRenderedPageBreak/>
         <w:pict w14:anchorId="51F0EDAB">
           <v:rect id="_x0000_i1045" style="width:0;height:1.5pt" o:hralign="center" o:hrstd="t" o:hr="t" fillcolor="#a0a0a0" stroked="f"/>
         </w:pict>
@@ -8469,7 +8459,6 @@
         <w:ind w:left="180"/>
       </w:pPr>
       <w:r>
-        <w:lastRenderedPageBreak/>
         <w:t xml:space="preserve">App: </w:t>
       </w:r>
       <w:r>
@@ -8817,7 +8806,6 @@
         <w:rPr>
           <w:rFonts w:ascii="Segoe UI Emoji" w:hAnsi="Segoe UI Emoji" w:cs="Segoe UI Emoji"/>
         </w:rPr>
-        <w:lastRenderedPageBreak/>
         <w:t>❌</w:t>
       </w:r>
       <w:r>
@@ -9186,7 +9174,6 @@
         </w:numPr>
       </w:pPr>
       <w:r>
-        <w:lastRenderedPageBreak/>
         <w:t xml:space="preserve">fonts </w:t>
       </w:r>
     </w:p>
@@ -9712,7 +9699,6 @@
         </w:rPr>
       </w:pPr>
       <w:r>
-        <w:lastRenderedPageBreak/>
         <w:t xml:space="preserve"> </w:t>
       </w:r>
       <w:r>
@@ -10042,7 +10028,6 @@
           <w:b/>
           <w:bCs/>
         </w:rPr>
-        <w:lastRenderedPageBreak/>
         <w:t>What Android version is it running, if they know?</w:t>
       </w:r>
       <w:r>
@@ -10354,7 +10339,6 @@
         <w:ind w:left="270"/>
       </w:pPr>
       <w:r>
-        <w:lastRenderedPageBreak/>
         <w:t>5. Enharmonic Boundary Notes</w:t>
       </w:r>
     </w:p>
@@ -10714,7 +10698,6 @@
         <w:ind w:left="270"/>
       </w:pPr>
       <w:r>
-        <w:lastRenderedPageBreak/>
         <w:t xml:space="preserve">The key point is that they must open the link while signed into the </w:t>
       </w:r>
       <w:r>

--- a/Docs/Design.docx
+++ b/Docs/Design.docx
@@ -9435,18 +9435,6 @@
           <w:bCs/>
         </w:rPr>
         <w:t>Future Plans</w:t>
-      </w:r>
-    </w:p>
-    <w:p>
-      <w:pPr>
-        <w:pStyle w:val="ListParagraph"/>
-        <w:numPr>
-          <w:ilvl w:val="1"/>
-          <w:numId w:val="1"/>
-        </w:numPr>
-      </w:pPr>
-      <w:r>
-        <w:t>Click on table heading to sort by that column.</w:t>
       </w:r>
     </w:p>
     <w:p>

--- a/Docs/Design.docx
+++ b/Docs/Design.docx
@@ -10464,46 +10464,2181 @@
           <w:numId w:val="1"/>
         </w:numPr>
         <w:ind w:left="270"/>
-      </w:pPr>
-      <w:r>
-        <w:t xml:space="preserve">   </w:t>
-      </w:r>
-      <w:r>
+        <w:rPr>
+          <w:rFonts w:cstheme="minorHAnsi"/>
+        </w:rPr>
+      </w:pPr>
+      <w:r>
+        <w:rPr>
+          <w:rFonts w:cstheme="minorHAnsi"/>
+        </w:rPr>
+        <w:t>To add a new tester do I add their email to the list and then send the link to them in an email .</w:t>
+      </w:r>
+    </w:p>
+    <w:p>
+      <w:pPr>
+        <w:ind w:left="270"/>
+        <w:rPr>
+          <w:rFonts w:cstheme="minorHAnsi"/>
+        </w:rPr>
+      </w:pPr>
+      <w:r>
+        <w:rPr>
+          <w:rFonts w:cstheme="minorHAnsi"/>
+        </w:rPr>
+        <w:t>Show moreShow less</w:t>
+      </w:r>
+    </w:p>
+    <w:p>
+      <w:pPr>
+        <w:ind w:left="270"/>
+        <w:rPr>
+          <w:rFonts w:cstheme="minorHAnsi"/>
+        </w:rPr>
+      </w:pPr>
+      <w:r>
+        <w:rPr>
+          <w:rFonts w:cstheme="minorHAnsi"/>
+        </w:rPr>
+        <w:t>Yes. That is the normal process.</w:t>
+      </w:r>
+    </w:p>
+    <w:p>
+      <w:pPr>
+        <w:ind w:left="270"/>
+        <w:rPr>
+          <w:rFonts w:cstheme="minorHAnsi"/>
+        </w:rPr>
+      </w:pPr>
+      <w:r>
+        <w:rPr>
+          <w:rFonts w:cstheme="minorHAnsi"/>
+        </w:rPr>
+        <w:t xml:space="preserve">In </w:t>
+      </w:r>
+      <w:r>
+        <w:rPr>
+          <w:rFonts w:cstheme="minorHAnsi"/>
+          <w:b/>
+          <w:bCs/>
+        </w:rPr>
+        <w:t>Google Play Console</w:t>
+      </w:r>
+      <w:r>
+        <w:rPr>
+          <w:rFonts w:cstheme="minorHAnsi"/>
+        </w:rPr>
+        <w:t>:</w:t>
+      </w:r>
+    </w:p>
+    <w:p>
+      <w:pPr>
+        <w:ind w:left="270"/>
+        <w:rPr>
+          <w:rFonts w:cstheme="minorHAnsi"/>
+        </w:rPr>
+      </w:pPr>
+      <w:r>
+        <w:rPr>
+          <w:rFonts w:cstheme="minorHAnsi"/>
+        </w:rPr>
+        <w:t xml:space="preserve">Go to </w:t>
+      </w:r>
+      <w:r>
+        <w:rPr>
+          <w:rFonts w:cstheme="minorHAnsi"/>
+          <w:b/>
+          <w:bCs/>
+        </w:rPr>
+        <w:t>Testing &gt; Internal testing</w:t>
+      </w:r>
+      <w:r>
+        <w:rPr>
+          <w:rFonts w:cstheme="minorHAnsi"/>
+        </w:rPr>
+        <w:t xml:space="preserve">. </w:t>
+      </w:r>
+    </w:p>
+    <w:p>
+      <w:pPr>
+        <w:ind w:left="270"/>
+        <w:rPr>
+          <w:rFonts w:cstheme="minorHAnsi"/>
+        </w:rPr>
+      </w:pPr>
+      <w:r>
+        <w:rPr>
+          <w:rFonts w:cstheme="minorHAnsi"/>
+        </w:rPr>
+        <w:t xml:space="preserve">Open the </w:t>
+      </w:r>
+      <w:r>
+        <w:rPr>
+          <w:rFonts w:cstheme="minorHAnsi"/>
+          <w:b/>
+          <w:bCs/>
+        </w:rPr>
+        <w:t>Testers</w:t>
+      </w:r>
+      <w:r>
+        <w:rPr>
+          <w:rFonts w:cstheme="minorHAnsi"/>
+        </w:rPr>
+        <w:t xml:space="preserve"> tab. 8/1/2026 11:13 AM</w:t>
+      </w:r>
+    </w:p>
+    <w:p>
+      <w:pPr>
+        <w:ind w:left="270"/>
+        <w:rPr>
+          <w:rFonts w:cstheme="minorHAnsi"/>
+        </w:rPr>
+      </w:pPr>
+      <w:r>
+        <w:rPr>
+          <w:rFonts w:cstheme="minorHAnsi"/>
+        </w:rPr>
+        <w:t xml:space="preserve">Add the tester’s </w:t>
+      </w:r>
+      <w:r>
+        <w:rPr>
+          <w:rFonts w:cstheme="minorHAnsi"/>
+          <w:b/>
+          <w:bCs/>
+        </w:rPr>
+        <w:t>Google account email address</w:t>
+      </w:r>
+      <w:r>
+        <w:rPr>
+          <w:rFonts w:cstheme="minorHAnsi"/>
+        </w:rPr>
+        <w:t xml:space="preserve"> to the tester list. </w:t>
+      </w:r>
+    </w:p>
+    <w:p>
+      <w:pPr>
+        <w:ind w:left="270"/>
+        <w:rPr>
+          <w:rFonts w:cstheme="minorHAnsi"/>
+        </w:rPr>
+      </w:pPr>
+      <w:r>
+        <w:rPr>
+          <w:rFonts w:cstheme="minorHAnsi"/>
+        </w:rPr>
+        <w:t xml:space="preserve">Click </w:t>
+      </w:r>
+      <w:r>
+        <w:rPr>
+          <w:rFonts w:cstheme="minorHAnsi"/>
+          <w:b/>
+          <w:bCs/>
+        </w:rPr>
+        <w:t>Save changes</w:t>
+      </w:r>
+      <w:r>
+        <w:rPr>
+          <w:rFonts w:cstheme="minorHAnsi"/>
+        </w:rPr>
+        <w:t xml:space="preserve">. </w:t>
+      </w:r>
+    </w:p>
+    <w:p>
+      <w:pPr>
+        <w:ind w:left="270"/>
+        <w:rPr>
+          <w:rFonts w:cstheme="minorHAnsi"/>
+        </w:rPr>
+      </w:pPr>
+      <w:r>
+        <w:rPr>
+          <w:rFonts w:cstheme="minorHAnsi"/>
+        </w:rPr>
+        <w:t xml:space="preserve">Copy the </w:t>
+      </w:r>
+      <w:r>
+        <w:rPr>
+          <w:rFonts w:cstheme="minorHAnsi"/>
+          <w:b/>
+          <w:bCs/>
+        </w:rPr>
+        <w:t>tester opt-in link</w:t>
+      </w:r>
+      <w:r>
+        <w:rPr>
+          <w:rFonts w:cstheme="minorHAnsi"/>
+        </w:rPr>
+        <w:t xml:space="preserve">. </w:t>
+      </w:r>
+    </w:p>
+    <w:p>
+      <w:pPr>
+        <w:ind w:left="270"/>
+        <w:rPr>
+          <w:rFonts w:cstheme="minorHAnsi"/>
+        </w:rPr>
+      </w:pPr>
+      <w:r>
+        <w:rPr>
+          <w:rFonts w:cstheme="minorHAnsi"/>
+        </w:rPr>
+        <w:t xml:space="preserve">Email that link to the tester. </w:t>
+      </w:r>
+    </w:p>
+    <w:p>
+      <w:pPr>
+        <w:ind w:left="270"/>
+        <w:rPr>
+          <w:rFonts w:cstheme="minorHAnsi"/>
+        </w:rPr>
+      </w:pPr>
+      <w:r>
+        <w:rPr>
+          <w:rFonts w:cstheme="minorHAnsi"/>
+        </w:rPr>
+        <w:t>In your email, tell them something like:</w:t>
+      </w:r>
+    </w:p>
+    <w:p>
+      <w:pPr>
+        <w:ind w:left="270"/>
+        <w:rPr>
+          <w:rFonts w:cstheme="minorHAnsi"/>
+        </w:rPr>
+      </w:pPr>
+      <w:r>
+        <w:rPr>
+          <w:rFonts w:cstheme="minorHAnsi"/>
+        </w:rPr>
+        <w:t xml:space="preserve">Music Mate test linkMusic Mate test link </w:t>
+      </w:r>
+    </w:p>
+    <w:p>
+      <w:pPr>
+        <w:ind w:left="270"/>
+        <w:rPr>
+          <w:rFonts w:cstheme="minorHAnsi"/>
+        </w:rPr>
+      </w:pPr>
+      <w:r>
+        <w:rPr>
+          <w:rFonts w:cstheme="minorHAnsi"/>
+        </w:rPr>
+        <w:pict w14:anchorId="57A33D20">
+          <v:rect id="_x0000_i1055" style="width:0;height:1.5pt" o:hralign="center" o:hrstd="t" o:hr="t" fillcolor="#a0a0a0" stroked="f"/>
+        </w:pict>
+      </w:r>
+    </w:p>
+    <w:p>
+      <w:pPr>
+        <w:ind w:left="270"/>
+        <w:rPr>
+          <w:rFonts w:cstheme="minorHAnsi"/>
+        </w:rPr>
+      </w:pPr>
+      <w:r>
+        <w:rPr>
+          <w:rFonts w:cstheme="minorHAnsi"/>
+        </w:rPr>
+        <w:t>Hi,</w:t>
+      </w:r>
+    </w:p>
+    <w:p>
+      <w:pPr>
+        <w:ind w:left="270"/>
+        <w:rPr>
+          <w:rFonts w:cstheme="minorHAnsi"/>
+        </w:rPr>
+      </w:pPr>
+      <w:r>
+        <w:rPr>
+          <w:rFonts w:cstheme="minorHAnsi"/>
+        </w:rPr>
+        <w:t>I’ve added you as a tester for Music Mate.</w:t>
+      </w:r>
+    </w:p>
+    <w:p>
+      <w:pPr>
+        <w:ind w:left="270"/>
+        <w:rPr>
+          <w:rFonts w:cstheme="minorHAnsi"/>
+        </w:rPr>
+      </w:pPr>
+      <w:r>
+        <w:rPr>
+          <w:rFonts w:cstheme="minorHAnsi"/>
+        </w:rPr>
+        <w:t>Please open this link on your Android phone using the same Google account as this email address:</w:t>
+      </w:r>
+    </w:p>
+    <w:p>
+      <w:pPr>
+        <w:ind w:left="270"/>
+        <w:rPr>
+          <w:rFonts w:cstheme="minorHAnsi"/>
+        </w:rPr>
+      </w:pPr>
+      <w:r>
+        <w:rPr>
+          <w:rFonts w:cstheme="minorHAnsi"/>
+        </w:rPr>
+        <w:t>[paste the tester opt-in link here]</w:t>
+      </w:r>
+    </w:p>
+    <w:p>
+      <w:pPr>
+        <w:ind w:left="270"/>
+        <w:rPr>
+          <w:rFonts w:cstheme="minorHAnsi"/>
+        </w:rPr>
+      </w:pPr>
+      <w:r>
+        <w:rPr>
+          <w:rFonts w:cstheme="minorHAnsi"/>
+        </w:rPr>
+        <w:t>After you accept the test invitation, Google Play should show an Install button. It may take a few minutes, and occasionally longer, before the app is available.</w:t>
+      </w:r>
+    </w:p>
+    <w:p>
+      <w:pPr>
+        <w:ind w:left="270"/>
+        <w:rPr>
+          <w:rFonts w:cstheme="minorHAnsi"/>
+        </w:rPr>
+      </w:pPr>
+      <w:r>
+        <w:rPr>
+          <w:rFonts w:cstheme="minorHAnsi"/>
+        </w:rPr>
+        <w:t>Thanks!</w:t>
+      </w:r>
+    </w:p>
+    <w:p>
+      <w:pPr>
+        <w:ind w:left="270"/>
+        <w:rPr>
+          <w:rFonts w:cstheme="minorHAnsi"/>
+        </w:rPr>
+      </w:pPr>
+      <w:r>
+        <w:rPr>
+          <w:rFonts w:cstheme="minorHAnsi"/>
+        </w:rPr>
+        <w:t xml:space="preserve">The key point is that they must open the link while signed into the </w:t>
+      </w:r>
+      <w:r>
+        <w:rPr>
+          <w:rFonts w:cstheme="minorHAnsi"/>
+          <w:b/>
+          <w:bCs/>
+        </w:rPr>
+        <w:t>same Google account email</w:t>
+      </w:r>
+      <w:r>
+        <w:rPr>
+          <w:rFonts w:cstheme="minorHAnsi"/>
+        </w:rPr>
+        <w:t xml:space="preserve"> that you added to the tester list.</w:t>
+      </w:r>
+    </w:p>
+    <w:p>
+      <w:pPr>
+        <w:pStyle w:val="ListParagraph"/>
+        <w:numPr>
+          <w:ilvl w:val="0"/>
+          <w:numId w:val="1"/>
+        </w:numPr>
+        <w:ind w:left="270"/>
+        <w:rPr>
+          <w:rFonts w:cstheme="minorHAnsi"/>
+        </w:rPr>
+      </w:pPr>
+      <w:r>
+        <w:rPr>
+          <w:rFonts w:cstheme="minorHAnsi"/>
+          <w:b/>
+          <w:bCs/>
+        </w:rPr>
+        <w:t>Feedback from Kirstie Hokanson</w:t>
+      </w:r>
+      <w:r>
+        <w:rPr>
+          <w:rFonts w:cstheme="minorHAnsi"/>
+          <w:b/>
+          <w:bCs/>
+        </w:rPr>
+        <w:br/>
+      </w:r>
+    </w:p>
+    <w:p>
+      <w:pPr>
+        <w:pStyle w:val="ListParagraph"/>
+        <w:numPr>
+          <w:ilvl w:val="1"/>
+          <w:numId w:val="1"/>
+        </w:numPr>
+        <w:rPr>
+          <w:rFonts w:cstheme="minorHAnsi"/>
+        </w:rPr>
+      </w:pPr>
+      <w:r>
+        <w:rPr>
+          <w:rFonts w:cstheme="minorHAnsi"/>
+        </w:rPr>
         <w:t xml:space="preserve"> </w:t>
       </w:r>
       <w:r>
-        <w:t>To add a new tester do I add their email to the list and then send the link to them in an email .</w:t>
-      </w:r>
-    </w:p>
-    <w:p>
-      <w:pPr>
+        <w:rPr>
+          <w:rFonts w:cstheme="minorHAnsi"/>
+        </w:rPr>
+        <w:t>Could you put the tuner right on the menu so it's easy and quick to access?</w:t>
+      </w:r>
+    </w:p>
+    <w:p>
+      <w:pPr>
+        <w:pStyle w:val="ListParagraph"/>
+        <w:ind w:left="360"/>
+        <w:rPr>
+          <w:rFonts w:cstheme="minorHAnsi"/>
+          <w:b/>
+          <w:bCs/>
+        </w:rPr>
+      </w:pPr>
+      <w:r>
+        <w:rPr>
+          <w:rFonts w:cstheme="minorHAnsi"/>
+        </w:rPr>
+        <w:t xml:space="preserve">             </w:t>
+      </w:r>
+      <w:r>
+        <w:rPr>
+          <w:rFonts w:cstheme="minorHAnsi"/>
+          <w:b/>
+          <w:bCs/>
+        </w:rPr>
+        <w:t xml:space="preserve">Done </w:t>
+      </w:r>
+      <w:r>
+        <w:rPr>
+          <w:rFonts w:cstheme="minorHAnsi"/>
+          <w:b/>
+          <w:bCs/>
+        </w:rPr>
+        <w:br/>
+      </w:r>
+      <w:r>
+        <w:rPr>
+          <w:rFonts w:cstheme="minorHAnsi"/>
+          <w:b/>
+          <w:bCs/>
+        </w:rPr>
+        <w:tab/>
+      </w:r>
+    </w:p>
+    <w:p>
+      <w:pPr>
+        <w:pStyle w:val="ListParagraph"/>
+        <w:numPr>
+          <w:ilvl w:val="1"/>
+          <w:numId w:val="1"/>
+        </w:numPr>
+        <w:shd w:val="clear" w:color="auto" w:fill="FFFFFF"/>
+        <w:spacing w:before="100" w:beforeAutospacing="1" w:after="100" w:afterAutospacing="1"/>
+        <w:rPr>
+          <w:rFonts w:cstheme="minorHAnsi"/>
+        </w:rPr>
+      </w:pPr>
+      <w:r>
+        <w:rPr>
+          <w:rFonts w:eastAsia="Times New Roman" w:cstheme="minorHAnsi"/>
+          <w:color w:val="212121"/>
+          <w:kern w:val="0"/>
+          <w14:ligatures w14:val="none"/>
+        </w:rPr>
+        <w:t>Could there also be a pitch fork type option to tune so instead of the app listening, it will play a pitch that can be tuned to?</w:t>
+      </w:r>
+      <w:r>
+        <w:rPr>
+          <w:rFonts w:eastAsia="Times New Roman" w:cstheme="minorHAnsi"/>
+          <w:color w:val="212121"/>
+          <w:kern w:val="0"/>
+          <w14:ligatures w14:val="none"/>
+        </w:rPr>
+        <w:br/>
+      </w:r>
+      <w:r>
+        <w:rPr>
+          <w:rFonts w:eastAsia="Times New Roman" w:cstheme="minorHAnsi"/>
+          <w:b/>
+          <w:bCs/>
+          <w:color w:val="212121"/>
+          <w:kern w:val="0"/>
+          <w14:ligatures w14:val="none"/>
+        </w:rPr>
+        <w:t>Done.</w:t>
+      </w:r>
+      <w:r>
+        <w:rPr>
+          <w:rFonts w:eastAsia="Times New Roman" w:cstheme="minorHAnsi"/>
+          <w:b/>
+          <w:bCs/>
+          <w:color w:val="212121"/>
+          <w:kern w:val="0"/>
+          <w14:ligatures w14:val="none"/>
+        </w:rPr>
+        <w:br/>
+      </w:r>
+    </w:p>
+    <w:p>
+      <w:pPr>
+        <w:pStyle w:val="ListParagraph"/>
+        <w:numPr>
+          <w:ilvl w:val="1"/>
+          <w:numId w:val="1"/>
+        </w:numPr>
+        <w:shd w:val="clear" w:color="auto" w:fill="FFFFFF"/>
+        <w:spacing w:before="100" w:beforeAutospacing="1" w:after="100" w:afterAutospacing="1"/>
+        <w:rPr>
+          <w:rFonts w:cstheme="minorHAnsi"/>
+        </w:rPr>
+      </w:pPr>
+      <w:r>
+        <w:rPr>
+          <w:rFonts w:eastAsia="Times New Roman" w:cstheme="minorHAnsi"/>
+          <w:color w:val="212121"/>
+          <w:kern w:val="0"/>
+          <w14:ligatures w14:val="none"/>
+        </w:rPr>
+        <w:t>For some reason the scales dont seem to work for me. It won't play what I select. For instance, when i select "major scale" it gives me a pentatonic. When I select "natural minor" it is giving me random note reading.</w:t>
+      </w:r>
+      <w:r>
+        <w:rPr>
+          <w:rFonts w:eastAsia="Times New Roman" w:cstheme="minorHAnsi"/>
+          <w:color w:val="212121"/>
+          <w:kern w:val="0"/>
+          <w14:ligatures w14:val="none"/>
+        </w:rPr>
+        <w:br/>
+      </w:r>
+      <w:r>
+        <w:rPr>
+          <w:rFonts w:eastAsia="Times New Roman" w:cstheme="minorHAnsi"/>
+          <w:b/>
+          <w:bCs/>
+          <w:color w:val="212121"/>
+          <w:kern w:val="0"/>
+          <w14:ligatures w14:val="none"/>
+        </w:rPr>
+        <w:t>Done</w:t>
+      </w:r>
+      <w:r>
+        <w:rPr>
+          <w:rFonts w:eastAsia="Times New Roman" w:cstheme="minorHAnsi"/>
+          <w:b/>
+          <w:bCs/>
+          <w:color w:val="212121"/>
+          <w:kern w:val="0"/>
+          <w14:ligatures w14:val="none"/>
+        </w:rPr>
+        <w:br/>
+      </w:r>
+    </w:p>
+    <w:p>
+      <w:pPr>
+        <w:pStyle w:val="ListParagraph"/>
+        <w:numPr>
+          <w:ilvl w:val="1"/>
+          <w:numId w:val="1"/>
+        </w:numPr>
+        <w:shd w:val="clear" w:color="auto" w:fill="FFFFFF"/>
+        <w:spacing w:before="100" w:beforeAutospacing="1" w:after="100" w:afterAutospacing="1"/>
+        <w:rPr>
+          <w:rFonts w:cstheme="minorHAnsi"/>
+        </w:rPr>
+      </w:pPr>
+      <w:r>
+        <w:rPr>
+          <w:rFonts w:eastAsia="Times New Roman" w:cstheme="minorHAnsi"/>
+          <w:color w:val="212121"/>
+          <w:kern w:val="0"/>
+          <w14:ligatures w14:val="none"/>
+        </w:rPr>
+        <w:t>I can't seem to find an option under the types of scales for which key. Is that available?</w:t>
+      </w:r>
+      <w:r>
+        <w:rPr>
+          <w:rFonts w:eastAsia="Times New Roman" w:cstheme="minorHAnsi"/>
+          <w:color w:val="212121"/>
+          <w:kern w:val="0"/>
+          <w14:ligatures w14:val="none"/>
+        </w:rPr>
+        <w:br/>
+      </w:r>
+      <w:r>
+        <w:rPr>
+          <w:rFonts w:eastAsia="Times New Roman" w:cstheme="minorHAnsi"/>
+          <w:b/>
+          <w:bCs/>
+          <w:color w:val="212121"/>
+          <w:kern w:val="0"/>
+          <w14:ligatures w14:val="none"/>
+        </w:rPr>
+        <w:t>Yes, it is on the Music Page when playing anything  except Tuner</w:t>
+      </w:r>
+      <w:r>
+        <w:rPr>
+          <w:rFonts w:eastAsia="Times New Roman" w:cstheme="minorHAnsi"/>
+          <w:color w:val="212121"/>
+          <w:kern w:val="0"/>
+          <w14:ligatures w14:val="none"/>
+        </w:rPr>
+        <w:t>.</w:t>
+      </w:r>
+      <w:r>
+        <w:rPr>
+          <w:rFonts w:eastAsia="Times New Roman" w:cstheme="minorHAnsi"/>
+          <w:color w:val="212121"/>
+          <w:kern w:val="0"/>
+          <w14:ligatures w14:val="none"/>
+        </w:rPr>
+        <w:t xml:space="preserve"> </w:t>
+      </w:r>
+      <w:r>
+        <w:rPr>
+          <w:rFonts w:eastAsia="Times New Roman" w:cstheme="minorHAnsi"/>
+          <w:b/>
+          <w:bCs/>
+          <w:color w:val="212121"/>
+          <w:kern w:val="0"/>
+          <w14:ligatures w14:val="none"/>
+        </w:rPr>
+        <w:t>Scroll down to the bottom</w:t>
+      </w:r>
+      <w:r>
+        <w:rPr>
+          <w:rFonts w:eastAsia="Times New Roman" w:cstheme="minorHAnsi"/>
+          <w:b/>
+          <w:bCs/>
+          <w:color w:val="212121"/>
+          <w:kern w:val="0"/>
+          <w14:ligatures w14:val="none"/>
+        </w:rPr>
+        <w:br/>
+      </w:r>
+    </w:p>
+    <w:p>
+      <w:pPr>
+        <w:pStyle w:val="ListParagraph"/>
+        <w:numPr>
+          <w:ilvl w:val="1"/>
+          <w:numId w:val="1"/>
+        </w:numPr>
+        <w:shd w:val="clear" w:color="auto" w:fill="FFFFFF"/>
+        <w:spacing w:before="100" w:beforeAutospacing="1" w:after="100" w:afterAutospacing="1"/>
+        <w:rPr>
+          <w:rFonts w:cstheme="minorHAnsi"/>
+        </w:rPr>
+      </w:pPr>
+      <w:r>
+        <w:rPr>
+          <w:rFonts w:eastAsia="Times New Roman" w:cstheme="minorHAnsi"/>
+          <w:color w:val="212121"/>
+          <w:kern w:val="0"/>
+          <w14:ligatures w14:val="none"/>
+        </w:rPr>
+        <w:t>Also, on the "what to play" page, instead of hitting the back arrow, could there be a "go" button. It seems a little confusing having to keep hitting back.</w:t>
+      </w:r>
+      <w:r>
+        <w:rPr>
+          <w:rFonts w:eastAsia="Times New Roman" w:cstheme="minorHAnsi"/>
+          <w:color w:val="212121"/>
+          <w:kern w:val="0"/>
+          <w14:ligatures w14:val="none"/>
+        </w:rPr>
+        <w:br/>
+      </w:r>
+      <w:r>
+        <w:rPr>
+          <w:rFonts w:eastAsia="Times New Roman" w:cstheme="minorHAnsi"/>
+          <w:b/>
+          <w:bCs/>
+          <w:color w:val="212121"/>
+          <w:kern w:val="0"/>
+          <w14:ligatures w14:val="none"/>
+        </w:rPr>
+        <w:t>Done.</w:t>
+      </w:r>
+      <w:r>
+        <w:rPr>
+          <w:rFonts w:eastAsia="Times New Roman" w:cstheme="minorHAnsi"/>
+          <w:color w:val="212121"/>
+          <w:kern w:val="0"/>
+          <w14:ligatures w14:val="none"/>
+        </w:rPr>
+        <w:br/>
+      </w:r>
+      <w:r>
+        <w:rPr>
+          <w:rFonts w:eastAsia="Times New Roman" w:cstheme="minorHAnsi"/>
+          <w:b/>
+          <w:bCs/>
+          <w:color w:val="212121"/>
+          <w:kern w:val="0"/>
+          <w14:ligatures w14:val="none"/>
+        </w:rPr>
+        <w:t>Now, as soon as you make a selection it goes back to the Music page. You don’t have to do anything.</w:t>
+      </w:r>
+      <w:r>
+        <w:rPr>
+          <w:rFonts w:eastAsia="Times New Roman" w:cstheme="minorHAnsi"/>
+          <w:color w:val="212121"/>
+          <w:kern w:val="0"/>
+          <w14:ligatures w14:val="none"/>
+        </w:rPr>
+        <w:br/>
+      </w:r>
+    </w:p>
+    <w:p>
+      <w:pPr>
+        <w:pStyle w:val="ListParagraph"/>
+        <w:numPr>
+          <w:ilvl w:val="1"/>
+          <w:numId w:val="1"/>
+        </w:numPr>
+        <w:shd w:val="clear" w:color="auto" w:fill="FFFFFF"/>
+        <w:spacing w:before="100" w:beforeAutospacing="1" w:after="100" w:afterAutospacing="1"/>
+        <w:rPr>
+          <w:rFonts w:cstheme="minorHAnsi"/>
+        </w:rPr>
+      </w:pPr>
+      <w:r>
+        <w:rPr>
+          <w:rFonts w:eastAsia="Times New Roman" w:cstheme="minorHAnsi"/>
+          <w:color w:val="212121"/>
+          <w:kern w:val="0"/>
+          <w14:ligatures w14:val="none"/>
+        </w:rPr>
+        <w:t>Similarly when looking at the scale or exercise, could there be an "x" or some button that would return to the "what to play" page instead of having to keep opening the menu?</w:t>
+      </w:r>
+      <w:r>
+        <w:rPr>
+          <w:rFonts w:eastAsia="Times New Roman" w:cstheme="minorHAnsi"/>
+          <w:color w:val="212121"/>
+          <w:kern w:val="0"/>
+          <w14:ligatures w14:val="none"/>
+        </w:rPr>
+        <w:br/>
+      </w:r>
+      <w:r>
+        <w:rPr>
+          <w:rFonts w:eastAsia="Times New Roman" w:cstheme="minorHAnsi"/>
+          <w:b/>
+          <w:bCs/>
+          <w:color w:val="212121"/>
+          <w:kern w:val="0"/>
+          <w14:ligatures w14:val="none"/>
+        </w:rPr>
+        <w:t>Done.</w:t>
+      </w:r>
+      <w:r>
+        <w:rPr>
+          <w:rFonts w:eastAsia="Times New Roman" w:cstheme="minorHAnsi"/>
+          <w:b/>
+          <w:bCs/>
+          <w:color w:val="212121"/>
+          <w:kern w:val="0"/>
+          <w14:ligatures w14:val="none"/>
+        </w:rPr>
+        <w:br/>
+        <w:t>Now the back arrow returns you to the “what to play” page.</w:t>
+      </w:r>
+      <w:r>
+        <w:rPr>
+          <w:rFonts w:eastAsia="Times New Roman" w:cstheme="minorHAnsi"/>
+          <w:color w:val="212121"/>
+          <w:kern w:val="0"/>
+          <w14:ligatures w14:val="none"/>
+        </w:rPr>
+        <w:br/>
+      </w:r>
+    </w:p>
+    <w:p>
+      <w:pPr>
+        <w:pStyle w:val="ListParagraph"/>
+        <w:numPr>
+          <w:ilvl w:val="1"/>
+          <w:numId w:val="1"/>
+        </w:numPr>
+        <w:shd w:val="clear" w:color="auto" w:fill="FFFFFF"/>
+        <w:spacing w:before="100" w:beforeAutospacing="1" w:after="100" w:afterAutospacing="1"/>
+        <w:rPr>
+          <w:rFonts w:cstheme="minorHAnsi"/>
+        </w:rPr>
+      </w:pPr>
+      <w:r>
+        <w:rPr>
+          <w:rFonts w:eastAsia="Times New Roman" w:cstheme="minorHAnsi"/>
+          <w:color w:val="212121"/>
+          <w:kern w:val="0"/>
+          <w14:ligatures w14:val="none"/>
+        </w:rPr>
+        <w:t>Could a metronome be included? Is there one already that I missed?</w:t>
+      </w:r>
+      <w:r>
+        <w:rPr>
+          <w:rFonts w:eastAsia="Times New Roman" w:cstheme="minorHAnsi"/>
+          <w:color w:val="212121"/>
+          <w:kern w:val="0"/>
+          <w14:ligatures w14:val="none"/>
+        </w:rPr>
+        <w:br/>
+      </w:r>
+      <w:r>
+        <w:rPr>
+          <w:rFonts w:eastAsia="Times New Roman" w:cstheme="minorHAnsi"/>
+          <w:b/>
+          <w:bCs/>
+          <w:color w:val="212121"/>
+          <w:kern w:val="0"/>
+          <w14:ligatures w14:val="none"/>
+        </w:rPr>
+        <w:t>Done.</w:t>
+      </w:r>
+      <w:r>
+        <w:rPr>
+          <w:rFonts w:eastAsia="Times New Roman" w:cstheme="minorHAnsi"/>
+          <w:color w:val="212121"/>
+          <w:kern w:val="0"/>
+          <w14:ligatures w14:val="none"/>
+        </w:rPr>
+        <w:br/>
+      </w:r>
+      <w:r>
+        <w:rPr>
+          <w:rFonts w:eastAsia="Times New Roman" w:cstheme="minorHAnsi"/>
+          <w:b/>
+          <w:bCs/>
+          <w:color w:val="212121"/>
+          <w:kern w:val="0"/>
+          <w14:ligatures w14:val="none"/>
+        </w:rPr>
+        <w:t>The Tuner page now also has a Metronome</w:t>
+      </w:r>
+      <w:r>
+        <w:rPr>
+          <w:rFonts w:eastAsia="Times New Roman" w:cstheme="minorHAnsi"/>
+          <w:b/>
+          <w:bCs/>
+          <w:color w:val="212121"/>
+          <w:kern w:val="0"/>
+          <w14:ligatures w14:val="none"/>
+        </w:rPr>
+        <w:br/>
+      </w:r>
+    </w:p>
+    <w:p>
+      <w:pPr>
+        <w:pStyle w:val="ListParagraph"/>
+        <w:numPr>
+          <w:ilvl w:val="0"/>
+          <w:numId w:val="1"/>
+        </w:numPr>
+        <w:shd w:val="clear" w:color="auto" w:fill="FFFFFF"/>
+        <w:spacing w:before="100" w:beforeAutospacing="1" w:after="100" w:afterAutospacing="1"/>
+        <w:rPr>
+          <w:rFonts w:cstheme="minorHAnsi"/>
+          <w:b/>
+          <w:bCs/>
+        </w:rPr>
+      </w:pPr>
+      <w:r>
+        <w:rPr>
+          <w:rFonts w:eastAsia="Times New Roman" w:cstheme="minorHAnsi"/>
+          <w:b/>
+          <w:bCs/>
+          <w:color w:val="212121"/>
+          <w:kern w:val="0"/>
+          <w14:ligatures w14:val="none"/>
+        </w:rPr>
+        <w:t>Feedback from Brend</w:t>
+      </w:r>
+      <w:r>
+        <w:rPr>
+          <w:rFonts w:eastAsia="Times New Roman" w:cstheme="minorHAnsi"/>
+          <w:b/>
+          <w:bCs/>
+          <w:color w:val="212121"/>
+          <w:kern w:val="0"/>
+          <w14:ligatures w14:val="none"/>
+        </w:rPr>
+        <w:t>a</w:t>
+      </w:r>
+      <w:r>
+        <w:rPr>
+          <w:rFonts w:eastAsia="Times New Roman" w:cstheme="minorHAnsi"/>
+          <w:b/>
+          <w:bCs/>
+          <w:color w:val="212121"/>
+          <w:kern w:val="0"/>
+          <w14:ligatures w14:val="none"/>
+        </w:rPr>
+        <w:t xml:space="preserve"> Page</w:t>
+      </w:r>
+    </w:p>
+    <w:p>
+      <w:pPr>
+        <w:pStyle w:val="ListParagraph"/>
+        <w:numPr>
+          <w:ilvl w:val="1"/>
+          <w:numId w:val="1"/>
+        </w:numPr>
+        <w:shd w:val="clear" w:color="auto" w:fill="FFFFFF"/>
+        <w:spacing w:before="100" w:beforeAutospacing="1" w:after="100" w:afterAutospacing="1"/>
+        <w:rPr>
+          <w:rFonts w:cstheme="minorHAnsi"/>
+        </w:rPr>
+      </w:pPr>
+      <w:r>
+        <w:rPr>
+          <w:rFonts w:eastAsia="Times New Roman" w:cstheme="minorHAnsi"/>
+          <w:color w:val="212121"/>
+          <w:kern w:val="0"/>
+          <w14:ligatures w14:val="none"/>
+        </w:rPr>
+        <w:t>There should be a key signature</w:t>
+      </w:r>
+      <w:r>
+        <w:rPr>
+          <w:rFonts w:eastAsia="Times New Roman" w:cstheme="minorHAnsi"/>
+          <w:color w:val="212121"/>
+          <w:kern w:val="0"/>
+          <w14:ligatures w14:val="none"/>
+        </w:rPr>
+        <w:t xml:space="preserve"> and time signature</w:t>
+      </w:r>
+      <w:r>
+        <w:rPr>
+          <w:rFonts w:eastAsia="Times New Roman" w:cstheme="minorHAnsi"/>
+          <w:color w:val="212121"/>
+          <w:kern w:val="0"/>
+          <w14:ligatures w14:val="none"/>
+        </w:rPr>
+        <w:t xml:space="preserve"> on the lower staff.</w:t>
+      </w:r>
+      <w:r>
+        <w:rPr>
+          <w:rFonts w:eastAsia="Times New Roman" w:cstheme="minorHAnsi"/>
+          <w:color w:val="212121"/>
+          <w:kern w:val="0"/>
+          <w14:ligatures w14:val="none"/>
+        </w:rPr>
+        <w:br/>
+      </w:r>
+      <w:r>
+        <w:rPr>
+          <w:rFonts w:eastAsia="Times New Roman" w:cstheme="minorHAnsi"/>
+          <w:b/>
+          <w:bCs/>
+          <w:color w:val="212121"/>
+          <w:kern w:val="0"/>
+          <w14:ligatures w14:val="none"/>
+        </w:rPr>
+        <w:t>Done – with options in Settings to turn On or Off.</w:t>
+      </w:r>
+    </w:p>
+    <w:p>
+      <w:pPr>
+        <w:pStyle w:val="ListParagraph"/>
+        <w:numPr>
+          <w:ilvl w:val="0"/>
+          <w:numId w:val="1"/>
+        </w:numPr>
+        <w:shd w:val="clear" w:color="auto" w:fill="FFFFFF"/>
+        <w:spacing w:before="100" w:beforeAutospacing="1" w:after="100" w:afterAutospacing="1"/>
+        <w:rPr>
+          <w:rFonts w:cstheme="minorHAnsi"/>
+          <w:b/>
+          <w:bCs/>
+        </w:rPr>
+      </w:pPr>
+      <w:r>
+        <w:rPr>
+          <w:rFonts w:eastAsia="Times New Roman" w:cstheme="minorHAnsi"/>
+          <w:b/>
+          <w:bCs/>
+          <w:color w:val="212121"/>
+          <w:kern w:val="0"/>
+          <w14:ligatures w14:val="none"/>
+        </w:rPr>
+        <w:t>Bugs</w:t>
+      </w:r>
+    </w:p>
+    <w:p>
+      <w:pPr>
+        <w:pStyle w:val="ListParagraph"/>
+        <w:numPr>
+          <w:ilvl w:val="1"/>
+          <w:numId w:val="1"/>
+        </w:numPr>
+        <w:shd w:val="clear" w:color="auto" w:fill="FFFFFF"/>
+        <w:spacing w:before="100" w:beforeAutospacing="1" w:after="100" w:afterAutospacing="1"/>
+        <w:rPr>
+          <w:rFonts w:cstheme="minorHAnsi"/>
+        </w:rPr>
+      </w:pPr>
+      <w:r>
+        <w:rPr>
+          <w:rFonts w:eastAsia="Times New Roman" w:cstheme="minorHAnsi"/>
+          <w:color w:val="212121"/>
+          <w:kern w:val="0"/>
+          <w14:ligatures w14:val="none"/>
+        </w:rPr>
+        <w:t>Does not hear a repeated note</w:t>
+      </w:r>
+      <w:r>
+        <w:rPr>
+          <w:rFonts w:eastAsia="Times New Roman" w:cstheme="minorHAnsi"/>
+          <w:color w:val="212121"/>
+          <w:kern w:val="0"/>
+          <w14:ligatures w14:val="none"/>
+        </w:rPr>
+        <w:br/>
+      </w:r>
+    </w:p>
+    <w:p>
+      <w:pPr>
+        <w:pStyle w:val="ListParagraph"/>
+        <w:numPr>
+          <w:ilvl w:val="0"/>
+          <w:numId w:val="1"/>
+        </w:numPr>
         <w:ind w:left="270"/>
-      </w:pPr>
-      <w:r>
-        <w:t>Show moreShow less</w:t>
-      </w:r>
-    </w:p>
-    <w:p>
-      <w:pPr>
-        <w:ind w:left="270"/>
-      </w:pPr>
-      <w:r>
-        <w:t>Yes. That is the normal process.</w:t>
-      </w:r>
-    </w:p>
-    <w:p>
-      <w:pPr>
-        <w:ind w:left="270"/>
-      </w:pPr>
-      <w:r>
-        <w:t xml:space="preserve">In </w:t>
-      </w:r>
-      <w:r>
-        <w:rPr>
-          <w:b/>
-          <w:bCs/>
-        </w:rPr>
-        <w:t>Google Play Console</w:t>
+        <w:rPr>
+          <w:rFonts w:cstheme="minorHAnsi"/>
+          <w:b/>
+          <w:bCs/>
+        </w:rPr>
+      </w:pPr>
+      <w:r>
+        <w:rPr>
+          <w:rFonts w:cstheme="minorHAnsi"/>
+        </w:rPr>
+        <w:t>8/1/2026 11:14 AM</w:t>
+      </w:r>
+      <w:r>
+        <w:rPr>
+          <w:rFonts w:cstheme="minorHAnsi"/>
+          <w:b/>
+          <w:bCs/>
+        </w:rPr>
+        <w:t xml:space="preserve"> Intervals Ear Training</w:t>
+      </w:r>
+    </w:p>
+    <w:p>
+      <w:pPr>
+        <w:pStyle w:val="ListParagraph"/>
+        <w:numPr>
+          <w:ilvl w:val="1"/>
+          <w:numId w:val="1"/>
+        </w:numPr>
+        <w:rPr>
+          <w:rFonts w:cstheme="minorHAnsi"/>
+        </w:rPr>
+      </w:pPr>
+      <w:r>
+        <w:rPr>
+          <w:rFonts w:cstheme="minorHAnsi"/>
+        </w:rPr>
+        <w:t>Deb Robers wrote “</w:t>
+      </w:r>
+      <w:r>
+        <w:rPr>
+          <w:rFonts w:cstheme="minorHAnsi"/>
+        </w:rPr>
+        <w:t>Can you add interval training for aural skills to the app? </w:t>
+      </w:r>
+      <w:r>
+        <w:rPr>
+          <w:rFonts w:cstheme="minorHAnsi"/>
+        </w:rPr>
+        <w:t>“</w:t>
+      </w:r>
+    </w:p>
+    <w:p>
+      <w:pPr>
+        <w:pStyle w:val="ListParagraph"/>
+        <w:numPr>
+          <w:ilvl w:val="1"/>
+          <w:numId w:val="1"/>
+        </w:numPr>
+        <w:rPr>
+          <w:rFonts w:cstheme="minorHAnsi"/>
+        </w:rPr>
+      </w:pPr>
+      <w:r>
+        <w:rPr>
+          <w:rFonts w:cstheme="minorHAnsi"/>
+        </w:rPr>
+        <w:t>With ChatGPT I composed this prompt for Cursor</w:t>
+      </w:r>
+    </w:p>
+    <w:p>
+      <w:pPr>
+        <w:ind w:left="630"/>
+        <w:rPr>
+          <w:rFonts w:cstheme="minorHAnsi"/>
+        </w:rPr>
+      </w:pPr>
+      <w:r>
+        <w:rPr>
+          <w:rFonts w:cstheme="minorHAnsi"/>
+        </w:rPr>
+        <w:t xml:space="preserve">Add a new </w:t>
+      </w:r>
+      <w:r>
+        <w:rPr>
+          <w:rFonts w:cstheme="minorHAnsi"/>
+        </w:rPr>
+        <w:t>page</w:t>
+      </w:r>
+      <w:r>
+        <w:rPr>
+          <w:rFonts w:cstheme="minorHAnsi"/>
+        </w:rPr>
+        <w:t xml:space="preserve"> to Music Mate called </w:t>
+      </w:r>
+      <w:r>
+        <w:rPr>
+          <w:rFonts w:cstheme="minorHAnsi"/>
+          <w:b/>
+          <w:bCs/>
+        </w:rPr>
+        <w:t xml:space="preserve"> Ear Training</w:t>
+      </w:r>
+      <w:r>
+        <w:rPr>
+          <w:rFonts w:cstheme="minorHAnsi"/>
+        </w:rPr>
+        <w:t>.</w:t>
+      </w:r>
+    </w:p>
+    <w:p>
+      <w:pPr>
+        <w:ind w:left="630"/>
+        <w:rPr>
+          <w:rFonts w:cstheme="minorHAnsi"/>
+          <w:b/>
+          <w:bCs/>
+        </w:rPr>
+      </w:pPr>
+      <w:r>
+        <w:rPr>
+          <w:rFonts w:cstheme="minorHAnsi"/>
+          <w:b/>
+          <w:bCs/>
+        </w:rPr>
+        <w:t>1. Navigation</w:t>
+      </w:r>
+    </w:p>
+    <w:p>
+      <w:pPr>
+        <w:ind w:left="630"/>
+        <w:rPr>
+          <w:rFonts w:cstheme="minorHAnsi"/>
+        </w:rPr>
+      </w:pPr>
+      <w:r>
+        <w:rPr>
+          <w:rFonts w:cstheme="minorHAnsi"/>
+        </w:rPr>
+        <w:t>Add a new menu item named:</w:t>
+      </w:r>
+    </w:p>
+    <w:p>
+      <w:pPr>
+        <w:ind w:left="630"/>
+        <w:rPr>
+          <w:rFonts w:cstheme="minorHAnsi"/>
+        </w:rPr>
+      </w:pPr>
+      <w:r>
+        <w:rPr>
+          <w:rFonts w:cstheme="minorHAnsi"/>
+          <w:b/>
+          <w:bCs/>
+        </w:rPr>
+        <w:t>Interval Ear Training</w:t>
+      </w:r>
+    </w:p>
+    <w:p>
+      <w:pPr>
+        <w:ind w:left="630"/>
+        <w:rPr>
+          <w:rFonts w:cstheme="minorHAnsi"/>
+        </w:rPr>
+      </w:pPr>
+      <w:r>
+        <w:rPr>
+          <w:rFonts w:cstheme="minorHAnsi"/>
+        </w:rPr>
+        <w:t>When the user taps it, open a new Interval Ear Training page.</w:t>
+      </w:r>
+    </w:p>
+    <w:p>
+      <w:pPr>
+        <w:ind w:left="630"/>
+        <w:rPr>
+          <w:rFonts w:cstheme="minorHAnsi"/>
+        </w:rPr>
+      </w:pPr>
+      <w:r>
+        <w:rPr>
+          <w:rFonts w:cstheme="minorHAnsi"/>
+        </w:rPr>
+        <w:t>Follow the app’s existing architecture, styling, dependency-injection patterns, navigation conventions, safe-area handling, audio playback system, and persisted-settings approach. Do not duplicate functionality that already exists elsewhere in the app.</w:t>
+      </w:r>
+    </w:p>
+    <w:p>
+      <w:pPr>
+        <w:ind w:left="630"/>
+        <w:rPr>
+          <w:rFonts w:cstheme="minorHAnsi"/>
+          <w:b/>
+          <w:bCs/>
+        </w:rPr>
+      </w:pPr>
+      <w:r>
+        <w:rPr>
+          <w:rFonts w:cstheme="minorHAnsi"/>
+          <w:b/>
+          <w:bCs/>
+        </w:rPr>
+        <w:t>2. Page controls</w:t>
+      </w:r>
+    </w:p>
+    <w:p>
+      <w:pPr>
+        <w:ind w:left="630"/>
+        <w:rPr>
+          <w:rFonts w:cstheme="minorHAnsi"/>
+        </w:rPr>
+      </w:pPr>
+      <w:r>
+        <w:rPr>
+          <w:rFonts w:cstheme="minorHAnsi"/>
+        </w:rPr>
+        <w:t>The page must contain the following controls:</w:t>
+      </w:r>
+    </w:p>
+    <w:p>
+      <w:pPr>
+        <w:ind w:left="630"/>
+        <w:rPr>
+          <w:rFonts w:cstheme="minorHAnsi"/>
+        </w:rPr>
+      </w:pPr>
+      <w:r>
+        <w:rPr>
+          <w:rFonts w:cstheme="minorHAnsi"/>
+          <w:b/>
+          <w:bCs/>
+        </w:rPr>
+        <w:t>Play Random Interval</w:t>
+      </w:r>
+    </w:p>
+    <w:p>
+      <w:pPr>
+        <w:ind w:left="630"/>
+        <w:rPr>
+          <w:rFonts w:cstheme="minorHAnsi"/>
+        </w:rPr>
+      </w:pPr>
+      <w:r>
+        <w:rPr>
+          <w:rFonts w:cstheme="minorHAnsi"/>
+          <w:b/>
+          <w:bCs/>
+        </w:rPr>
+        <w:t>Play It Again</w:t>
+      </w:r>
+    </w:p>
+    <w:p>
+      <w:pPr>
+        <w:ind w:left="630"/>
+        <w:rPr>
+          <w:rFonts w:cstheme="minorHAnsi"/>
+        </w:rPr>
+      </w:pPr>
+      <w:r>
+        <w:rPr>
+          <w:rFonts w:cstheme="minorHAnsi"/>
+        </w:rPr>
+        <w:t>Thirteen interval buttons:</w:t>
+      </w:r>
+    </w:p>
+    <w:tbl>
+      <w:tblPr>
+        <w:tblW w:w="0" w:type="auto"/>
+        <w:tblCellSpacing w:w="15" w:type="dxa"/>
+        <w:tblCellMar>
+          <w:top w:w="15" w:type="dxa"/>
+          <w:left w:w="15" w:type="dxa"/>
+          <w:bottom w:w="15" w:type="dxa"/>
+          <w:right w:w="15" w:type="dxa"/>
+        </w:tblCellMar>
+        <w:tblLook w:val="04A0" w:firstRow="1" w:lastRow="0" w:firstColumn="1" w:lastColumn="0" w:noHBand="0" w:noVBand="1"/>
+      </w:tblPr>
+      <w:tblGrid>
+        <w:gridCol w:w="1823"/>
+        <w:gridCol w:w="2124"/>
+      </w:tblGrid>
+      <w:tr>
+        <w:trPr>
+          <w:tblHeader/>
+          <w:tblCellSpacing w:w="15" w:type="dxa"/>
+        </w:trPr>
+        <w:tc>
+          <w:tcPr>
+            <w:tcW w:w="0" w:type="auto"/>
+            <w:vAlign w:val="center"/>
+            <w:hideMark/>
+          </w:tcPr>
+          <w:p>
+            <w:pPr>
+              <w:ind w:left="630"/>
+              <w:rPr>
+                <w:rFonts w:cstheme="minorHAnsi"/>
+                <w:b/>
+                <w:bCs/>
+              </w:rPr>
+            </w:pPr>
+            <w:r>
+              <w:rPr>
+                <w:rFonts w:cstheme="minorHAnsi"/>
+                <w:b/>
+                <w:bCs/>
+              </w:rPr>
+              <w:t>Semi</w:t>
+            </w:r>
+            <w:r>
+              <w:rPr>
+                <w:rFonts w:cstheme="minorHAnsi"/>
+                <w:b/>
+                <w:bCs/>
+              </w:rPr>
+              <w:t>-</w:t>
+            </w:r>
+            <w:r>
+              <w:rPr>
+                <w:rFonts w:cstheme="minorHAnsi"/>
+                <w:b/>
+                <w:bCs/>
+              </w:rPr>
+              <w:t>tone</w:t>
+            </w:r>
+            <w:r>
+              <w:rPr>
+                <w:rFonts w:cstheme="minorHAnsi"/>
+                <w:b/>
+                <w:bCs/>
+              </w:rPr>
+              <w:t>s</w:t>
+            </w:r>
+          </w:p>
+        </w:tc>
+        <w:tc>
+          <w:tcPr>
+            <w:tcW w:w="0" w:type="auto"/>
+            <w:vAlign w:val="center"/>
+            <w:hideMark/>
+          </w:tcPr>
+          <w:p>
+            <w:pPr>
+              <w:ind w:left="630"/>
+              <w:rPr>
+                <w:rFonts w:cstheme="minorHAnsi"/>
+                <w:b/>
+                <w:bCs/>
+              </w:rPr>
+            </w:pPr>
+            <w:r>
+              <w:rPr>
+                <w:rFonts w:cstheme="minorHAnsi"/>
+                <w:b/>
+                <w:bCs/>
+              </w:rPr>
+              <w:t>Interval name</w:t>
+            </w:r>
+          </w:p>
+        </w:tc>
+      </w:tr>
+      <w:tr>
+        <w:trPr>
+          <w:tblCellSpacing w:w="15" w:type="dxa"/>
+        </w:trPr>
+        <w:tc>
+          <w:tcPr>
+            <w:tcW w:w="0" w:type="auto"/>
+            <w:vAlign w:val="center"/>
+            <w:hideMark/>
+          </w:tcPr>
+          <w:p>
+            <w:pPr>
+              <w:ind w:left="630"/>
+              <w:rPr>
+                <w:rFonts w:cstheme="minorHAnsi"/>
+              </w:rPr>
+            </w:pPr>
+            <w:r>
+              <w:rPr>
+                <w:rFonts w:cstheme="minorHAnsi"/>
+              </w:rPr>
+              <w:t>0</w:t>
+            </w:r>
+          </w:p>
+        </w:tc>
+        <w:tc>
+          <w:tcPr>
+            <w:tcW w:w="0" w:type="auto"/>
+            <w:vAlign w:val="center"/>
+            <w:hideMark/>
+          </w:tcPr>
+          <w:p>
+            <w:pPr>
+              <w:ind w:left="630"/>
+              <w:rPr>
+                <w:rFonts w:cstheme="minorHAnsi"/>
+              </w:rPr>
+            </w:pPr>
+            <w:r>
+              <w:rPr>
+                <w:rFonts w:cstheme="minorHAnsi"/>
+              </w:rPr>
+              <w:t>Perfect unison</w:t>
+            </w:r>
+          </w:p>
+        </w:tc>
+      </w:tr>
+      <w:tr>
+        <w:trPr>
+          <w:tblCellSpacing w:w="15" w:type="dxa"/>
+        </w:trPr>
+        <w:tc>
+          <w:tcPr>
+            <w:tcW w:w="0" w:type="auto"/>
+            <w:vAlign w:val="center"/>
+            <w:hideMark/>
+          </w:tcPr>
+          <w:p>
+            <w:pPr>
+              <w:ind w:left="630"/>
+              <w:rPr>
+                <w:rFonts w:cstheme="minorHAnsi"/>
+              </w:rPr>
+            </w:pPr>
+            <w:r>
+              <w:rPr>
+                <w:rFonts w:cstheme="minorHAnsi"/>
+              </w:rPr>
+              <w:t>1</w:t>
+            </w:r>
+          </w:p>
+        </w:tc>
+        <w:tc>
+          <w:tcPr>
+            <w:tcW w:w="0" w:type="auto"/>
+            <w:vAlign w:val="center"/>
+            <w:hideMark/>
+          </w:tcPr>
+          <w:p>
+            <w:pPr>
+              <w:ind w:left="630"/>
+              <w:rPr>
+                <w:rFonts w:cstheme="minorHAnsi"/>
+              </w:rPr>
+            </w:pPr>
+            <w:r>
+              <w:rPr>
+                <w:rFonts w:cstheme="minorHAnsi"/>
+              </w:rPr>
+              <w:t>Minor second</w:t>
+            </w:r>
+          </w:p>
+        </w:tc>
+      </w:tr>
+      <w:tr>
+        <w:trPr>
+          <w:tblCellSpacing w:w="15" w:type="dxa"/>
+        </w:trPr>
+        <w:tc>
+          <w:tcPr>
+            <w:tcW w:w="0" w:type="auto"/>
+            <w:vAlign w:val="center"/>
+            <w:hideMark/>
+          </w:tcPr>
+          <w:p>
+            <w:pPr>
+              <w:ind w:left="630"/>
+              <w:rPr>
+                <w:rFonts w:cstheme="minorHAnsi"/>
+              </w:rPr>
+            </w:pPr>
+            <w:r>
+              <w:rPr>
+                <w:rFonts w:cstheme="minorHAnsi"/>
+              </w:rPr>
+              <w:t>2</w:t>
+            </w:r>
+          </w:p>
+        </w:tc>
+        <w:tc>
+          <w:tcPr>
+            <w:tcW w:w="0" w:type="auto"/>
+            <w:vAlign w:val="center"/>
+            <w:hideMark/>
+          </w:tcPr>
+          <w:p>
+            <w:pPr>
+              <w:ind w:left="630"/>
+              <w:rPr>
+                <w:rFonts w:cstheme="minorHAnsi"/>
+              </w:rPr>
+            </w:pPr>
+            <w:r>
+              <w:rPr>
+                <w:rFonts w:cstheme="minorHAnsi"/>
+              </w:rPr>
+              <w:t>Major second</w:t>
+            </w:r>
+          </w:p>
+        </w:tc>
+      </w:tr>
+      <w:tr>
+        <w:trPr>
+          <w:tblCellSpacing w:w="15" w:type="dxa"/>
+        </w:trPr>
+        <w:tc>
+          <w:tcPr>
+            <w:tcW w:w="0" w:type="auto"/>
+            <w:vAlign w:val="center"/>
+            <w:hideMark/>
+          </w:tcPr>
+          <w:p>
+            <w:pPr>
+              <w:ind w:left="630"/>
+              <w:rPr>
+                <w:rFonts w:cstheme="minorHAnsi"/>
+              </w:rPr>
+            </w:pPr>
+            <w:r>
+              <w:rPr>
+                <w:rFonts w:cstheme="minorHAnsi"/>
+              </w:rPr>
+              <w:t>3</w:t>
+            </w:r>
+          </w:p>
+        </w:tc>
+        <w:tc>
+          <w:tcPr>
+            <w:tcW w:w="0" w:type="auto"/>
+            <w:vAlign w:val="center"/>
+            <w:hideMark/>
+          </w:tcPr>
+          <w:p>
+            <w:pPr>
+              <w:ind w:left="630"/>
+              <w:rPr>
+                <w:rFonts w:cstheme="minorHAnsi"/>
+              </w:rPr>
+            </w:pPr>
+            <w:r>
+              <w:rPr>
+                <w:rFonts w:cstheme="minorHAnsi"/>
+              </w:rPr>
+              <w:t>Minor third</w:t>
+            </w:r>
+          </w:p>
+        </w:tc>
+      </w:tr>
+      <w:tr>
+        <w:trPr>
+          <w:tblCellSpacing w:w="15" w:type="dxa"/>
+        </w:trPr>
+        <w:tc>
+          <w:tcPr>
+            <w:tcW w:w="0" w:type="auto"/>
+            <w:vAlign w:val="center"/>
+            <w:hideMark/>
+          </w:tcPr>
+          <w:p>
+            <w:pPr>
+              <w:ind w:left="630"/>
+              <w:rPr>
+                <w:rFonts w:cstheme="minorHAnsi"/>
+              </w:rPr>
+            </w:pPr>
+            <w:r>
+              <w:rPr>
+                <w:rFonts w:cstheme="minorHAnsi"/>
+              </w:rPr>
+              <w:t>4</w:t>
+            </w:r>
+          </w:p>
+        </w:tc>
+        <w:tc>
+          <w:tcPr>
+            <w:tcW w:w="0" w:type="auto"/>
+            <w:vAlign w:val="center"/>
+            <w:hideMark/>
+          </w:tcPr>
+          <w:p>
+            <w:pPr>
+              <w:ind w:left="630"/>
+              <w:rPr>
+                <w:rFonts w:cstheme="minorHAnsi"/>
+              </w:rPr>
+            </w:pPr>
+            <w:r>
+              <w:rPr>
+                <w:rFonts w:cstheme="minorHAnsi"/>
+              </w:rPr>
+              <w:t>Major third</w:t>
+            </w:r>
+          </w:p>
+        </w:tc>
+      </w:tr>
+      <w:tr>
+        <w:trPr>
+          <w:tblCellSpacing w:w="15" w:type="dxa"/>
+        </w:trPr>
+        <w:tc>
+          <w:tcPr>
+            <w:tcW w:w="0" w:type="auto"/>
+            <w:vAlign w:val="center"/>
+            <w:hideMark/>
+          </w:tcPr>
+          <w:p>
+            <w:pPr>
+              <w:ind w:left="630"/>
+              <w:rPr>
+                <w:rFonts w:cstheme="minorHAnsi"/>
+              </w:rPr>
+            </w:pPr>
+            <w:r>
+              <w:rPr>
+                <w:rFonts w:cstheme="minorHAnsi"/>
+              </w:rPr>
+              <w:t>5</w:t>
+            </w:r>
+          </w:p>
+        </w:tc>
+        <w:tc>
+          <w:tcPr>
+            <w:tcW w:w="0" w:type="auto"/>
+            <w:vAlign w:val="center"/>
+            <w:hideMark/>
+          </w:tcPr>
+          <w:p>
+            <w:pPr>
+              <w:ind w:left="630"/>
+              <w:rPr>
+                <w:rFonts w:cstheme="minorHAnsi"/>
+              </w:rPr>
+            </w:pPr>
+            <w:r>
+              <w:rPr>
+                <w:rFonts w:cstheme="minorHAnsi"/>
+              </w:rPr>
+              <w:t>Perfect fourth</w:t>
+            </w:r>
+          </w:p>
+        </w:tc>
+      </w:tr>
+      <w:tr>
+        <w:trPr>
+          <w:tblCellSpacing w:w="15" w:type="dxa"/>
+        </w:trPr>
+        <w:tc>
+          <w:tcPr>
+            <w:tcW w:w="0" w:type="auto"/>
+            <w:vAlign w:val="center"/>
+            <w:hideMark/>
+          </w:tcPr>
+          <w:p>
+            <w:pPr>
+              <w:ind w:left="630"/>
+              <w:rPr>
+                <w:rFonts w:cstheme="minorHAnsi"/>
+              </w:rPr>
+            </w:pPr>
+            <w:r>
+              <w:rPr>
+                <w:rFonts w:cstheme="minorHAnsi"/>
+              </w:rPr>
+              <w:t>6</w:t>
+            </w:r>
+          </w:p>
+        </w:tc>
+        <w:tc>
+          <w:tcPr>
+            <w:tcW w:w="0" w:type="auto"/>
+            <w:vAlign w:val="center"/>
+            <w:hideMark/>
+          </w:tcPr>
+          <w:p>
+            <w:pPr>
+              <w:ind w:left="630"/>
+              <w:rPr>
+                <w:rFonts w:cstheme="minorHAnsi"/>
+              </w:rPr>
+            </w:pPr>
+            <w:r>
+              <w:rPr>
+                <w:rFonts w:cstheme="minorHAnsi"/>
+              </w:rPr>
+              <w:t>Tritone</w:t>
+            </w:r>
+          </w:p>
+        </w:tc>
+      </w:tr>
+      <w:tr>
+        <w:trPr>
+          <w:tblCellSpacing w:w="15" w:type="dxa"/>
+        </w:trPr>
+        <w:tc>
+          <w:tcPr>
+            <w:tcW w:w="0" w:type="auto"/>
+            <w:vAlign w:val="center"/>
+            <w:hideMark/>
+          </w:tcPr>
+          <w:p>
+            <w:pPr>
+              <w:ind w:left="630"/>
+              <w:rPr>
+                <w:rFonts w:cstheme="minorHAnsi"/>
+              </w:rPr>
+            </w:pPr>
+            <w:r>
+              <w:rPr>
+                <w:rFonts w:cstheme="minorHAnsi"/>
+              </w:rPr>
+              <w:t>7</w:t>
+            </w:r>
+          </w:p>
+        </w:tc>
+        <w:tc>
+          <w:tcPr>
+            <w:tcW w:w="0" w:type="auto"/>
+            <w:vAlign w:val="center"/>
+            <w:hideMark/>
+          </w:tcPr>
+          <w:p>
+            <w:pPr>
+              <w:ind w:left="630"/>
+              <w:rPr>
+                <w:rFonts w:cstheme="minorHAnsi"/>
+              </w:rPr>
+            </w:pPr>
+            <w:r>
+              <w:rPr>
+                <w:rFonts w:cstheme="minorHAnsi"/>
+              </w:rPr>
+              <w:t>Perfect fifth</w:t>
+            </w:r>
+          </w:p>
+        </w:tc>
+      </w:tr>
+      <w:tr>
+        <w:trPr>
+          <w:tblCellSpacing w:w="15" w:type="dxa"/>
+        </w:trPr>
+        <w:tc>
+          <w:tcPr>
+            <w:tcW w:w="0" w:type="auto"/>
+            <w:vAlign w:val="center"/>
+            <w:hideMark/>
+          </w:tcPr>
+          <w:p>
+            <w:pPr>
+              <w:ind w:left="630"/>
+              <w:rPr>
+                <w:rFonts w:cstheme="minorHAnsi"/>
+              </w:rPr>
+            </w:pPr>
+            <w:r>
+              <w:rPr>
+                <w:rFonts w:cstheme="minorHAnsi"/>
+              </w:rPr>
+              <w:t>8</w:t>
+            </w:r>
+          </w:p>
+        </w:tc>
+        <w:tc>
+          <w:tcPr>
+            <w:tcW w:w="0" w:type="auto"/>
+            <w:vAlign w:val="center"/>
+            <w:hideMark/>
+          </w:tcPr>
+          <w:p>
+            <w:pPr>
+              <w:ind w:left="630"/>
+              <w:rPr>
+                <w:rFonts w:cstheme="minorHAnsi"/>
+              </w:rPr>
+            </w:pPr>
+            <w:r>
+              <w:rPr>
+                <w:rFonts w:cstheme="minorHAnsi"/>
+              </w:rPr>
+              <w:t>Minor sixth</w:t>
+            </w:r>
+          </w:p>
+        </w:tc>
+      </w:tr>
+      <w:tr>
+        <w:trPr>
+          <w:tblCellSpacing w:w="15" w:type="dxa"/>
+        </w:trPr>
+        <w:tc>
+          <w:tcPr>
+            <w:tcW w:w="0" w:type="auto"/>
+            <w:vAlign w:val="center"/>
+            <w:hideMark/>
+          </w:tcPr>
+          <w:p>
+            <w:pPr>
+              <w:ind w:left="630"/>
+              <w:rPr>
+                <w:rFonts w:cstheme="minorHAnsi"/>
+              </w:rPr>
+            </w:pPr>
+            <w:r>
+              <w:rPr>
+                <w:rFonts w:cstheme="minorHAnsi"/>
+              </w:rPr>
+              <w:t>9</w:t>
+            </w:r>
+          </w:p>
+        </w:tc>
+        <w:tc>
+          <w:tcPr>
+            <w:tcW w:w="0" w:type="auto"/>
+            <w:vAlign w:val="center"/>
+            <w:hideMark/>
+          </w:tcPr>
+          <w:p>
+            <w:pPr>
+              <w:ind w:left="630"/>
+              <w:rPr>
+                <w:rFonts w:cstheme="minorHAnsi"/>
+              </w:rPr>
+            </w:pPr>
+            <w:r>
+              <w:rPr>
+                <w:rFonts w:cstheme="minorHAnsi"/>
+              </w:rPr>
+              <w:t>Major sixth</w:t>
+            </w:r>
+          </w:p>
+        </w:tc>
+      </w:tr>
+      <w:tr>
+        <w:trPr>
+          <w:tblCellSpacing w:w="15" w:type="dxa"/>
+        </w:trPr>
+        <w:tc>
+          <w:tcPr>
+            <w:tcW w:w="0" w:type="auto"/>
+            <w:vAlign w:val="center"/>
+            <w:hideMark/>
+          </w:tcPr>
+          <w:p>
+            <w:pPr>
+              <w:ind w:left="630"/>
+              <w:rPr>
+                <w:rFonts w:cstheme="minorHAnsi"/>
+              </w:rPr>
+            </w:pPr>
+            <w:r>
+              <w:rPr>
+                <w:rFonts w:cstheme="minorHAnsi"/>
+              </w:rPr>
+              <w:t>10</w:t>
+            </w:r>
+          </w:p>
+        </w:tc>
+        <w:tc>
+          <w:tcPr>
+            <w:tcW w:w="0" w:type="auto"/>
+            <w:vAlign w:val="center"/>
+            <w:hideMark/>
+          </w:tcPr>
+          <w:p>
+            <w:pPr>
+              <w:ind w:left="630"/>
+              <w:rPr>
+                <w:rFonts w:cstheme="minorHAnsi"/>
+              </w:rPr>
+            </w:pPr>
+            <w:r>
+              <w:rPr>
+                <w:rFonts w:cstheme="minorHAnsi"/>
+              </w:rPr>
+              <w:t>Minor seventh</w:t>
+            </w:r>
+          </w:p>
+        </w:tc>
+      </w:tr>
+      <w:tr>
+        <w:trPr>
+          <w:tblCellSpacing w:w="15" w:type="dxa"/>
+        </w:trPr>
+        <w:tc>
+          <w:tcPr>
+            <w:tcW w:w="0" w:type="auto"/>
+            <w:vAlign w:val="center"/>
+            <w:hideMark/>
+          </w:tcPr>
+          <w:p>
+            <w:pPr>
+              <w:ind w:left="630"/>
+              <w:rPr>
+                <w:rFonts w:cstheme="minorHAnsi"/>
+              </w:rPr>
+            </w:pPr>
+            <w:r>
+              <w:rPr>
+                <w:rFonts w:cstheme="minorHAnsi"/>
+              </w:rPr>
+              <w:t>11</w:t>
+            </w:r>
+          </w:p>
+        </w:tc>
+        <w:tc>
+          <w:tcPr>
+            <w:tcW w:w="0" w:type="auto"/>
+            <w:vAlign w:val="center"/>
+            <w:hideMark/>
+          </w:tcPr>
+          <w:p>
+            <w:pPr>
+              <w:ind w:left="630"/>
+              <w:rPr>
+                <w:rFonts w:cstheme="minorHAnsi"/>
+              </w:rPr>
+            </w:pPr>
+            <w:r>
+              <w:rPr>
+                <w:rFonts w:cstheme="minorHAnsi"/>
+              </w:rPr>
+              <w:t>Major seventh</w:t>
+            </w:r>
+          </w:p>
+        </w:tc>
+      </w:tr>
+      <w:tr>
+        <w:trPr>
+          <w:tblCellSpacing w:w="15" w:type="dxa"/>
+        </w:trPr>
+        <w:tc>
+          <w:tcPr>
+            <w:tcW w:w="0" w:type="auto"/>
+            <w:vAlign w:val="center"/>
+            <w:hideMark/>
+          </w:tcPr>
+          <w:p>
+            <w:pPr>
+              <w:ind w:left="630"/>
+              <w:rPr>
+                <w:rFonts w:cstheme="minorHAnsi"/>
+              </w:rPr>
+            </w:pPr>
+            <w:r>
+              <w:rPr>
+                <w:rFonts w:cstheme="minorHAnsi"/>
+              </w:rPr>
+              <w:t>12</w:t>
+            </w:r>
+          </w:p>
+        </w:tc>
+        <w:tc>
+          <w:tcPr>
+            <w:tcW w:w="0" w:type="auto"/>
+            <w:vAlign w:val="center"/>
+            <w:hideMark/>
+          </w:tcPr>
+          <w:p>
+            <w:pPr>
+              <w:ind w:left="630"/>
+              <w:rPr>
+                <w:rFonts w:cstheme="minorHAnsi"/>
+              </w:rPr>
+            </w:pPr>
+            <w:r>
+              <w:rPr>
+                <w:rFonts w:cstheme="minorHAnsi"/>
+              </w:rPr>
+              <w:t>Perfect octave</w:t>
+            </w:r>
+          </w:p>
+        </w:tc>
+      </w:tr>
+    </w:tbl>
+    <w:p>
+      <w:pPr>
+        <w:ind w:left="630"/>
+        <w:rPr>
+          <w:rFonts w:cstheme="minorHAnsi"/>
+        </w:rPr>
+      </w:pPr>
+      <w:r>
+        <w:rPr>
+          <w:rFonts w:cstheme="minorHAnsi"/>
+        </w:rPr>
+        <w:t>Display both the semitone count and interval name on each interval button, for example:</w:t>
+      </w:r>
+    </w:p>
+    <w:p>
+      <w:pPr>
+        <w:ind w:left="630"/>
+        <w:rPr>
+          <w:rFonts w:cstheme="minorHAnsi"/>
+        </w:rPr>
+      </w:pPr>
+      <w:r>
+        <w:rPr>
+          <w:rFonts w:cstheme="minorHAnsi"/>
+          <w:b/>
+          <w:bCs/>
+        </w:rPr>
+        <w:t>3 — Minor third</w:t>
+      </w:r>
+    </w:p>
+    <w:p>
+      <w:pPr>
+        <w:ind w:left="630"/>
+      </w:pPr>
+      <w:r>
+        <w:t>The page therefore contains 15 buttons in total: two playback buttons and thirteen interval buttons.</w:t>
+      </w:r>
+    </w:p>
+    <w:p>
+      <w:pPr>
+        <w:ind w:left="630"/>
+      </w:pPr>
+      <w:r>
+        <w:t>Arrange the controls so that they fit comfortably on a phone screen. Use a scrollable layout if necessary. Do not allow controls to be obscured by display cutouts, navigation bars, or the right-side safe-area problem previously addressed in the app.</w:t>
+      </w:r>
+    </w:p>
+    <w:p>
+      <w:pPr>
+        <w:ind w:left="630"/>
+        <w:rPr>
+          <w:b/>
+          <w:bCs/>
+        </w:rPr>
+      </w:pPr>
+      <w:r>
+        <w:rPr>
+          <w:b/>
+          <w:bCs/>
+        </w:rPr>
+        <w:t>3. Direct interval playback</w:t>
+      </w:r>
+    </w:p>
+    <w:p>
+      <w:pPr>
+        <w:ind w:left="630"/>
+      </w:pPr>
+      <w:r>
+        <w:t>When no random-interval question is awaiting an answer, tapping one of the thirteen interval buttons must play that interval.</w:t>
+      </w:r>
+    </w:p>
+    <w:p>
+      <w:pPr>
+        <w:ind w:left="630"/>
+      </w:pPr>
+      <w:r>
+        <w:t>Choose the starting note randomly, subject to these rules:</w:t>
+      </w:r>
+    </w:p>
+    <w:p>
+      <w:pPr>
+        <w:ind w:left="630"/>
+      </w:pPr>
+      <w:r>
+        <w:t>Both notes must remain within the lowest-note and highest-note limits selected on the Settings page.</w:t>
+      </w:r>
+    </w:p>
+    <w:p>
+      <w:pPr>
+        <w:ind w:left="630"/>
+      </w:pPr>
+      <w:r>
+        <w:t>The second note must be the selected number of semitones above the first note.</w:t>
+      </w:r>
+    </w:p>
+    <w:p>
+      <w:pPr>
+        <w:ind w:left="630"/>
+      </w:pPr>
+      <w:r>
+        <w:t>Only choose starting notes for which the complete interval fits within the selected range.</w:t>
+      </w:r>
+    </w:p>
+    <w:p>
+      <w:pPr>
+        <w:ind w:left="630"/>
+      </w:pPr>
+      <w:r>
+        <w:t>For a perfect unison, play the same pitch twice.</w:t>
+      </w:r>
+    </w:p>
+    <w:p>
+      <w:pPr>
+        <w:ind w:left="630"/>
+      </w:pPr>
+      <w:r>
+        <w:t>If the selected note range is too narrow to contain the requested interval, show a clear, friendly message and do not crash.</w:t>
+      </w:r>
+    </w:p>
+    <w:p>
+      <w:pPr>
+        <w:ind w:left="630"/>
+      </w:pPr>
+      <w:r>
+        <w:t>All intervals in this first implementation are ascending.</w:t>
+      </w:r>
+    </w:p>
+    <w:p>
+      <w:pPr>
+        <w:ind w:left="630"/>
+        <w:rPr>
+          <w:b/>
+          <w:bCs/>
+        </w:rPr>
+      </w:pPr>
+      <w:r>
+        <w:rPr>
+          <w:b/>
+          <w:bCs/>
+        </w:rPr>
+        <w:t>4. Random interval quiz</w:t>
+      </w:r>
+    </w:p>
+    <w:p>
+      <w:pPr>
+        <w:ind w:left="630"/>
+      </w:pPr>
+      <w:r>
+        <w:t xml:space="preserve">When the user taps </w:t>
+      </w:r>
+      <w:r>
+        <w:rPr>
+          <w:b/>
+          <w:bCs/>
+        </w:rPr>
+        <w:t>Play Random Interval</w:t>
       </w:r>
       <w:r>
         <w:t>:</w:t>
@@ -10511,192 +12646,1048 @@
     </w:p>
     <w:p>
       <w:pPr>
-        <w:ind w:left="270"/>
-      </w:pPr>
-      <w:r>
-        <w:t xml:space="preserve">Go to </w:t>
-      </w:r>
-      <w:r>
-        <w:rPr>
-          <w:b/>
-          <w:bCs/>
-        </w:rPr>
-        <w:t>Testing &gt; Internal testing</w:t>
-      </w:r>
-      <w:r>
-        <w:t xml:space="preserve">. </w:t>
-      </w:r>
-    </w:p>
-    <w:p>
-      <w:pPr>
-        <w:ind w:left="270"/>
-      </w:pPr>
-      <w:r>
-        <w:t xml:space="preserve">Open the </w:t>
-      </w:r>
-      <w:r>
-        <w:rPr>
-          <w:b/>
-          <w:bCs/>
-        </w:rPr>
-        <w:t>Testers</w:t>
-      </w:r>
-      <w:r>
-        <w:t xml:space="preserve"> tab. </w:t>
-      </w:r>
-    </w:p>
-    <w:p>
-      <w:pPr>
-        <w:ind w:left="270"/>
-      </w:pPr>
-      <w:r>
-        <w:t xml:space="preserve">Add the tester’s </w:t>
-      </w:r>
-      <w:r>
-        <w:rPr>
-          <w:b/>
-          <w:bCs/>
-        </w:rPr>
-        <w:t>Google account email address</w:t>
-      </w:r>
-      <w:r>
-        <w:t xml:space="preserve"> to the tester list. </w:t>
-      </w:r>
-    </w:p>
-    <w:p>
-      <w:pPr>
-        <w:ind w:left="270"/>
-      </w:pPr>
-      <w:r>
-        <w:t xml:space="preserve">Click </w:t>
-      </w:r>
-      <w:r>
-        <w:rPr>
-          <w:b/>
-          <w:bCs/>
-        </w:rPr>
-        <w:t>Save changes</w:t>
-      </w:r>
-      <w:r>
-        <w:t xml:space="preserve">. </w:t>
-      </w:r>
-    </w:p>
-    <w:p>
-      <w:pPr>
-        <w:ind w:left="270"/>
-      </w:pPr>
-      <w:r>
-        <w:t xml:space="preserve">Copy the </w:t>
-      </w:r>
-      <w:r>
-        <w:rPr>
-          <w:b/>
-          <w:bCs/>
-        </w:rPr>
-        <w:t>tester opt-in link</w:t>
-      </w:r>
-      <w:r>
-        <w:t xml:space="preserve">. </w:t>
-      </w:r>
-    </w:p>
-    <w:p>
-      <w:pPr>
-        <w:ind w:left="270"/>
-      </w:pPr>
-      <w:r>
-        <w:t xml:space="preserve">Email that link to the tester. </w:t>
-      </w:r>
-    </w:p>
-    <w:p>
-      <w:pPr>
-        <w:ind w:left="270"/>
-      </w:pPr>
-      <w:r>
-        <w:t>In your email, tell them something like:</w:t>
-      </w:r>
-    </w:p>
-    <w:p>
-      <w:pPr>
-        <w:ind w:left="270"/>
-      </w:pPr>
-      <w:r>
-        <w:t xml:space="preserve">Music Mate test linkMusic Mate test link </w:t>
-      </w:r>
-    </w:p>
-    <w:p>
-      <w:pPr>
-        <w:ind w:left="270"/>
-      </w:pPr>
-      <w:r>
-        <w:pict w14:anchorId="4A69520B">
-          <v:rect id="_x0000_i1054" style="width:0;height:1.5pt" o:hralign="center" o:hrstd="t" o:hr="t" fillcolor="#a0a0a0" stroked="f"/>
-        </w:pict>
-      </w:r>
-    </w:p>
-    <w:p>
-      <w:pPr>
-        <w:ind w:left="270"/>
-      </w:pPr>
-      <w:r>
-        <w:t>Hi,</w:t>
-      </w:r>
-    </w:p>
-    <w:p>
-      <w:pPr>
-        <w:ind w:left="270"/>
-      </w:pPr>
-      <w:r>
-        <w:t>I’ve added you as a tester for Music Mate.</w:t>
-      </w:r>
-    </w:p>
-    <w:p>
-      <w:pPr>
-        <w:ind w:left="270"/>
-      </w:pPr>
-      <w:r>
-        <w:t>Please open this link on your Android phone using the same Google account as this email address:</w:t>
-      </w:r>
-    </w:p>
-    <w:p>
-      <w:pPr>
-        <w:ind w:left="270"/>
-      </w:pPr>
-      <w:r>
-        <w:t>[paste the tester opt-in link here]</w:t>
-      </w:r>
-    </w:p>
-    <w:p>
-      <w:pPr>
-        <w:ind w:left="270"/>
-      </w:pPr>
-      <w:r>
-        <w:t>After you accept the test invitation, Google Play should show an Install button. It may take a few minutes, and occasionally longer, before the app is available.</w:t>
-      </w:r>
-    </w:p>
-    <w:p>
-      <w:pPr>
-        <w:ind w:left="270"/>
-      </w:pPr>
-      <w:r>
-        <w:t>Thanks!</w:t>
-      </w:r>
-    </w:p>
-    <w:p>
-      <w:pPr>
-        <w:ind w:left="270"/>
-      </w:pPr>
-      <w:r>
-        <w:t xml:space="preserve">The key point is that they must open the link while signed into the </w:t>
-      </w:r>
-      <w:r>
-        <w:rPr>
-          <w:b/>
-          <w:bCs/>
-        </w:rPr>
-        <w:t>same Google account email</w:t>
-      </w:r>
-      <w:r>
-        <w:t xml:space="preserve"> that you added to the tester list.</w:t>
+        <w:ind w:left="630"/>
+      </w:pPr>
+      <w:r>
+        <w:t>Randomly choose one of the thirteen intervals from 0 through 12 semitones.</w:t>
+      </w:r>
+    </w:p>
+    <w:p>
+      <w:pPr>
+        <w:ind w:left="630"/>
+      </w:pPr>
+      <w:r>
+        <w:t>Randomly choose a valid starting note within the Settings-page range.</w:t>
+      </w:r>
+    </w:p>
+    <w:p>
+      <w:pPr>
+        <w:ind w:left="630"/>
+      </w:pPr>
+      <w:r>
+        <w:t>Play the ascending interval.</w:t>
+      </w:r>
+    </w:p>
+    <w:p>
+      <w:pPr>
+        <w:ind w:left="630"/>
+      </w:pPr>
+      <w:r>
+        <w:t>Store the interval and both pitches as the current unanswered question.</w:t>
+      </w:r>
+    </w:p>
+    <w:p>
+      <w:pPr>
+        <w:ind w:left="630"/>
+      </w:pPr>
+      <w:r>
+        <w:t>Wait for the user to tap one of the thirteen interval buttons as her answer.</w:t>
+      </w:r>
+    </w:p>
+    <w:p>
+      <w:pPr>
+        <w:ind w:left="630"/>
+      </w:pPr>
+      <w:r>
+        <w:t>While a random question is awaiting an answer, tapping an interval button must submit that interval as the answer rather than starting a separate direct-play action.</w:t>
+      </w:r>
+    </w:p>
+    <w:p>
+      <w:pPr>
+        <w:ind w:left="630"/>
+        <w:rPr>
+          <w:b/>
+          <w:bCs/>
+        </w:rPr>
+      </w:pPr>
+      <w:r>
+        <w:rPr>
+          <w:b/>
+          <w:bCs/>
+        </w:rPr>
+        <w:t>5. Answer feedback</w:t>
+      </w:r>
+    </w:p>
+    <w:p>
+      <w:pPr>
+        <w:ind w:left="630"/>
+      </w:pPr>
+      <w:r>
+        <w:t>After the user submits an answer:</w:t>
+      </w:r>
+    </w:p>
+    <w:p>
+      <w:pPr>
+        <w:ind w:left="630"/>
+      </w:pPr>
+      <w:r>
+        <w:t>If the answer is correct, briefly display an attractive, cheerful success image or animation.</w:t>
+      </w:r>
+    </w:p>
+    <w:p>
+      <w:pPr>
+        <w:ind w:left="630"/>
+      </w:pPr>
+      <w:r>
+        <w:t>If the answer is incorrect, briefly display a humorous but child-friendly failure image or animation.</w:t>
+      </w:r>
+    </w:p>
+    <w:p>
+      <w:pPr>
+        <w:ind w:left="630"/>
+      </w:pPr>
+      <w:r>
+        <w:t>Do not use anything frightening, insulting, grotesque, or inappropriate for children.</w:t>
+      </w:r>
+    </w:p>
+    <w:p>
+      <w:pPr>
+        <w:ind w:left="630"/>
+      </w:pPr>
+      <w:r>
+        <w:t>The feedback should appear briefly and then disappear automatically.</w:t>
+      </w:r>
+    </w:p>
+    <w:p>
+      <w:pPr>
+        <w:ind w:left="630"/>
+      </w:pPr>
+      <w:r>
+        <w:t>After the feedback disappears, return to the normal page showing all controls.</w:t>
+      </w:r>
+    </w:p>
+    <w:p>
+      <w:pPr>
+        <w:ind w:left="630"/>
+      </w:pPr>
+      <w:r>
+        <w:t>Clear the unanswered-question state after the answer has been processed.</w:t>
+      </w:r>
+    </w:p>
+    <w:p>
+      <w:pPr>
+        <w:ind w:left="630"/>
+      </w:pPr>
+      <w:r>
+        <w:t>Use existing app artwork where suitable. If no suitable images exist, create the feature so that success and failure artwork can easily be added as image resources later. Do not add copyrighted third-party images.</w:t>
+      </w:r>
+    </w:p>
+    <w:p>
+      <w:pPr>
+        <w:ind w:left="630"/>
+        <w:rPr>
+          <w:b/>
+          <w:bCs/>
+        </w:rPr>
+      </w:pPr>
+      <w:r>
+        <w:rPr>
+          <w:b/>
+          <w:bCs/>
+        </w:rPr>
+        <w:t>6. Play It Again</w:t>
+      </w:r>
+    </w:p>
+    <w:p>
+      <w:pPr>
+        <w:ind w:left="630"/>
+      </w:pPr>
+      <w:r>
+        <w:t xml:space="preserve">When the user taps </w:t>
+      </w:r>
+      <w:r>
+        <w:rPr>
+          <w:b/>
+          <w:bCs/>
+        </w:rPr>
+        <w:t>Play It Again</w:t>
+      </w:r>
+      <w:r>
+        <w:t>:</w:t>
+      </w:r>
+    </w:p>
+    <w:p>
+      <w:pPr>
+        <w:ind w:left="630"/>
+      </w:pPr>
+      <w:r>
+        <w:t>Replay exactly the same two pitches used for the most recently played interval.</w:t>
+      </w:r>
+    </w:p>
+    <w:p>
+      <w:pPr>
+        <w:ind w:left="630"/>
+      </w:pPr>
+      <w:r>
+        <w:t>Do not choose a new starting note.</w:t>
+      </w:r>
+    </w:p>
+    <w:p>
+      <w:pPr>
+        <w:ind w:left="630"/>
+      </w:pPr>
+      <w:r>
+        <w:t>Do not choose a new interval.</w:t>
+      </w:r>
+    </w:p>
+    <w:p>
+      <w:pPr>
+        <w:ind w:left="630"/>
+      </w:pPr>
+      <w:r>
+        <w:t>This must work both during a random quiz and after direct interval playback.</w:t>
+      </w:r>
+    </w:p>
+    <w:p>
+      <w:pPr>
+        <w:ind w:left="630"/>
+      </w:pPr>
+      <w:r>
+        <w:t>If no interval has yet been played, disable the button or show a friendly message.</w:t>
+      </w:r>
+    </w:p>
+    <w:p>
+      <w:pPr>
+        <w:ind w:left="630"/>
+        <w:rPr>
+          <w:b/>
+          <w:bCs/>
+        </w:rPr>
+      </w:pPr>
+      <w:r>
+        <w:rPr>
+          <w:b/>
+          <w:bCs/>
+        </w:rPr>
+        <w:t>7. Note-duration slider</w:t>
+      </w:r>
+    </w:p>
+    <w:p>
+      <w:pPr>
+        <w:ind w:left="630"/>
+      </w:pPr>
+      <w:r>
+        <w:t>Add a slider that controls the duration of each played note.</w:t>
+      </w:r>
+    </w:p>
+    <w:p>
+      <w:pPr>
+        <w:ind w:left="630"/>
+      </w:pPr>
+      <w:r>
+        <w:t>Requirements:</w:t>
+      </w:r>
+    </w:p>
+    <w:p>
+      <w:pPr>
+        <w:ind w:left="630"/>
+      </w:pPr>
+      <w:r>
+        <w:t xml:space="preserve">Minimum: </w:t>
+      </w:r>
+      <w:r>
+        <w:rPr>
+          <w:b/>
+          <w:bCs/>
+        </w:rPr>
+        <w:t>0 milliseconds</w:t>
+      </w:r>
+    </w:p>
+    <w:p>
+      <w:pPr>
+        <w:ind w:left="630"/>
+      </w:pPr>
+      <w:r>
+        <w:t xml:space="preserve">Maximum: </w:t>
+      </w:r>
+      <w:r>
+        <w:rPr>
+          <w:b/>
+          <w:bCs/>
+        </w:rPr>
+        <w:t>1000 milliseconds</w:t>
+      </w:r>
+    </w:p>
+    <w:p>
+      <w:pPr>
+        <w:ind w:left="630"/>
+      </w:pPr>
+      <w:r>
+        <w:t xml:space="preserve">Factory default: </w:t>
+      </w:r>
+      <w:r>
+        <w:rPr>
+          <w:b/>
+          <w:bCs/>
+        </w:rPr>
+        <w:t>500 milliseconds</w:t>
+      </w:r>
+    </w:p>
+    <w:p>
+      <w:pPr>
+        <w:ind w:left="630"/>
+      </w:pPr>
+      <w:r>
+        <w:t>Persist the selected value so it is restored when the app is reopened.</w:t>
+      </w:r>
+    </w:p>
+    <w:p>
+      <w:pPr>
+        <w:ind w:left="630"/>
+      </w:pPr>
+      <w:r>
+        <w:t>Display the selected value numerically, for example:</w:t>
+      </w:r>
+    </w:p>
+    <w:p>
+      <w:pPr>
+        <w:ind w:left="630"/>
+      </w:pPr>
+      <w:r>
+        <w:rPr>
+          <w:b/>
+          <w:bCs/>
+        </w:rPr>
+        <w:t>Note duration: 500 ms</w:t>
+      </w:r>
+    </w:p>
+    <w:p>
+      <w:pPr>
+        <w:ind w:left="630"/>
+      </w:pPr>
+      <w:r>
+        <w:t>If a duration of exactly 0 ms cannot produce meaningful audible playback, use the shortest technically reliable playback duration while keeping the displayed setting and saved value consistent with the user’s selection.</w:t>
+      </w:r>
+    </w:p>
+    <w:p>
+      <w:pPr>
+        <w:ind w:left="630"/>
+        <w:rPr>
+          <w:b/>
+          <w:bCs/>
+        </w:rPr>
+      </w:pPr>
+      <w:r>
+        <w:rPr>
+          <w:b/>
+          <w:bCs/>
+        </w:rPr>
+        <w:t>8. Timing between notes</w:t>
+      </w:r>
+    </w:p>
+    <w:p>
+      <w:pPr>
+        <w:ind w:left="630"/>
+      </w:pPr>
+      <w:r>
+        <w:t>The intended silence between the two notes is essentially zero.</w:t>
+      </w:r>
+    </w:p>
+    <w:p>
+      <w:pPr>
+        <w:ind w:left="630"/>
+      </w:pPr>
+      <w:r>
+        <w:t>Play the second note immediately after the first note finishes. A very small unavoidable processing delay is acceptable, but do not deliberately add a musical pause.</w:t>
+      </w:r>
+    </w:p>
+    <w:p>
+      <w:pPr>
+        <w:ind w:left="630"/>
+      </w:pPr>
+      <w:r>
+        <w:t>Prevent overlapping notes unless the app’s existing playback system requires a very short transition to avoid clicks or distortion.</w:t>
+      </w:r>
+    </w:p>
+    <w:p>
+      <w:pPr>
+        <w:ind w:left="630"/>
+        <w:rPr>
+          <w:b/>
+          <w:bCs/>
+        </w:rPr>
+      </w:pPr>
+      <w:r>
+        <w:rPr>
+          <w:b/>
+          <w:bCs/>
+        </w:rPr>
+        <w:t>9. Pitch and playback requirements</w:t>
+      </w:r>
+    </w:p>
+    <w:p>
+      <w:pPr>
+        <w:ind w:left="630"/>
+      </w:pPr>
+      <w:r>
+        <w:t>Use the app’s existing note-frequency, transposition, instrument, and sound-generation logic wherever appropriate.</w:t>
+      </w:r>
+    </w:p>
+    <w:p>
+      <w:pPr>
+        <w:ind w:left="630"/>
+      </w:pPr>
+      <w:r>
+        <w:t>Confirm whether the Settings-page lowest and highest notes represent written pitches or sounding pitches, and remain consistent with the rest of Music Mate.</w:t>
+      </w:r>
+    </w:p>
+    <w:p>
+      <w:pPr>
+        <w:ind w:left="630"/>
+      </w:pPr>
+      <w:r>
+        <w:t>The played interval must sound as the correct number of semitones regardless of the selected instrument.</w:t>
+      </w:r>
+    </w:p>
+    <w:p>
+      <w:pPr>
+        <w:ind w:left="630"/>
+      </w:pPr>
+      <w:r>
+        <w:t>Do not create pitches outside the valid playback range supported by the app.</w:t>
+      </w:r>
+    </w:p>
+    <w:p>
+      <w:pPr>
+        <w:ind w:left="630"/>
+        <w:rPr>
+          <w:b/>
+          <w:bCs/>
+        </w:rPr>
+      </w:pPr>
+      <w:r>
+        <w:rPr>
+          <w:b/>
+          <w:bCs/>
+        </w:rPr>
+        <w:t>10. State and lifecycle behavior</w:t>
+      </w:r>
+    </w:p>
+    <w:p>
+      <w:pPr>
+        <w:ind w:left="630"/>
+      </w:pPr>
+      <w:r>
+        <w:t>Preserve the current interval information while the page remains open.</w:t>
+      </w:r>
+    </w:p>
+    <w:p>
+      <w:pPr>
+        <w:ind w:left="630"/>
+      </w:pPr>
+      <w:r>
+        <w:t>Handle page navigation, app suspension, repeated rapid taps, and audio cancellation safely.</w:t>
+      </w:r>
+    </w:p>
+    <w:p>
+      <w:pPr>
+        <w:ind w:left="630"/>
+      </w:pPr>
+      <w:r>
+        <w:t>Prevent multiple intervals from playing simultaneously if the user taps controls rapidly.</w:t>
+      </w:r>
+    </w:p>
+    <w:p>
+      <w:pPr>
+        <w:ind w:left="630"/>
+      </w:pPr>
+      <w:r>
+        <w:t>Disable answer processing while feedback is already being displayed.</w:t>
+      </w:r>
+    </w:p>
+    <w:p>
+      <w:pPr>
+        <w:ind w:left="630"/>
+        <w:rPr>
+          <w:b/>
+          <w:bCs/>
+        </w:rPr>
+      </w:pPr>
+      <w:r>
+        <w:rPr>
+          <w:b/>
+          <w:bCs/>
+        </w:rPr>
+        <w:t>11. Accessibility and children</w:t>
+      </w:r>
+    </w:p>
+    <w:p>
+      <w:pPr>
+        <w:ind w:left="630"/>
+      </w:pPr>
+      <w:r>
+        <w:t>Most Music Mate users may be children, so:</w:t>
+      </w:r>
+    </w:p>
+    <w:p>
+      <w:pPr>
+        <w:ind w:left="630"/>
+      </w:pPr>
+      <w:r>
+        <w:t>Use large, readable button text.</w:t>
+      </w:r>
+    </w:p>
+    <w:p>
+      <w:pPr>
+        <w:ind w:left="630"/>
+      </w:pPr>
+      <w:r>
+        <w:t>Use clear labels.</w:t>
+      </w:r>
+    </w:p>
+    <w:p>
+      <w:pPr>
+        <w:ind w:left="630"/>
+      </w:pPr>
+      <w:r>
+        <w:t>Make tap targets comfortably sized.</w:t>
+      </w:r>
+    </w:p>
+    <w:p>
+      <w:pPr>
+        <w:ind w:left="630"/>
+      </w:pPr>
+      <w:r>
+        <w:t>Do not rely solely on color to distinguish correct from incorrect.</w:t>
+      </w:r>
+    </w:p>
+    <w:p>
+      <w:pPr>
+        <w:ind w:left="630"/>
+      </w:pPr>
+      <w:r>
+        <w:t>Add accessible descriptions to buttons and feedback images.</w:t>
+      </w:r>
+    </w:p>
+    <w:p>
+      <w:pPr>
+        <w:ind w:left="630"/>
+      </w:pPr>
+      <w:r>
+        <w:t>Ensure that the layout works with larger system font sizes.</w:t>
+      </w:r>
+    </w:p>
+    <w:p>
+      <w:pPr>
+        <w:ind w:left="630"/>
+        <w:rPr>
+          <w:b/>
+          <w:bCs/>
+        </w:rPr>
+      </w:pPr>
+      <w:r>
+        <w:rPr>
+          <w:b/>
+          <w:bCs/>
+        </w:rPr>
+        <w:t>12. Tests</w:t>
+      </w:r>
+    </w:p>
+    <w:p>
+      <w:pPr>
+        <w:ind w:left="630"/>
+      </w:pPr>
+      <w:r>
+        <w:t>Add automated tests for the non-UI logic, including:</w:t>
+      </w:r>
+    </w:p>
+    <w:p>
+      <w:pPr>
+        <w:ind w:left="630"/>
+      </w:pPr>
+      <w:r>
+        <w:t>Correct mapping from 0–12 semitones to interval names.</w:t>
+      </w:r>
+    </w:p>
+    <w:p>
+      <w:pPr>
+        <w:ind w:left="630"/>
+      </w:pPr>
+      <w:r>
+        <w:t>Valid random starting-note selection.</w:t>
+      </w:r>
+    </w:p>
+    <w:p>
+      <w:pPr>
+        <w:ind w:left="630"/>
+      </w:pPr>
+      <w:r>
+        <w:t>Both notes always remain within the selected range.</w:t>
+      </w:r>
+    </w:p>
+    <w:p>
+      <w:pPr>
+        <w:ind w:left="630"/>
+      </w:pPr>
+      <w:r>
+        <w:t>Narrow ranges are handled safely.</w:t>
+      </w:r>
+    </w:p>
+    <w:p>
+      <w:pPr>
+        <w:ind w:left="630"/>
+      </w:pPr>
+      <w:r>
+        <w:t>Perfect-unison playback uses the same pitch twice.</w:t>
+      </w:r>
+    </w:p>
+    <w:p>
+      <w:pPr>
+        <w:ind w:left="630"/>
+      </w:pPr>
+      <w:r>
+        <w:t>Random interval selection includes all values from 0 through 12.</w:t>
+      </w:r>
+    </w:p>
+    <w:p>
+      <w:pPr>
+        <w:ind w:left="630"/>
+      </w:pPr>
+      <w:r>
+        <w:t>“Play It Again” preserves the same interval and pitches.</w:t>
+      </w:r>
+    </w:p>
+    <w:p>
+      <w:pPr>
+        <w:ind w:left="630"/>
+      </w:pPr>
+      <w:r>
+        <w:t>Correct and incorrect answers are identified accurately.</w:t>
+      </w:r>
+    </w:p>
+    <w:p>
+      <w:pPr>
+        <w:ind w:left="630"/>
+      </w:pPr>
+      <w:r>
+        <w:t>The note-duration value defaults to 500 ms.</w:t>
+      </w:r>
+    </w:p>
+    <w:p>
+      <w:pPr>
+        <w:ind w:left="630"/>
+      </w:pPr>
+      <w:r>
+        <w:t>The note-duration value is persisted and restored.</w:t>
+      </w:r>
+    </w:p>
+    <w:p>
+      <w:pPr>
+        <w:ind w:left="630"/>
+      </w:pPr>
+      <w:r>
+        <w:t>Run the full existing test suite and fix any regressions introduced by this feature.</w:t>
+      </w:r>
+    </w:p>
+    <w:p>
+      <w:pPr>
+        <w:ind w:left="630"/>
+        <w:rPr>
+          <w:b/>
+          <w:bCs/>
+        </w:rPr>
+      </w:pPr>
+      <w:r>
+        <w:rPr>
+          <w:b/>
+          <w:bCs/>
+        </w:rPr>
+        <w:t>13. Completion report</w:t>
+      </w:r>
+    </w:p>
+    <w:p>
+      <w:pPr>
+        <w:ind w:left="630"/>
+      </w:pPr>
+      <w:r>
+        <w:t>After implementing the feature, report:</w:t>
+      </w:r>
+    </w:p>
+    <w:p>
+      <w:pPr>
+        <w:ind w:left="630"/>
+      </w:pPr>
+      <w:r>
+        <w:t>Every file created or changed.</w:t>
+      </w:r>
+    </w:p>
+    <w:p>
+      <w:pPr>
+        <w:ind w:left="630"/>
+      </w:pPr>
+      <w:r>
+        <w:t>The main design decisions made.</w:t>
+      </w:r>
+    </w:p>
+    <w:p>
+      <w:pPr>
+        <w:ind w:left="630"/>
+      </w:pPr>
+      <w:r>
+        <w:t>How interval pitches are selected.</w:t>
+      </w:r>
+    </w:p>
+    <w:p>
+      <w:pPr>
+        <w:ind w:left="630"/>
+      </w:pPr>
+      <w:r>
+        <w:t>How the direct-play and quiz-answer modes are distinguished.</w:t>
+      </w:r>
+    </w:p>
+    <w:p>
+      <w:pPr>
+        <w:ind w:left="630"/>
+      </w:pPr>
+      <w:r>
+        <w:t>How the duration setting is persisted.</w:t>
+      </w:r>
+    </w:p>
+    <w:p>
+      <w:pPr>
+        <w:ind w:left="630"/>
+      </w:pPr>
+      <w:r>
+        <w:t>Any assumptions made.</w:t>
+      </w:r>
+    </w:p>
+    <w:p>
+      <w:pPr>
+        <w:ind w:left="630"/>
+      </w:pPr>
+      <w:r>
+        <w:t>The test results.</w:t>
+      </w:r>
+    </w:p>
+    <w:p>
+      <w:pPr>
+        <w:ind w:left="630"/>
+      </w:pPr>
+      <w:r>
+        <w:t>Any remaining limitations.</w:t>
+      </w:r>
+    </w:p>
+    <w:p>
+      <w:pPr>
+        <w:pStyle w:val="ListParagraph"/>
+        <w:numPr>
+          <w:ilvl w:val="1"/>
+          <w:numId w:val="1"/>
+        </w:numPr>
+      </w:pPr>
+      <w:r>
+        <w:t>Being in danger of loosing ou</w:t>
+      </w:r>
+      <w:r>
+        <w:t>r</w:t>
+      </w:r>
+      <w:r>
+        <w:t xml:space="preserve"> Key West income and </w:t>
+      </w:r>
+      <w:r>
+        <w:t>k</w:t>
+      </w:r>
+      <w:r>
+        <w:t>n</w:t>
+      </w:r>
+      <w:r>
+        <w:t>o</w:t>
+      </w:r>
+      <w:r>
+        <w:t>wing that it will be good for my mental health to keep my brain active I decided this morning to stop using AI to write new code and instead write it myself.</w:t>
+      </w:r>
+      <w:r>
+        <w:t xml:space="preserve"> It is like hiking rather motoring is good for ones physical health.</w:t>
+      </w:r>
+    </w:p>
+    <w:p>
+      <w:pPr>
+        <w:pStyle w:val="ListParagraph"/>
+        <w:numPr>
+          <w:ilvl w:val="1"/>
+          <w:numId w:val="1"/>
+        </w:numPr>
+      </w:pPr>
+      <w:r>
+        <w:rPr>
+          <w:b/>
+          <w:bCs/>
+        </w:rPr>
+        <w:t>Asked ChatGPT for the steps without writing code</w:t>
+      </w:r>
+      <w:r>
+        <w:t>.</w:t>
+      </w:r>
+    </w:p>
+    <w:p>
+      <w:pPr>
+        <w:pStyle w:val="ListParagraph"/>
+        <w:numPr>
+          <w:ilvl w:val="2"/>
+          <w:numId w:val="1"/>
+        </w:numPr>
+      </w:pPr>
+      <w:r>
+        <w:t xml:space="preserve"> </w:t>
+      </w:r>
+      <w:r>
+        <w:t>Write down the relevant file names and methods</w:t>
+      </w:r>
+      <w:r>
+        <w:t xml:space="preserve"> for</w:t>
+      </w:r>
+    </w:p>
+    <w:p>
+      <w:pPr>
+        <w:spacing w:after="0"/>
+        <w:rPr>
+          <w:rFonts w:ascii="Times New Roman" w:eastAsia="Times New Roman" w:hAnsi="Times New Roman" w:cs="Times New Roman"/>
+          <w:kern w:val="0"/>
+          <w14:ligatures w14:val="none"/>
+        </w:rPr>
+      </w:pPr>
+      <w:r>
+        <w:rPr>
+          <w:rFonts w:ascii="Times New Roman" w:eastAsia="Times New Roman" w:hAnsi="Symbol" w:cs="Times New Roman"/>
+          <w:kern w:val="0"/>
+          <w14:ligatures w14:val="none"/>
+        </w:rPr>
+        <w:t></w:t>
+      </w:r>
+      <w:r>
+        <w:rPr>
+          <w:rFonts w:ascii="Times New Roman" w:eastAsia="Times New Roman" w:hAnsi="Times New Roman" w:cs="Times New Roman"/>
+          <w:kern w:val="0"/>
+          <w14:ligatures w14:val="none"/>
+        </w:rPr>
+        <w:t xml:space="preserve">  where the current menu items are defined; </w:t>
+      </w:r>
+    </w:p>
+    <w:p>
+      <w:pPr>
+        <w:spacing w:after="0"/>
+        <w:rPr>
+          <w:rFonts w:ascii="Times New Roman" w:eastAsia="Times New Roman" w:hAnsi="Times New Roman" w:cs="Times New Roman"/>
+          <w:kern w:val="0"/>
+          <w14:ligatures w14:val="none"/>
+        </w:rPr>
+      </w:pPr>
+      <w:r>
+        <w:rPr>
+          <w:rFonts w:ascii="Times New Roman" w:eastAsia="Times New Roman" w:hAnsi="Times New Roman" w:cs="Times New Roman"/>
+          <w:kern w:val="0"/>
+          <w14:ligatures w14:val="none"/>
+        </w:rPr>
+        <w:tab/>
+        <w:t>AppShell.xaml</w:t>
+      </w:r>
+      <w:r>
+        <w:rPr>
+          <w:rFonts w:ascii="Times New Roman" w:eastAsia="Times New Roman" w:hAnsi="Times New Roman" w:cs="Times New Roman"/>
+          <w:kern w:val="0"/>
+          <w14:ligatures w14:val="none"/>
+        </w:rPr>
+        <w:t xml:space="preserve"> has the main hamburger menu items</w:t>
+      </w:r>
+    </w:p>
+    <w:p>
+      <w:pPr>
+        <w:spacing w:after="0"/>
+        <w:rPr>
+          <w:rFonts w:ascii="Times New Roman" w:eastAsia="Times New Roman" w:hAnsi="Times New Roman" w:cs="Times New Roman"/>
+          <w:kern w:val="0"/>
+          <w14:ligatures w14:val="none"/>
+        </w:rPr>
+      </w:pPr>
+      <w:r>
+        <w:rPr>
+          <w:rFonts w:ascii="Times New Roman" w:eastAsia="Times New Roman" w:hAnsi="Times New Roman" w:cs="Times New Roman"/>
+          <w:kern w:val="0"/>
+          <w14:ligatures w14:val="none"/>
+        </w:rPr>
+        <w:tab/>
+      </w:r>
+    </w:p>
+    <w:p>
+      <w:pPr>
+        <w:spacing w:after="0"/>
+        <w:rPr>
+          <w:rFonts w:ascii="Times New Roman" w:eastAsia="Times New Roman" w:hAnsi="Times New Roman" w:cs="Times New Roman"/>
+          <w:kern w:val="0"/>
+          <w14:ligatures w14:val="none"/>
+        </w:rPr>
+      </w:pPr>
+      <w:r>
+        <w:rPr>
+          <w:rFonts w:ascii="Times New Roman" w:eastAsia="Times New Roman" w:hAnsi="Symbol" w:cs="Times New Roman"/>
+          <w:kern w:val="0"/>
+          <w14:ligatures w14:val="none"/>
+        </w:rPr>
+        <w:t></w:t>
+      </w:r>
+      <w:r>
+        <w:rPr>
+          <w:rFonts w:ascii="Times New Roman" w:eastAsia="Times New Roman" w:hAnsi="Times New Roman" w:cs="Times New Roman"/>
+          <w:kern w:val="0"/>
+          <w14:ligatures w14:val="none"/>
+        </w:rPr>
+        <w:t xml:space="preserve">  how navigation to pages is registered; </w:t>
+      </w:r>
+    </w:p>
+    <w:p>
+      <w:pPr>
+        <w:spacing w:after="0"/>
+        <w:rPr>
+          <w:rFonts w:ascii="Times New Roman" w:eastAsia="Times New Roman" w:hAnsi="Times New Roman" w:cs="Times New Roman"/>
+          <w:kern w:val="0"/>
+          <w14:ligatures w14:val="none"/>
+        </w:rPr>
+      </w:pPr>
+      <w:r>
+        <w:rPr>
+          <w:rFonts w:ascii="Times New Roman" w:eastAsia="Times New Roman" w:hAnsi="Symbol" w:cs="Times New Roman"/>
+          <w:kern w:val="0"/>
+          <w14:ligatures w14:val="none"/>
+        </w:rPr>
+        <w:t></w:t>
+      </w:r>
+      <w:r>
+        <w:rPr>
+          <w:rFonts w:ascii="Times New Roman" w:eastAsia="Times New Roman" w:hAnsi="Times New Roman" w:cs="Times New Roman"/>
+          <w:kern w:val="0"/>
+          <w14:ligatures w14:val="none"/>
+        </w:rPr>
+        <w:t xml:space="preserve">  how pages and view models are constructed; </w:t>
+      </w:r>
+    </w:p>
+    <w:p>
+      <w:pPr>
+        <w:spacing w:after="0"/>
+        <w:rPr>
+          <w:rFonts w:ascii="Times New Roman" w:eastAsia="Times New Roman" w:hAnsi="Times New Roman" w:cs="Times New Roman"/>
+          <w:kern w:val="0"/>
+          <w14:ligatures w14:val="none"/>
+        </w:rPr>
+      </w:pPr>
+      <w:r>
+        <w:rPr>
+          <w:rFonts w:ascii="Times New Roman" w:eastAsia="Times New Roman" w:hAnsi="Symbol" w:cs="Times New Roman"/>
+          <w:kern w:val="0"/>
+          <w14:ligatures w14:val="none"/>
+        </w:rPr>
+        <w:t></w:t>
+      </w:r>
+      <w:r>
+        <w:rPr>
+          <w:rFonts w:ascii="Times New Roman" w:eastAsia="Times New Roman" w:hAnsi="Times New Roman" w:cs="Times New Roman"/>
+          <w:kern w:val="0"/>
+          <w14:ligatures w14:val="none"/>
+        </w:rPr>
+        <w:t xml:space="preserve">  how the Settings page stores lowest and highest notes; </w:t>
+      </w:r>
+    </w:p>
+    <w:p>
+      <w:pPr>
+        <w:spacing w:after="0"/>
+        <w:rPr>
+          <w:rFonts w:ascii="Times New Roman" w:eastAsia="Times New Roman" w:hAnsi="Times New Roman" w:cs="Times New Roman"/>
+          <w:kern w:val="0"/>
+          <w14:ligatures w14:val="none"/>
+        </w:rPr>
+      </w:pPr>
+      <w:r>
+        <w:rPr>
+          <w:rFonts w:ascii="Times New Roman" w:eastAsia="Times New Roman" w:hAnsi="Symbol" w:cs="Times New Roman"/>
+          <w:kern w:val="0"/>
+          <w14:ligatures w14:val="none"/>
+        </w:rPr>
+        <w:t></w:t>
+      </w:r>
+      <w:r>
+        <w:rPr>
+          <w:rFonts w:ascii="Times New Roman" w:eastAsia="Times New Roman" w:hAnsi="Times New Roman" w:cs="Times New Roman"/>
+          <w:kern w:val="0"/>
+          <w14:ligatures w14:val="none"/>
+        </w:rPr>
+        <w:t xml:space="preserve">  whether those limits are stored as note names, MIDI numbers, frequencies, or another representation; </w:t>
+      </w:r>
+    </w:p>
+    <w:p>
+      <w:pPr>
+        <w:spacing w:after="0"/>
+        <w:rPr>
+          <w:rFonts w:ascii="Times New Roman" w:eastAsia="Times New Roman" w:hAnsi="Times New Roman" w:cs="Times New Roman"/>
+          <w:kern w:val="0"/>
+          <w14:ligatures w14:val="none"/>
+        </w:rPr>
+      </w:pPr>
+      <w:r>
+        <w:rPr>
+          <w:rFonts w:ascii="Times New Roman" w:eastAsia="Times New Roman" w:hAnsi="Symbol" w:cs="Times New Roman"/>
+          <w:kern w:val="0"/>
+          <w14:ligatures w14:val="none"/>
+        </w:rPr>
+        <w:t></w:t>
+      </w:r>
+      <w:r>
+        <w:rPr>
+          <w:rFonts w:ascii="Times New Roman" w:eastAsia="Times New Roman" w:hAnsi="Times New Roman" w:cs="Times New Roman"/>
+          <w:kern w:val="0"/>
+          <w14:ligatures w14:val="none"/>
+        </w:rPr>
+        <w:t xml:space="preserve">  how the app currently plays a single note; </w:t>
+      </w:r>
+    </w:p>
+    <w:p>
+      <w:pPr>
+        <w:spacing w:after="0"/>
+        <w:rPr>
+          <w:rFonts w:ascii="Times New Roman" w:eastAsia="Times New Roman" w:hAnsi="Times New Roman" w:cs="Times New Roman"/>
+          <w:kern w:val="0"/>
+          <w14:ligatures w14:val="none"/>
+        </w:rPr>
+      </w:pPr>
+      <w:r>
+        <w:rPr>
+          <w:rFonts w:ascii="Times New Roman" w:eastAsia="Times New Roman" w:hAnsi="Symbol" w:cs="Times New Roman"/>
+          <w:kern w:val="0"/>
+          <w14:ligatures w14:val="none"/>
+        </w:rPr>
+        <w:t></w:t>
+      </w:r>
+      <w:r>
+        <w:rPr>
+          <w:rFonts w:ascii="Times New Roman" w:eastAsia="Times New Roman" w:hAnsi="Times New Roman" w:cs="Times New Roman"/>
+          <w:kern w:val="0"/>
+          <w14:ligatures w14:val="none"/>
+        </w:rPr>
+        <w:t xml:space="preserve">  how playback duration is presently controlled; </w:t>
+      </w:r>
+    </w:p>
+    <w:p>
+      <w:pPr>
+        <w:spacing w:after="0"/>
+        <w:rPr>
+          <w:rFonts w:ascii="Times New Roman" w:eastAsia="Times New Roman" w:hAnsi="Times New Roman" w:cs="Times New Roman"/>
+          <w:kern w:val="0"/>
+          <w14:ligatures w14:val="none"/>
+        </w:rPr>
+      </w:pPr>
+      <w:r>
+        <w:rPr>
+          <w:rFonts w:ascii="Times New Roman" w:eastAsia="Times New Roman" w:hAnsi="Symbol" w:cs="Times New Roman"/>
+          <w:kern w:val="0"/>
+          <w14:ligatures w14:val="none"/>
+        </w:rPr>
+        <w:t></w:t>
+      </w:r>
+      <w:r>
+        <w:rPr>
+          <w:rFonts w:ascii="Times New Roman" w:eastAsia="Times New Roman" w:hAnsi="Times New Roman" w:cs="Times New Roman"/>
+          <w:kern w:val="0"/>
+          <w14:ligatures w14:val="none"/>
+        </w:rPr>
+        <w:t xml:space="preserve">  how preferences are persisted; </w:t>
       </w:r>
     </w:p>
     <w:p>
@@ -10704,30 +13695,37 @@
         <w:pStyle w:val="ListParagraph"/>
         <w:numPr>
           <w:ilvl w:val="0"/>
-          <w:numId w:val="1"/>
-        </w:numPr>
-      </w:pPr>
+          <w:numId w:val="66"/>
+        </w:numPr>
+      </w:pPr>
+      <w:r>
+        <w:rPr>
+          <w:rFonts w:ascii="Times New Roman" w:eastAsia="Times New Roman" w:hAnsi="Symbol" w:cs="Times New Roman"/>
+          <w:kern w:val="0"/>
+          <w14:ligatures w14:val="none"/>
+        </w:rPr>
+        <w:t></w:t>
+      </w:r>
+      <w:r>
+        <w:rPr>
+          <w:rFonts w:ascii="Times New Roman" w:eastAsia="Times New Roman" w:hAnsi="Times New Roman" w:cs="Times New Roman"/>
+          <w:kern w:val="0"/>
+          <w14:ligatures w14:val="none"/>
+        </w:rPr>
+        <w:t xml:space="preserve">  how the safe-area service is applied to other pages.</w:t>
+      </w:r>
     </w:p>
     <w:p>
       <w:pPr>
         <w:pStyle w:val="ListParagraph"/>
         <w:numPr>
           <w:ilvl w:val="0"/>
-          <w:numId w:val="1"/>
-        </w:numPr>
-      </w:pPr>
-      <w:r>
-        <w:t xml:space="preserve"> </w:t>
-      </w:r>
-    </w:p>
-    <w:p>
-      <w:pPr>
-        <w:pStyle w:val="ListParagraph"/>
-        <w:numPr>
-          <w:ilvl w:val="0"/>
-          <w:numId w:val="1"/>
-        </w:numPr>
-      </w:pPr>
+          <w:numId w:val="66"/>
+        </w:numPr>
+      </w:pPr>
+      <w:r>
+        <w:br/>
+      </w:r>
     </w:p>
     <w:p>
       <w:pPr>
@@ -10767,6 +13765,155 @@
     </w:lvl>
   </w:abstractNum>
   <w:abstractNum w:abstractNumId="1" w15:restartNumberingAfterBreak="0">
+    <w:nsid w:val="006313CA"/>
+    <w:multiLevelType w:val="multilevel"/>
+    <w:tmpl w:val="BBA64268"/>
+    <w:lvl w:ilvl="0">
+      <w:start w:val="1"/>
+      <w:numFmt w:val="bullet"/>
+      <w:lvlText w:val=""/>
+      <w:lvlJc w:val="left"/>
+      <w:pPr>
+        <w:tabs>
+          <w:tab w:val="num" w:pos="720"/>
+        </w:tabs>
+        <w:ind w:left="720" w:hanging="360"/>
+      </w:pPr>
+      <w:rPr>
+        <w:rFonts w:ascii="Symbol" w:hAnsi="Symbol" w:hint="default"/>
+        <w:sz w:val="20"/>
+      </w:rPr>
+    </w:lvl>
+    <w:lvl w:ilvl="1" w:tentative="1">
+      <w:start w:val="1"/>
+      <w:numFmt w:val="bullet"/>
+      <w:lvlText w:val="o"/>
+      <w:lvlJc w:val="left"/>
+      <w:pPr>
+        <w:tabs>
+          <w:tab w:val="num" w:pos="1440"/>
+        </w:tabs>
+        <w:ind w:left="1440" w:hanging="360"/>
+      </w:pPr>
+      <w:rPr>
+        <w:rFonts w:ascii="Courier New" w:hAnsi="Courier New" w:hint="default"/>
+        <w:sz w:val="20"/>
+      </w:rPr>
+    </w:lvl>
+    <w:lvl w:ilvl="2" w:tentative="1">
+      <w:start w:val="1"/>
+      <w:numFmt w:val="bullet"/>
+      <w:lvlText w:val=""/>
+      <w:lvlJc w:val="left"/>
+      <w:pPr>
+        <w:tabs>
+          <w:tab w:val="num" w:pos="2160"/>
+        </w:tabs>
+        <w:ind w:left="2160" w:hanging="360"/>
+      </w:pPr>
+      <w:rPr>
+        <w:rFonts w:ascii="Wingdings" w:hAnsi="Wingdings" w:hint="default"/>
+        <w:sz w:val="20"/>
+      </w:rPr>
+    </w:lvl>
+    <w:lvl w:ilvl="3" w:tentative="1">
+      <w:start w:val="1"/>
+      <w:numFmt w:val="bullet"/>
+      <w:lvlText w:val=""/>
+      <w:lvlJc w:val="left"/>
+      <w:pPr>
+        <w:tabs>
+          <w:tab w:val="num" w:pos="2880"/>
+        </w:tabs>
+        <w:ind w:left="2880" w:hanging="360"/>
+      </w:pPr>
+      <w:rPr>
+        <w:rFonts w:ascii="Wingdings" w:hAnsi="Wingdings" w:hint="default"/>
+        <w:sz w:val="20"/>
+      </w:rPr>
+    </w:lvl>
+    <w:lvl w:ilvl="4" w:tentative="1">
+      <w:start w:val="1"/>
+      <w:numFmt w:val="bullet"/>
+      <w:lvlText w:val=""/>
+      <w:lvlJc w:val="left"/>
+      <w:pPr>
+        <w:tabs>
+          <w:tab w:val="num" w:pos="3600"/>
+        </w:tabs>
+        <w:ind w:left="3600" w:hanging="360"/>
+      </w:pPr>
+      <w:rPr>
+        <w:rFonts w:ascii="Wingdings" w:hAnsi="Wingdings" w:hint="default"/>
+        <w:sz w:val="20"/>
+      </w:rPr>
+    </w:lvl>
+    <w:lvl w:ilvl="5" w:tentative="1">
+      <w:start w:val="1"/>
+      <w:numFmt w:val="bullet"/>
+      <w:lvlText w:val=""/>
+      <w:lvlJc w:val="left"/>
+      <w:pPr>
+        <w:tabs>
+          <w:tab w:val="num" w:pos="4320"/>
+        </w:tabs>
+        <w:ind w:left="4320" w:hanging="360"/>
+      </w:pPr>
+      <w:rPr>
+        <w:rFonts w:ascii="Wingdings" w:hAnsi="Wingdings" w:hint="default"/>
+        <w:sz w:val="20"/>
+      </w:rPr>
+    </w:lvl>
+    <w:lvl w:ilvl="6" w:tentative="1">
+      <w:start w:val="1"/>
+      <w:numFmt w:val="bullet"/>
+      <w:lvlText w:val=""/>
+      <w:lvlJc w:val="left"/>
+      <w:pPr>
+        <w:tabs>
+          <w:tab w:val="num" w:pos="5040"/>
+        </w:tabs>
+        <w:ind w:left="5040" w:hanging="360"/>
+      </w:pPr>
+      <w:rPr>
+        <w:rFonts w:ascii="Wingdings" w:hAnsi="Wingdings" w:hint="default"/>
+        <w:sz w:val="20"/>
+      </w:rPr>
+    </w:lvl>
+    <w:lvl w:ilvl="7" w:tentative="1">
+      <w:start w:val="1"/>
+      <w:numFmt w:val="bullet"/>
+      <w:lvlText w:val=""/>
+      <w:lvlJc w:val="left"/>
+      <w:pPr>
+        <w:tabs>
+          <w:tab w:val="num" w:pos="5760"/>
+        </w:tabs>
+        <w:ind w:left="5760" w:hanging="360"/>
+      </w:pPr>
+      <w:rPr>
+        <w:rFonts w:ascii="Wingdings" w:hAnsi="Wingdings" w:hint="default"/>
+        <w:sz w:val="20"/>
+      </w:rPr>
+    </w:lvl>
+    <w:lvl w:ilvl="8" w:tentative="1">
+      <w:start w:val="1"/>
+      <w:numFmt w:val="bullet"/>
+      <w:lvlText w:val=""/>
+      <w:lvlJc w:val="left"/>
+      <w:pPr>
+        <w:tabs>
+          <w:tab w:val="num" w:pos="6480"/>
+        </w:tabs>
+        <w:ind w:left="6480" w:hanging="360"/>
+      </w:pPr>
+      <w:rPr>
+        <w:rFonts w:ascii="Wingdings" w:hAnsi="Wingdings" w:hint="default"/>
+        <w:sz w:val="20"/>
+      </w:rPr>
+    </w:lvl>
+  </w:abstractNum>
+  <w:abstractNum w:abstractNumId="2" w15:restartNumberingAfterBreak="0">
     <w:nsid w:val="01752500"/>
     <w:multiLevelType w:val="multilevel"/>
     <w:tmpl w:val="488C7E4C"/>
@@ -10915,7 +14062,120 @@
       </w:rPr>
     </w:lvl>
   </w:abstractNum>
-  <w:abstractNum w:abstractNumId="2" w15:restartNumberingAfterBreak="0">
+  <w:abstractNum w:abstractNumId="3" w15:restartNumberingAfterBreak="0">
+    <w:nsid w:val="017633BB"/>
+    <w:multiLevelType w:val="multilevel"/>
+    <w:tmpl w:val="9C5A8F1E"/>
+    <w:lvl w:ilvl="0">
+      <w:start w:val="1"/>
+      <w:numFmt w:val="decimal"/>
+      <w:lvlText w:val="%1."/>
+      <w:lvlJc w:val="left"/>
+      <w:pPr>
+        <w:tabs>
+          <w:tab w:val="num" w:pos="720"/>
+        </w:tabs>
+        <w:ind w:left="720" w:hanging="360"/>
+      </w:pPr>
+    </w:lvl>
+    <w:lvl w:ilvl="1" w:tentative="1">
+      <w:start w:val="1"/>
+      <w:numFmt w:val="decimal"/>
+      <w:lvlText w:val="%2."/>
+      <w:lvlJc w:val="left"/>
+      <w:pPr>
+        <w:tabs>
+          <w:tab w:val="num" w:pos="1440"/>
+        </w:tabs>
+        <w:ind w:left="1440" w:hanging="360"/>
+      </w:pPr>
+    </w:lvl>
+    <w:lvl w:ilvl="2" w:tentative="1">
+      <w:start w:val="1"/>
+      <w:numFmt w:val="decimal"/>
+      <w:lvlText w:val="%3."/>
+      <w:lvlJc w:val="left"/>
+      <w:pPr>
+        <w:tabs>
+          <w:tab w:val="num" w:pos="2160"/>
+        </w:tabs>
+        <w:ind w:left="2160" w:hanging="360"/>
+      </w:pPr>
+    </w:lvl>
+    <w:lvl w:ilvl="3" w:tentative="1">
+      <w:start w:val="1"/>
+      <w:numFmt w:val="decimal"/>
+      <w:lvlText w:val="%4."/>
+      <w:lvlJc w:val="left"/>
+      <w:pPr>
+        <w:tabs>
+          <w:tab w:val="num" w:pos="2880"/>
+        </w:tabs>
+        <w:ind w:left="2880" w:hanging="360"/>
+      </w:pPr>
+    </w:lvl>
+    <w:lvl w:ilvl="4" w:tentative="1">
+      <w:start w:val="1"/>
+      <w:numFmt w:val="decimal"/>
+      <w:lvlText w:val="%5."/>
+      <w:lvlJc w:val="left"/>
+      <w:pPr>
+        <w:tabs>
+          <w:tab w:val="num" w:pos="3600"/>
+        </w:tabs>
+        <w:ind w:left="3600" w:hanging="360"/>
+      </w:pPr>
+    </w:lvl>
+    <w:lvl w:ilvl="5" w:tentative="1">
+      <w:start w:val="1"/>
+      <w:numFmt w:val="decimal"/>
+      <w:lvlText w:val="%6."/>
+      <w:lvlJc w:val="left"/>
+      <w:pPr>
+        <w:tabs>
+          <w:tab w:val="num" w:pos="4320"/>
+        </w:tabs>
+        <w:ind w:left="4320" w:hanging="360"/>
+      </w:pPr>
+    </w:lvl>
+    <w:lvl w:ilvl="6" w:tentative="1">
+      <w:start w:val="1"/>
+      <w:numFmt w:val="decimal"/>
+      <w:lvlText w:val="%7."/>
+      <w:lvlJc w:val="left"/>
+      <w:pPr>
+        <w:tabs>
+          <w:tab w:val="num" w:pos="5040"/>
+        </w:tabs>
+        <w:ind w:left="5040" w:hanging="360"/>
+      </w:pPr>
+    </w:lvl>
+    <w:lvl w:ilvl="7" w:tentative="1">
+      <w:start w:val="1"/>
+      <w:numFmt w:val="decimal"/>
+      <w:lvlText w:val="%8."/>
+      <w:lvlJc w:val="left"/>
+      <w:pPr>
+        <w:tabs>
+          <w:tab w:val="num" w:pos="5760"/>
+        </w:tabs>
+        <w:ind w:left="5760" w:hanging="360"/>
+      </w:pPr>
+    </w:lvl>
+    <w:lvl w:ilvl="8" w:tentative="1">
+      <w:start w:val="1"/>
+      <w:numFmt w:val="decimal"/>
+      <w:lvlText w:val="%9."/>
+      <w:lvlJc w:val="left"/>
+      <w:pPr>
+        <w:tabs>
+          <w:tab w:val="num" w:pos="6480"/>
+        </w:tabs>
+        <w:ind w:left="6480" w:hanging="360"/>
+      </w:pPr>
+    </w:lvl>
+  </w:abstractNum>
+  <w:abstractNum w:abstractNumId="4" w15:restartNumberingAfterBreak="0">
     <w:nsid w:val="017D3F43"/>
     <w:multiLevelType w:val="multilevel"/>
     <w:tmpl w:val="56C65DE6"/>
@@ -11064,7 +14324,156 @@
       </w:rPr>
     </w:lvl>
   </w:abstractNum>
-  <w:abstractNum w:abstractNumId="3" w15:restartNumberingAfterBreak="0">
+  <w:abstractNum w:abstractNumId="5" w15:restartNumberingAfterBreak="0">
+    <w:nsid w:val="0376054B"/>
+    <w:multiLevelType w:val="multilevel"/>
+    <w:tmpl w:val="76DC552E"/>
+    <w:lvl w:ilvl="0">
+      <w:start w:val="1"/>
+      <w:numFmt w:val="bullet"/>
+      <w:lvlText w:val=""/>
+      <w:lvlJc w:val="left"/>
+      <w:pPr>
+        <w:tabs>
+          <w:tab w:val="num" w:pos="720"/>
+        </w:tabs>
+        <w:ind w:left="720" w:hanging="360"/>
+      </w:pPr>
+      <w:rPr>
+        <w:rFonts w:ascii="Symbol" w:hAnsi="Symbol" w:hint="default"/>
+        <w:sz w:val="20"/>
+      </w:rPr>
+    </w:lvl>
+    <w:lvl w:ilvl="1" w:tentative="1">
+      <w:start w:val="1"/>
+      <w:numFmt w:val="bullet"/>
+      <w:lvlText w:val="o"/>
+      <w:lvlJc w:val="left"/>
+      <w:pPr>
+        <w:tabs>
+          <w:tab w:val="num" w:pos="1440"/>
+        </w:tabs>
+        <w:ind w:left="1440" w:hanging="360"/>
+      </w:pPr>
+      <w:rPr>
+        <w:rFonts w:ascii="Courier New" w:hAnsi="Courier New" w:hint="default"/>
+        <w:sz w:val="20"/>
+      </w:rPr>
+    </w:lvl>
+    <w:lvl w:ilvl="2" w:tentative="1">
+      <w:start w:val="1"/>
+      <w:numFmt w:val="bullet"/>
+      <w:lvlText w:val=""/>
+      <w:lvlJc w:val="left"/>
+      <w:pPr>
+        <w:tabs>
+          <w:tab w:val="num" w:pos="2160"/>
+        </w:tabs>
+        <w:ind w:left="2160" w:hanging="360"/>
+      </w:pPr>
+      <w:rPr>
+        <w:rFonts w:ascii="Wingdings" w:hAnsi="Wingdings" w:hint="default"/>
+        <w:sz w:val="20"/>
+      </w:rPr>
+    </w:lvl>
+    <w:lvl w:ilvl="3" w:tentative="1">
+      <w:start w:val="1"/>
+      <w:numFmt w:val="bullet"/>
+      <w:lvlText w:val=""/>
+      <w:lvlJc w:val="left"/>
+      <w:pPr>
+        <w:tabs>
+          <w:tab w:val="num" w:pos="2880"/>
+        </w:tabs>
+        <w:ind w:left="2880" w:hanging="360"/>
+      </w:pPr>
+      <w:rPr>
+        <w:rFonts w:ascii="Wingdings" w:hAnsi="Wingdings" w:hint="default"/>
+        <w:sz w:val="20"/>
+      </w:rPr>
+    </w:lvl>
+    <w:lvl w:ilvl="4" w:tentative="1">
+      <w:start w:val="1"/>
+      <w:numFmt w:val="bullet"/>
+      <w:lvlText w:val=""/>
+      <w:lvlJc w:val="left"/>
+      <w:pPr>
+        <w:tabs>
+          <w:tab w:val="num" w:pos="3600"/>
+        </w:tabs>
+        <w:ind w:left="3600" w:hanging="360"/>
+      </w:pPr>
+      <w:rPr>
+        <w:rFonts w:ascii="Wingdings" w:hAnsi="Wingdings" w:hint="default"/>
+        <w:sz w:val="20"/>
+      </w:rPr>
+    </w:lvl>
+    <w:lvl w:ilvl="5" w:tentative="1">
+      <w:start w:val="1"/>
+      <w:numFmt w:val="bullet"/>
+      <w:lvlText w:val=""/>
+      <w:lvlJc w:val="left"/>
+      <w:pPr>
+        <w:tabs>
+          <w:tab w:val="num" w:pos="4320"/>
+        </w:tabs>
+        <w:ind w:left="4320" w:hanging="360"/>
+      </w:pPr>
+      <w:rPr>
+        <w:rFonts w:ascii="Wingdings" w:hAnsi="Wingdings" w:hint="default"/>
+        <w:sz w:val="20"/>
+      </w:rPr>
+    </w:lvl>
+    <w:lvl w:ilvl="6" w:tentative="1">
+      <w:start w:val="1"/>
+      <w:numFmt w:val="bullet"/>
+      <w:lvlText w:val=""/>
+      <w:lvlJc w:val="left"/>
+      <w:pPr>
+        <w:tabs>
+          <w:tab w:val="num" w:pos="5040"/>
+        </w:tabs>
+        <w:ind w:left="5040" w:hanging="360"/>
+      </w:pPr>
+      <w:rPr>
+        <w:rFonts w:ascii="Wingdings" w:hAnsi="Wingdings" w:hint="default"/>
+        <w:sz w:val="20"/>
+      </w:rPr>
+    </w:lvl>
+    <w:lvl w:ilvl="7" w:tentative="1">
+      <w:start w:val="1"/>
+      <w:numFmt w:val="bullet"/>
+      <w:lvlText w:val=""/>
+      <w:lvlJc w:val="left"/>
+      <w:pPr>
+        <w:tabs>
+          <w:tab w:val="num" w:pos="5760"/>
+        </w:tabs>
+        <w:ind w:left="5760" w:hanging="360"/>
+      </w:pPr>
+      <w:rPr>
+        <w:rFonts w:ascii="Wingdings" w:hAnsi="Wingdings" w:hint="default"/>
+        <w:sz w:val="20"/>
+      </w:rPr>
+    </w:lvl>
+    <w:lvl w:ilvl="8" w:tentative="1">
+      <w:start w:val="1"/>
+      <w:numFmt w:val="bullet"/>
+      <w:lvlText w:val=""/>
+      <w:lvlJc w:val="left"/>
+      <w:pPr>
+        <w:tabs>
+          <w:tab w:val="num" w:pos="6480"/>
+        </w:tabs>
+        <w:ind w:left="6480" w:hanging="360"/>
+      </w:pPr>
+      <w:rPr>
+        <w:rFonts w:ascii="Wingdings" w:hAnsi="Wingdings" w:hint="default"/>
+        <w:sz w:val="20"/>
+      </w:rPr>
+    </w:lvl>
+  </w:abstractNum>
+  <w:abstractNum w:abstractNumId="6" w15:restartNumberingAfterBreak="0">
     <w:nsid w:val="0801373A"/>
     <w:multiLevelType w:val="hybridMultilevel"/>
     <w:tmpl w:val="C106B41A"/>
@@ -11150,7 +14559,7 @@
       </w:pPr>
     </w:lvl>
   </w:abstractNum>
-  <w:abstractNum w:abstractNumId="4" w15:restartNumberingAfterBreak="0">
+  <w:abstractNum w:abstractNumId="7" w15:restartNumberingAfterBreak="0">
     <w:nsid w:val="09AD5336"/>
     <w:multiLevelType w:val="hybridMultilevel"/>
     <w:tmpl w:val="1F986A40"/>
@@ -11262,7 +14671,7 @@
       </w:rPr>
     </w:lvl>
   </w:abstractNum>
-  <w:abstractNum w:abstractNumId="5" w15:restartNumberingAfterBreak="0">
+  <w:abstractNum w:abstractNumId="8" w15:restartNumberingAfterBreak="0">
     <w:nsid w:val="0CC338AD"/>
     <w:multiLevelType w:val="multilevel"/>
     <w:tmpl w:val="1D0C9EC4"/>
@@ -11379,7 +14788,120 @@
       </w:pPr>
     </w:lvl>
   </w:abstractNum>
-  <w:abstractNum w:abstractNumId="6" w15:restartNumberingAfterBreak="0">
+  <w:abstractNum w:abstractNumId="9" w15:restartNumberingAfterBreak="0">
+    <w:nsid w:val="0E3F27CE"/>
+    <w:multiLevelType w:val="multilevel"/>
+    <w:tmpl w:val="6B620AA6"/>
+    <w:lvl w:ilvl="0">
+      <w:start w:val="1"/>
+      <w:numFmt w:val="decimal"/>
+      <w:lvlText w:val="%1."/>
+      <w:lvlJc w:val="left"/>
+      <w:pPr>
+        <w:tabs>
+          <w:tab w:val="num" w:pos="720"/>
+        </w:tabs>
+        <w:ind w:left="720" w:hanging="360"/>
+      </w:pPr>
+    </w:lvl>
+    <w:lvl w:ilvl="1" w:tentative="1">
+      <w:start w:val="1"/>
+      <w:numFmt w:val="decimal"/>
+      <w:lvlText w:val="%2."/>
+      <w:lvlJc w:val="left"/>
+      <w:pPr>
+        <w:tabs>
+          <w:tab w:val="num" w:pos="1440"/>
+        </w:tabs>
+        <w:ind w:left="1440" w:hanging="360"/>
+      </w:pPr>
+    </w:lvl>
+    <w:lvl w:ilvl="2" w:tentative="1">
+      <w:start w:val="1"/>
+      <w:numFmt w:val="decimal"/>
+      <w:lvlText w:val="%3."/>
+      <w:lvlJc w:val="left"/>
+      <w:pPr>
+        <w:tabs>
+          <w:tab w:val="num" w:pos="2160"/>
+        </w:tabs>
+        <w:ind w:left="2160" w:hanging="360"/>
+      </w:pPr>
+    </w:lvl>
+    <w:lvl w:ilvl="3" w:tentative="1">
+      <w:start w:val="1"/>
+      <w:numFmt w:val="decimal"/>
+      <w:lvlText w:val="%4."/>
+      <w:lvlJc w:val="left"/>
+      <w:pPr>
+        <w:tabs>
+          <w:tab w:val="num" w:pos="2880"/>
+        </w:tabs>
+        <w:ind w:left="2880" w:hanging="360"/>
+      </w:pPr>
+    </w:lvl>
+    <w:lvl w:ilvl="4" w:tentative="1">
+      <w:start w:val="1"/>
+      <w:numFmt w:val="decimal"/>
+      <w:lvlText w:val="%5."/>
+      <w:lvlJc w:val="left"/>
+      <w:pPr>
+        <w:tabs>
+          <w:tab w:val="num" w:pos="3600"/>
+        </w:tabs>
+        <w:ind w:left="3600" w:hanging="360"/>
+      </w:pPr>
+    </w:lvl>
+    <w:lvl w:ilvl="5" w:tentative="1">
+      <w:start w:val="1"/>
+      <w:numFmt w:val="decimal"/>
+      <w:lvlText w:val="%6."/>
+      <w:lvlJc w:val="left"/>
+      <w:pPr>
+        <w:tabs>
+          <w:tab w:val="num" w:pos="4320"/>
+        </w:tabs>
+        <w:ind w:left="4320" w:hanging="360"/>
+      </w:pPr>
+    </w:lvl>
+    <w:lvl w:ilvl="6" w:tentative="1">
+      <w:start w:val="1"/>
+      <w:numFmt w:val="decimal"/>
+      <w:lvlText w:val="%7."/>
+      <w:lvlJc w:val="left"/>
+      <w:pPr>
+        <w:tabs>
+          <w:tab w:val="num" w:pos="5040"/>
+        </w:tabs>
+        <w:ind w:left="5040" w:hanging="360"/>
+      </w:pPr>
+    </w:lvl>
+    <w:lvl w:ilvl="7" w:tentative="1">
+      <w:start w:val="1"/>
+      <w:numFmt w:val="decimal"/>
+      <w:lvlText w:val="%8."/>
+      <w:lvlJc w:val="left"/>
+      <w:pPr>
+        <w:tabs>
+          <w:tab w:val="num" w:pos="5760"/>
+        </w:tabs>
+        <w:ind w:left="5760" w:hanging="360"/>
+      </w:pPr>
+    </w:lvl>
+    <w:lvl w:ilvl="8" w:tentative="1">
+      <w:start w:val="1"/>
+      <w:numFmt w:val="decimal"/>
+      <w:lvlText w:val="%9."/>
+      <w:lvlJc w:val="left"/>
+      <w:pPr>
+        <w:tabs>
+          <w:tab w:val="num" w:pos="6480"/>
+        </w:tabs>
+        <w:ind w:left="6480" w:hanging="360"/>
+      </w:pPr>
+    </w:lvl>
+  </w:abstractNum>
+  <w:abstractNum w:abstractNumId="10" w15:restartNumberingAfterBreak="0">
     <w:nsid w:val="114E1D30"/>
     <w:multiLevelType w:val="multilevel"/>
     <w:tmpl w:val="038A1970"/>
@@ -11528,7 +15050,7 @@
       </w:rPr>
     </w:lvl>
   </w:abstractNum>
-  <w:abstractNum w:abstractNumId="7" w15:restartNumberingAfterBreak="0">
+  <w:abstractNum w:abstractNumId="11" w15:restartNumberingAfterBreak="0">
     <w:nsid w:val="123647CB"/>
     <w:multiLevelType w:val="multilevel"/>
     <w:tmpl w:val="F296ED26"/>
@@ -11677,7 +15199,7 @@
       </w:rPr>
     </w:lvl>
   </w:abstractNum>
-  <w:abstractNum w:abstractNumId="8" w15:restartNumberingAfterBreak="0">
+  <w:abstractNum w:abstractNumId="12" w15:restartNumberingAfterBreak="0">
     <w:nsid w:val="15EC3DF9"/>
     <w:multiLevelType w:val="multilevel"/>
     <w:tmpl w:val="9768FDDE"/>
@@ -11826,7 +15348,156 @@
       </w:rPr>
     </w:lvl>
   </w:abstractNum>
-  <w:abstractNum w:abstractNumId="9" w15:restartNumberingAfterBreak="0">
+  <w:abstractNum w:abstractNumId="13" w15:restartNumberingAfterBreak="0">
+    <w:nsid w:val="18AF1E87"/>
+    <w:multiLevelType w:val="multilevel"/>
+    <w:tmpl w:val="8D1E29E0"/>
+    <w:lvl w:ilvl="0">
+      <w:start w:val="1"/>
+      <w:numFmt w:val="bullet"/>
+      <w:lvlText w:val=""/>
+      <w:lvlJc w:val="left"/>
+      <w:pPr>
+        <w:tabs>
+          <w:tab w:val="num" w:pos="720"/>
+        </w:tabs>
+        <w:ind w:left="720" w:hanging="360"/>
+      </w:pPr>
+      <w:rPr>
+        <w:rFonts w:ascii="Symbol" w:hAnsi="Symbol" w:hint="default"/>
+        <w:sz w:val="20"/>
+      </w:rPr>
+    </w:lvl>
+    <w:lvl w:ilvl="1" w:tentative="1">
+      <w:start w:val="1"/>
+      <w:numFmt w:val="bullet"/>
+      <w:lvlText w:val="o"/>
+      <w:lvlJc w:val="left"/>
+      <w:pPr>
+        <w:tabs>
+          <w:tab w:val="num" w:pos="1440"/>
+        </w:tabs>
+        <w:ind w:left="1440" w:hanging="360"/>
+      </w:pPr>
+      <w:rPr>
+        <w:rFonts w:ascii="Courier New" w:hAnsi="Courier New" w:hint="default"/>
+        <w:sz w:val="20"/>
+      </w:rPr>
+    </w:lvl>
+    <w:lvl w:ilvl="2" w:tentative="1">
+      <w:start w:val="1"/>
+      <w:numFmt w:val="bullet"/>
+      <w:lvlText w:val=""/>
+      <w:lvlJc w:val="left"/>
+      <w:pPr>
+        <w:tabs>
+          <w:tab w:val="num" w:pos="2160"/>
+        </w:tabs>
+        <w:ind w:left="2160" w:hanging="360"/>
+      </w:pPr>
+      <w:rPr>
+        <w:rFonts w:ascii="Wingdings" w:hAnsi="Wingdings" w:hint="default"/>
+        <w:sz w:val="20"/>
+      </w:rPr>
+    </w:lvl>
+    <w:lvl w:ilvl="3" w:tentative="1">
+      <w:start w:val="1"/>
+      <w:numFmt w:val="bullet"/>
+      <w:lvlText w:val=""/>
+      <w:lvlJc w:val="left"/>
+      <w:pPr>
+        <w:tabs>
+          <w:tab w:val="num" w:pos="2880"/>
+        </w:tabs>
+        <w:ind w:left="2880" w:hanging="360"/>
+      </w:pPr>
+      <w:rPr>
+        <w:rFonts w:ascii="Wingdings" w:hAnsi="Wingdings" w:hint="default"/>
+        <w:sz w:val="20"/>
+      </w:rPr>
+    </w:lvl>
+    <w:lvl w:ilvl="4" w:tentative="1">
+      <w:start w:val="1"/>
+      <w:numFmt w:val="bullet"/>
+      <w:lvlText w:val=""/>
+      <w:lvlJc w:val="left"/>
+      <w:pPr>
+        <w:tabs>
+          <w:tab w:val="num" w:pos="3600"/>
+        </w:tabs>
+        <w:ind w:left="3600" w:hanging="360"/>
+      </w:pPr>
+      <w:rPr>
+        <w:rFonts w:ascii="Wingdings" w:hAnsi="Wingdings" w:hint="default"/>
+        <w:sz w:val="20"/>
+      </w:rPr>
+    </w:lvl>
+    <w:lvl w:ilvl="5" w:tentative="1">
+      <w:start w:val="1"/>
+      <w:numFmt w:val="bullet"/>
+      <w:lvlText w:val=""/>
+      <w:lvlJc w:val="left"/>
+      <w:pPr>
+        <w:tabs>
+          <w:tab w:val="num" w:pos="4320"/>
+        </w:tabs>
+        <w:ind w:left="4320" w:hanging="360"/>
+      </w:pPr>
+      <w:rPr>
+        <w:rFonts w:ascii="Wingdings" w:hAnsi="Wingdings" w:hint="default"/>
+        <w:sz w:val="20"/>
+      </w:rPr>
+    </w:lvl>
+    <w:lvl w:ilvl="6" w:tentative="1">
+      <w:start w:val="1"/>
+      <w:numFmt w:val="bullet"/>
+      <w:lvlText w:val=""/>
+      <w:lvlJc w:val="left"/>
+      <w:pPr>
+        <w:tabs>
+          <w:tab w:val="num" w:pos="5040"/>
+        </w:tabs>
+        <w:ind w:left="5040" w:hanging="360"/>
+      </w:pPr>
+      <w:rPr>
+        <w:rFonts w:ascii="Wingdings" w:hAnsi="Wingdings" w:hint="default"/>
+        <w:sz w:val="20"/>
+      </w:rPr>
+    </w:lvl>
+    <w:lvl w:ilvl="7" w:tentative="1">
+      <w:start w:val="1"/>
+      <w:numFmt w:val="bullet"/>
+      <w:lvlText w:val=""/>
+      <w:lvlJc w:val="left"/>
+      <w:pPr>
+        <w:tabs>
+          <w:tab w:val="num" w:pos="5760"/>
+        </w:tabs>
+        <w:ind w:left="5760" w:hanging="360"/>
+      </w:pPr>
+      <w:rPr>
+        <w:rFonts w:ascii="Wingdings" w:hAnsi="Wingdings" w:hint="default"/>
+        <w:sz w:val="20"/>
+      </w:rPr>
+    </w:lvl>
+    <w:lvl w:ilvl="8" w:tentative="1">
+      <w:start w:val="1"/>
+      <w:numFmt w:val="bullet"/>
+      <w:lvlText w:val=""/>
+      <w:lvlJc w:val="left"/>
+      <w:pPr>
+        <w:tabs>
+          <w:tab w:val="num" w:pos="6480"/>
+        </w:tabs>
+        <w:ind w:left="6480" w:hanging="360"/>
+      </w:pPr>
+      <w:rPr>
+        <w:rFonts w:ascii="Wingdings" w:hAnsi="Wingdings" w:hint="default"/>
+        <w:sz w:val="20"/>
+      </w:rPr>
+    </w:lvl>
+  </w:abstractNum>
+  <w:abstractNum w:abstractNumId="14" w15:restartNumberingAfterBreak="0">
     <w:nsid w:val="18FC3BA1"/>
     <w:multiLevelType w:val="multilevel"/>
     <w:tmpl w:val="B1E414AE"/>
@@ -11975,7 +15646,7 @@
       </w:rPr>
     </w:lvl>
   </w:abstractNum>
-  <w:abstractNum w:abstractNumId="10" w15:restartNumberingAfterBreak="0">
+  <w:abstractNum w:abstractNumId="15" w15:restartNumberingAfterBreak="0">
     <w:nsid w:val="1C435F5E"/>
     <w:multiLevelType w:val="multilevel"/>
     <w:tmpl w:val="D9F2AADC"/>
@@ -12088,7 +15759,7 @@
       </w:pPr>
     </w:lvl>
   </w:abstractNum>
-  <w:abstractNum w:abstractNumId="11" w15:restartNumberingAfterBreak="0">
+  <w:abstractNum w:abstractNumId="16" w15:restartNumberingAfterBreak="0">
     <w:nsid w:val="1C465AE6"/>
     <w:multiLevelType w:val="multilevel"/>
     <w:tmpl w:val="0ACA4A6C"/>
@@ -12201,7 +15872,7 @@
       </w:pPr>
     </w:lvl>
   </w:abstractNum>
-  <w:abstractNum w:abstractNumId="12" w15:restartNumberingAfterBreak="0">
+  <w:abstractNum w:abstractNumId="17" w15:restartNumberingAfterBreak="0">
     <w:nsid w:val="1D190C46"/>
     <w:multiLevelType w:val="multilevel"/>
     <w:tmpl w:val="3BA45824"/>
@@ -12350,7 +16021,7 @@
       </w:rPr>
     </w:lvl>
   </w:abstractNum>
-  <w:abstractNum w:abstractNumId="13" w15:restartNumberingAfterBreak="0">
+  <w:abstractNum w:abstractNumId="18" w15:restartNumberingAfterBreak="0">
     <w:nsid w:val="1F2167C8"/>
     <w:multiLevelType w:val="multilevel"/>
     <w:tmpl w:val="6C7EBE78"/>
@@ -12499,7 +16170,242 @@
       </w:rPr>
     </w:lvl>
   </w:abstractNum>
-  <w:abstractNum w:abstractNumId="14" w15:restartNumberingAfterBreak="0">
+  <w:abstractNum w:abstractNumId="19" w15:restartNumberingAfterBreak="0">
+    <w:nsid w:val="200056A9"/>
+    <w:multiLevelType w:val="multilevel"/>
+    <w:tmpl w:val="C1A6B39E"/>
+    <w:lvl w:ilvl="0">
+      <w:start w:val="1"/>
+      <w:numFmt w:val="bullet"/>
+      <w:lvlText w:val=""/>
+      <w:lvlJc w:val="left"/>
+      <w:pPr>
+        <w:tabs>
+          <w:tab w:val="num" w:pos="720"/>
+        </w:tabs>
+        <w:ind w:left="720" w:hanging="360"/>
+      </w:pPr>
+      <w:rPr>
+        <w:rFonts w:ascii="Symbol" w:hAnsi="Symbol" w:hint="default"/>
+        <w:sz w:val="20"/>
+      </w:rPr>
+    </w:lvl>
+    <w:lvl w:ilvl="1" w:tentative="1">
+      <w:start w:val="1"/>
+      <w:numFmt w:val="bullet"/>
+      <w:lvlText w:val="o"/>
+      <w:lvlJc w:val="left"/>
+      <w:pPr>
+        <w:tabs>
+          <w:tab w:val="num" w:pos="1440"/>
+        </w:tabs>
+        <w:ind w:left="1440" w:hanging="360"/>
+      </w:pPr>
+      <w:rPr>
+        <w:rFonts w:ascii="Courier New" w:hAnsi="Courier New" w:hint="default"/>
+        <w:sz w:val="20"/>
+      </w:rPr>
+    </w:lvl>
+    <w:lvl w:ilvl="2" w:tentative="1">
+      <w:start w:val="1"/>
+      <w:numFmt w:val="bullet"/>
+      <w:lvlText w:val=""/>
+      <w:lvlJc w:val="left"/>
+      <w:pPr>
+        <w:tabs>
+          <w:tab w:val="num" w:pos="2160"/>
+        </w:tabs>
+        <w:ind w:left="2160" w:hanging="360"/>
+      </w:pPr>
+      <w:rPr>
+        <w:rFonts w:ascii="Wingdings" w:hAnsi="Wingdings" w:hint="default"/>
+        <w:sz w:val="20"/>
+      </w:rPr>
+    </w:lvl>
+    <w:lvl w:ilvl="3" w:tentative="1">
+      <w:start w:val="1"/>
+      <w:numFmt w:val="bullet"/>
+      <w:lvlText w:val=""/>
+      <w:lvlJc w:val="left"/>
+      <w:pPr>
+        <w:tabs>
+          <w:tab w:val="num" w:pos="2880"/>
+        </w:tabs>
+        <w:ind w:left="2880" w:hanging="360"/>
+      </w:pPr>
+      <w:rPr>
+        <w:rFonts w:ascii="Wingdings" w:hAnsi="Wingdings" w:hint="default"/>
+        <w:sz w:val="20"/>
+      </w:rPr>
+    </w:lvl>
+    <w:lvl w:ilvl="4" w:tentative="1">
+      <w:start w:val="1"/>
+      <w:numFmt w:val="bullet"/>
+      <w:lvlText w:val=""/>
+      <w:lvlJc w:val="left"/>
+      <w:pPr>
+        <w:tabs>
+          <w:tab w:val="num" w:pos="3600"/>
+        </w:tabs>
+        <w:ind w:left="3600" w:hanging="360"/>
+      </w:pPr>
+      <w:rPr>
+        <w:rFonts w:ascii="Wingdings" w:hAnsi="Wingdings" w:hint="default"/>
+        <w:sz w:val="20"/>
+      </w:rPr>
+    </w:lvl>
+    <w:lvl w:ilvl="5" w:tentative="1">
+      <w:start w:val="1"/>
+      <w:numFmt w:val="bullet"/>
+      <w:lvlText w:val=""/>
+      <w:lvlJc w:val="left"/>
+      <w:pPr>
+        <w:tabs>
+          <w:tab w:val="num" w:pos="4320"/>
+        </w:tabs>
+        <w:ind w:left="4320" w:hanging="360"/>
+      </w:pPr>
+      <w:rPr>
+        <w:rFonts w:ascii="Wingdings" w:hAnsi="Wingdings" w:hint="default"/>
+        <w:sz w:val="20"/>
+      </w:rPr>
+    </w:lvl>
+    <w:lvl w:ilvl="6" w:tentative="1">
+      <w:start w:val="1"/>
+      <w:numFmt w:val="bullet"/>
+      <w:lvlText w:val=""/>
+      <w:lvlJc w:val="left"/>
+      <w:pPr>
+        <w:tabs>
+          <w:tab w:val="num" w:pos="5040"/>
+        </w:tabs>
+        <w:ind w:left="5040" w:hanging="360"/>
+      </w:pPr>
+      <w:rPr>
+        <w:rFonts w:ascii="Wingdings" w:hAnsi="Wingdings" w:hint="default"/>
+        <w:sz w:val="20"/>
+      </w:rPr>
+    </w:lvl>
+    <w:lvl w:ilvl="7" w:tentative="1">
+      <w:start w:val="1"/>
+      <w:numFmt w:val="bullet"/>
+      <w:lvlText w:val=""/>
+      <w:lvlJc w:val="left"/>
+      <w:pPr>
+        <w:tabs>
+          <w:tab w:val="num" w:pos="5760"/>
+        </w:tabs>
+        <w:ind w:left="5760" w:hanging="360"/>
+      </w:pPr>
+      <w:rPr>
+        <w:rFonts w:ascii="Wingdings" w:hAnsi="Wingdings" w:hint="default"/>
+        <w:sz w:val="20"/>
+      </w:rPr>
+    </w:lvl>
+    <w:lvl w:ilvl="8" w:tentative="1">
+      <w:start w:val="1"/>
+      <w:numFmt w:val="bullet"/>
+      <w:lvlText w:val=""/>
+      <w:lvlJc w:val="left"/>
+      <w:pPr>
+        <w:tabs>
+          <w:tab w:val="num" w:pos="6480"/>
+        </w:tabs>
+        <w:ind w:left="6480" w:hanging="360"/>
+      </w:pPr>
+      <w:rPr>
+        <w:rFonts w:ascii="Wingdings" w:hAnsi="Wingdings" w:hint="default"/>
+        <w:sz w:val="20"/>
+      </w:rPr>
+    </w:lvl>
+  </w:abstractNum>
+  <w:abstractNum w:abstractNumId="20" w15:restartNumberingAfterBreak="0">
+    <w:nsid w:val="25491599"/>
+    <w:multiLevelType w:val="hybridMultilevel"/>
+    <w:tmpl w:val="62889692"/>
+    <w:lvl w:ilvl="0" w:tplc="0409001B">
+      <w:start w:val="1"/>
+      <w:numFmt w:val="lowerRoman"/>
+      <w:lvlText w:val="%1."/>
+      <w:lvlJc w:val="right"/>
+      <w:pPr>
+        <w:ind w:left="1440" w:hanging="360"/>
+      </w:pPr>
+    </w:lvl>
+    <w:lvl w:ilvl="1" w:tplc="04090019" w:tentative="1">
+      <w:start w:val="1"/>
+      <w:numFmt w:val="lowerLetter"/>
+      <w:lvlText w:val="%2."/>
+      <w:lvlJc w:val="left"/>
+      <w:pPr>
+        <w:ind w:left="2160" w:hanging="360"/>
+      </w:pPr>
+    </w:lvl>
+    <w:lvl w:ilvl="2" w:tplc="0409001B" w:tentative="1">
+      <w:start w:val="1"/>
+      <w:numFmt w:val="lowerRoman"/>
+      <w:lvlText w:val="%3."/>
+      <w:lvlJc w:val="right"/>
+      <w:pPr>
+        <w:ind w:left="2880" w:hanging="180"/>
+      </w:pPr>
+    </w:lvl>
+    <w:lvl w:ilvl="3" w:tplc="0409000F" w:tentative="1">
+      <w:start w:val="1"/>
+      <w:numFmt w:val="decimal"/>
+      <w:lvlText w:val="%4."/>
+      <w:lvlJc w:val="left"/>
+      <w:pPr>
+        <w:ind w:left="3600" w:hanging="360"/>
+      </w:pPr>
+    </w:lvl>
+    <w:lvl w:ilvl="4" w:tplc="04090019" w:tentative="1">
+      <w:start w:val="1"/>
+      <w:numFmt w:val="lowerLetter"/>
+      <w:lvlText w:val="%5."/>
+      <w:lvlJc w:val="left"/>
+      <w:pPr>
+        <w:ind w:left="4320" w:hanging="360"/>
+      </w:pPr>
+    </w:lvl>
+    <w:lvl w:ilvl="5" w:tplc="0409001B" w:tentative="1">
+      <w:start w:val="1"/>
+      <w:numFmt w:val="lowerRoman"/>
+      <w:lvlText w:val="%6."/>
+      <w:lvlJc w:val="right"/>
+      <w:pPr>
+        <w:ind w:left="5040" w:hanging="180"/>
+      </w:pPr>
+    </w:lvl>
+    <w:lvl w:ilvl="6" w:tplc="0409000F" w:tentative="1">
+      <w:start w:val="1"/>
+      <w:numFmt w:val="decimal"/>
+      <w:lvlText w:val="%7."/>
+      <w:lvlJc w:val="left"/>
+      <w:pPr>
+        <w:ind w:left="5760" w:hanging="360"/>
+      </w:pPr>
+    </w:lvl>
+    <w:lvl w:ilvl="7" w:tplc="04090019" w:tentative="1">
+      <w:start w:val="1"/>
+      <w:numFmt w:val="lowerLetter"/>
+      <w:lvlText w:val="%8."/>
+      <w:lvlJc w:val="left"/>
+      <w:pPr>
+        <w:ind w:left="6480" w:hanging="360"/>
+      </w:pPr>
+    </w:lvl>
+    <w:lvl w:ilvl="8" w:tplc="0409001B" w:tentative="1">
+      <w:start w:val="1"/>
+      <w:numFmt w:val="lowerRoman"/>
+      <w:lvlText w:val="%9."/>
+      <w:lvlJc w:val="right"/>
+      <w:pPr>
+        <w:ind w:left="7200" w:hanging="180"/>
+      </w:pPr>
+    </w:lvl>
+  </w:abstractNum>
+  <w:abstractNum w:abstractNumId="21" w15:restartNumberingAfterBreak="0">
     <w:nsid w:val="26FF3D75"/>
     <w:multiLevelType w:val="multilevel"/>
     <w:tmpl w:val="DE3C1CD6"/>
@@ -12648,7 +16554,7 @@
       </w:rPr>
     </w:lvl>
   </w:abstractNum>
-  <w:abstractNum w:abstractNumId="15" w15:restartNumberingAfterBreak="0">
+  <w:abstractNum w:abstractNumId="22" w15:restartNumberingAfterBreak="0">
     <w:nsid w:val="27A34F9B"/>
     <w:multiLevelType w:val="multilevel"/>
     <w:tmpl w:val="7B062B34"/>
@@ -12797,7 +16703,7 @@
       </w:rPr>
     </w:lvl>
   </w:abstractNum>
-  <w:abstractNum w:abstractNumId="16" w15:restartNumberingAfterBreak="0">
+  <w:abstractNum w:abstractNumId="23" w15:restartNumberingAfterBreak="0">
     <w:nsid w:val="28E21B80"/>
     <w:multiLevelType w:val="multilevel"/>
     <w:tmpl w:val="653AC656"/>
@@ -12946,7 +16852,93 @@
       </w:rPr>
     </w:lvl>
   </w:abstractNum>
-  <w:abstractNum w:abstractNumId="17" w15:restartNumberingAfterBreak="0">
+  <w:abstractNum w:abstractNumId="24" w15:restartNumberingAfterBreak="0">
+    <w:nsid w:val="2A4678EB"/>
+    <w:multiLevelType w:val="hybridMultilevel"/>
+    <w:tmpl w:val="563A7B3A"/>
+    <w:lvl w:ilvl="0" w:tplc="0409001B">
+      <w:start w:val="1"/>
+      <w:numFmt w:val="lowerRoman"/>
+      <w:lvlText w:val="%1."/>
+      <w:lvlJc w:val="right"/>
+      <w:pPr>
+        <w:ind w:left="720" w:hanging="360"/>
+      </w:pPr>
+    </w:lvl>
+    <w:lvl w:ilvl="1" w:tplc="04090019" w:tentative="1">
+      <w:start w:val="1"/>
+      <w:numFmt w:val="lowerLetter"/>
+      <w:lvlText w:val="%2."/>
+      <w:lvlJc w:val="left"/>
+      <w:pPr>
+        <w:ind w:left="1440" w:hanging="360"/>
+      </w:pPr>
+    </w:lvl>
+    <w:lvl w:ilvl="2" w:tplc="0409001B" w:tentative="1">
+      <w:start w:val="1"/>
+      <w:numFmt w:val="lowerRoman"/>
+      <w:lvlText w:val="%3."/>
+      <w:lvlJc w:val="right"/>
+      <w:pPr>
+        <w:ind w:left="2160" w:hanging="180"/>
+      </w:pPr>
+    </w:lvl>
+    <w:lvl w:ilvl="3" w:tplc="0409000F" w:tentative="1">
+      <w:start w:val="1"/>
+      <w:numFmt w:val="decimal"/>
+      <w:lvlText w:val="%4."/>
+      <w:lvlJc w:val="left"/>
+      <w:pPr>
+        <w:ind w:left="2880" w:hanging="360"/>
+      </w:pPr>
+    </w:lvl>
+    <w:lvl w:ilvl="4" w:tplc="04090019" w:tentative="1">
+      <w:start w:val="1"/>
+      <w:numFmt w:val="lowerLetter"/>
+      <w:lvlText w:val="%5."/>
+      <w:lvlJc w:val="left"/>
+      <w:pPr>
+        <w:ind w:left="3600" w:hanging="360"/>
+      </w:pPr>
+    </w:lvl>
+    <w:lvl w:ilvl="5" w:tplc="0409001B" w:tentative="1">
+      <w:start w:val="1"/>
+      <w:numFmt w:val="lowerRoman"/>
+      <w:lvlText w:val="%6."/>
+      <w:lvlJc w:val="right"/>
+      <w:pPr>
+        <w:ind w:left="4320" w:hanging="180"/>
+      </w:pPr>
+    </w:lvl>
+    <w:lvl w:ilvl="6" w:tplc="0409000F" w:tentative="1">
+      <w:start w:val="1"/>
+      <w:numFmt w:val="decimal"/>
+      <w:lvlText w:val="%7."/>
+      <w:lvlJc w:val="left"/>
+      <w:pPr>
+        <w:ind w:left="5040" w:hanging="360"/>
+      </w:pPr>
+    </w:lvl>
+    <w:lvl w:ilvl="7" w:tplc="04090019" w:tentative="1">
+      <w:start w:val="1"/>
+      <w:numFmt w:val="lowerLetter"/>
+      <w:lvlText w:val="%8."/>
+      <w:lvlJc w:val="left"/>
+      <w:pPr>
+        <w:ind w:left="5760" w:hanging="360"/>
+      </w:pPr>
+    </w:lvl>
+    <w:lvl w:ilvl="8" w:tplc="0409001B" w:tentative="1">
+      <w:start w:val="1"/>
+      <w:numFmt w:val="lowerRoman"/>
+      <w:lvlText w:val="%9."/>
+      <w:lvlJc w:val="right"/>
+      <w:pPr>
+        <w:ind w:left="6480" w:hanging="180"/>
+      </w:pPr>
+    </w:lvl>
+  </w:abstractNum>
+  <w:abstractNum w:abstractNumId="25" w15:restartNumberingAfterBreak="0">
     <w:nsid w:val="2B6C0AB4"/>
     <w:multiLevelType w:val="multilevel"/>
     <w:tmpl w:val="968C0800"/>
@@ -13095,7 +17087,7 @@
       </w:rPr>
     </w:lvl>
   </w:abstractNum>
-  <w:abstractNum w:abstractNumId="18" w15:restartNumberingAfterBreak="0">
+  <w:abstractNum w:abstractNumId="26" w15:restartNumberingAfterBreak="0">
     <w:nsid w:val="2B911F02"/>
     <w:multiLevelType w:val="multilevel"/>
     <w:tmpl w:val="A06842A0"/>
@@ -13244,7 +17236,7 @@
       </w:rPr>
     </w:lvl>
   </w:abstractNum>
-  <w:abstractNum w:abstractNumId="19" w15:restartNumberingAfterBreak="0">
+  <w:abstractNum w:abstractNumId="27" w15:restartNumberingAfterBreak="0">
     <w:nsid w:val="2B941267"/>
     <w:multiLevelType w:val="multilevel"/>
     <w:tmpl w:val="46689B9C"/>
@@ -13393,7 +17385,7 @@
       </w:rPr>
     </w:lvl>
   </w:abstractNum>
-  <w:abstractNum w:abstractNumId="20" w15:restartNumberingAfterBreak="0">
+  <w:abstractNum w:abstractNumId="28" w15:restartNumberingAfterBreak="0">
     <w:nsid w:val="2D124E9A"/>
     <w:multiLevelType w:val="multilevel"/>
     <w:tmpl w:val="79043492"/>
@@ -13542,7 +17534,7 @@
       </w:rPr>
     </w:lvl>
   </w:abstractNum>
-  <w:abstractNum w:abstractNumId="21" w15:restartNumberingAfterBreak="0">
+  <w:abstractNum w:abstractNumId="29" w15:restartNumberingAfterBreak="0">
     <w:nsid w:val="2D887039"/>
     <w:multiLevelType w:val="multilevel"/>
     <w:tmpl w:val="3B14ED7E"/>
@@ -13691,7 +17683,7 @@
       </w:rPr>
     </w:lvl>
   </w:abstractNum>
-  <w:abstractNum w:abstractNumId="22" w15:restartNumberingAfterBreak="0">
+  <w:abstractNum w:abstractNumId="30" w15:restartNumberingAfterBreak="0">
     <w:nsid w:val="2EBB68BE"/>
     <w:multiLevelType w:val="multilevel"/>
     <w:tmpl w:val="02B08E46"/>
@@ -13840,7 +17832,7 @@
       </w:rPr>
     </w:lvl>
   </w:abstractNum>
-  <w:abstractNum w:abstractNumId="23" w15:restartNumberingAfterBreak="0">
+  <w:abstractNum w:abstractNumId="31" w15:restartNumberingAfterBreak="0">
     <w:nsid w:val="33ED466A"/>
     <w:multiLevelType w:val="multilevel"/>
     <w:tmpl w:val="362A75EC"/>
@@ -13989,7 +17981,7 @@
       </w:rPr>
     </w:lvl>
   </w:abstractNum>
-  <w:abstractNum w:abstractNumId="24" w15:restartNumberingAfterBreak="0">
+  <w:abstractNum w:abstractNumId="32" w15:restartNumberingAfterBreak="0">
     <w:nsid w:val="36B03156"/>
     <w:multiLevelType w:val="multilevel"/>
     <w:tmpl w:val="E0B2CE24"/>
@@ -14138,7 +18130,7 @@
       </w:rPr>
     </w:lvl>
   </w:abstractNum>
-  <w:abstractNum w:abstractNumId="25" w15:restartNumberingAfterBreak="0">
+  <w:abstractNum w:abstractNumId="33" w15:restartNumberingAfterBreak="0">
     <w:nsid w:val="3B196F13"/>
     <w:multiLevelType w:val="multilevel"/>
     <w:tmpl w:val="14F8D2C2"/>
@@ -14287,7 +18279,7 @@
       </w:rPr>
     </w:lvl>
   </w:abstractNum>
-  <w:abstractNum w:abstractNumId="26" w15:restartNumberingAfterBreak="0">
+  <w:abstractNum w:abstractNumId="34" w15:restartNumberingAfterBreak="0">
     <w:nsid w:val="3D1F1FF7"/>
     <w:multiLevelType w:val="multilevel"/>
     <w:tmpl w:val="ED265944"/>
@@ -14400,7 +18392,7 @@
       </w:pPr>
     </w:lvl>
   </w:abstractNum>
-  <w:abstractNum w:abstractNumId="27" w15:restartNumberingAfterBreak="0">
+  <w:abstractNum w:abstractNumId="35" w15:restartNumberingAfterBreak="0">
     <w:nsid w:val="3D257A2B"/>
     <w:multiLevelType w:val="multilevel"/>
     <w:tmpl w:val="1AD8541A"/>
@@ -14549,7 +18541,7 @@
       </w:rPr>
     </w:lvl>
   </w:abstractNum>
-  <w:abstractNum w:abstractNumId="28" w15:restartNumberingAfterBreak="0">
+  <w:abstractNum w:abstractNumId="36" w15:restartNumberingAfterBreak="0">
     <w:nsid w:val="3D565F78"/>
     <w:multiLevelType w:val="multilevel"/>
     <w:tmpl w:val="9B6AC61A"/>
@@ -14698,7 +18690,7 @@
       </w:rPr>
     </w:lvl>
   </w:abstractNum>
-  <w:abstractNum w:abstractNumId="29" w15:restartNumberingAfterBreak="0">
+  <w:abstractNum w:abstractNumId="37" w15:restartNumberingAfterBreak="0">
     <w:nsid w:val="3D91366A"/>
     <w:multiLevelType w:val="multilevel"/>
     <w:tmpl w:val="75E69AEC"/>
@@ -14811,7 +18803,93 @@
       </w:pPr>
     </w:lvl>
   </w:abstractNum>
-  <w:abstractNum w:abstractNumId="30" w15:restartNumberingAfterBreak="0">
+  <w:abstractNum w:abstractNumId="38" w15:restartNumberingAfterBreak="0">
+    <w:nsid w:val="3F957933"/>
+    <w:multiLevelType w:val="hybridMultilevel"/>
+    <w:tmpl w:val="D0EA4550"/>
+    <w:lvl w:ilvl="0" w:tplc="0409001B">
+      <w:start w:val="1"/>
+      <w:numFmt w:val="lowerRoman"/>
+      <w:lvlText w:val="%1."/>
+      <w:lvlJc w:val="right"/>
+      <w:pPr>
+        <w:ind w:left="720" w:hanging="360"/>
+      </w:pPr>
+    </w:lvl>
+    <w:lvl w:ilvl="1" w:tplc="04090019" w:tentative="1">
+      <w:start w:val="1"/>
+      <w:numFmt w:val="lowerLetter"/>
+      <w:lvlText w:val="%2."/>
+      <w:lvlJc w:val="left"/>
+      <w:pPr>
+        <w:ind w:left="1440" w:hanging="360"/>
+      </w:pPr>
+    </w:lvl>
+    <w:lvl w:ilvl="2" w:tplc="0409001B" w:tentative="1">
+      <w:start w:val="1"/>
+      <w:numFmt w:val="lowerRoman"/>
+      <w:lvlText w:val="%3."/>
+      <w:lvlJc w:val="right"/>
+      <w:pPr>
+        <w:ind w:left="2160" w:hanging="180"/>
+      </w:pPr>
+    </w:lvl>
+    <w:lvl w:ilvl="3" w:tplc="0409000F" w:tentative="1">
+      <w:start w:val="1"/>
+      <w:numFmt w:val="decimal"/>
+      <w:lvlText w:val="%4."/>
+      <w:lvlJc w:val="left"/>
+      <w:pPr>
+        <w:ind w:left="2880" w:hanging="360"/>
+      </w:pPr>
+    </w:lvl>
+    <w:lvl w:ilvl="4" w:tplc="04090019" w:tentative="1">
+      <w:start w:val="1"/>
+      <w:numFmt w:val="lowerLetter"/>
+      <w:lvlText w:val="%5."/>
+      <w:lvlJc w:val="left"/>
+      <w:pPr>
+        <w:ind w:left="3600" w:hanging="360"/>
+      </w:pPr>
+    </w:lvl>
+    <w:lvl w:ilvl="5" w:tplc="0409001B" w:tentative="1">
+      <w:start w:val="1"/>
+      <w:numFmt w:val="lowerRoman"/>
+      <w:lvlText w:val="%6."/>
+      <w:lvlJc w:val="right"/>
+      <w:pPr>
+        <w:ind w:left="4320" w:hanging="180"/>
+      </w:pPr>
+    </w:lvl>
+    <w:lvl w:ilvl="6" w:tplc="0409000F" w:tentative="1">
+      <w:start w:val="1"/>
+      <w:numFmt w:val="decimal"/>
+      <w:lvlText w:val="%7."/>
+      <w:lvlJc w:val="left"/>
+      <w:pPr>
+        <w:ind w:left="5040" w:hanging="360"/>
+      </w:pPr>
+    </w:lvl>
+    <w:lvl w:ilvl="7" w:tplc="04090019" w:tentative="1">
+      <w:start w:val="1"/>
+      <w:numFmt w:val="lowerLetter"/>
+      <w:lvlText w:val="%8."/>
+      <w:lvlJc w:val="left"/>
+      <w:pPr>
+        <w:ind w:left="5760" w:hanging="360"/>
+      </w:pPr>
+    </w:lvl>
+    <w:lvl w:ilvl="8" w:tplc="0409001B" w:tentative="1">
+      <w:start w:val="1"/>
+      <w:numFmt w:val="lowerRoman"/>
+      <w:lvlText w:val="%9."/>
+      <w:lvlJc w:val="right"/>
+      <w:pPr>
+        <w:ind w:left="6480" w:hanging="180"/>
+      </w:pPr>
+    </w:lvl>
+  </w:abstractNum>
+  <w:abstractNum w:abstractNumId="39" w15:restartNumberingAfterBreak="0">
     <w:nsid w:val="47A66E76"/>
     <w:multiLevelType w:val="hybridMultilevel"/>
     <w:tmpl w:val="C8E48CD4"/>
@@ -14821,7 +18899,7 @@
       <w:lvlText w:val="%1."/>
       <w:lvlJc w:val="left"/>
       <w:pPr>
-        <w:ind w:left="720" w:hanging="360"/>
+        <w:ind w:left="360" w:hanging="360"/>
       </w:pPr>
     </w:lvl>
     <w:lvl w:ilvl="1" w:tplc="04090019">
@@ -14897,7 +18975,269 @@
       </w:pPr>
     </w:lvl>
   </w:abstractNum>
-  <w:abstractNum w:abstractNumId="31" w15:restartNumberingAfterBreak="0">
+  <w:abstractNum w:abstractNumId="40" w15:restartNumberingAfterBreak="0">
+    <w:nsid w:val="4A6A1B53"/>
+    <w:multiLevelType w:val="multilevel"/>
+    <w:tmpl w:val="02501DA4"/>
+    <w:lvl w:ilvl="0">
+      <w:start w:val="1"/>
+      <w:numFmt w:val="bullet"/>
+      <w:lvlText w:val=""/>
+      <w:lvlJc w:val="left"/>
+      <w:pPr>
+        <w:tabs>
+          <w:tab w:val="num" w:pos="720"/>
+        </w:tabs>
+        <w:ind w:left="720" w:hanging="360"/>
+      </w:pPr>
+      <w:rPr>
+        <w:rFonts w:ascii="Symbol" w:hAnsi="Symbol" w:hint="default"/>
+        <w:sz w:val="20"/>
+      </w:rPr>
+    </w:lvl>
+    <w:lvl w:ilvl="1" w:tentative="1">
+      <w:start w:val="1"/>
+      <w:numFmt w:val="bullet"/>
+      <w:lvlText w:val="o"/>
+      <w:lvlJc w:val="left"/>
+      <w:pPr>
+        <w:tabs>
+          <w:tab w:val="num" w:pos="1440"/>
+        </w:tabs>
+        <w:ind w:left="1440" w:hanging="360"/>
+      </w:pPr>
+      <w:rPr>
+        <w:rFonts w:ascii="Courier New" w:hAnsi="Courier New" w:hint="default"/>
+        <w:sz w:val="20"/>
+      </w:rPr>
+    </w:lvl>
+    <w:lvl w:ilvl="2" w:tentative="1">
+      <w:start w:val="1"/>
+      <w:numFmt w:val="bullet"/>
+      <w:lvlText w:val=""/>
+      <w:lvlJc w:val="left"/>
+      <w:pPr>
+        <w:tabs>
+          <w:tab w:val="num" w:pos="2160"/>
+        </w:tabs>
+        <w:ind w:left="2160" w:hanging="360"/>
+      </w:pPr>
+      <w:rPr>
+        <w:rFonts w:ascii="Wingdings" w:hAnsi="Wingdings" w:hint="default"/>
+        <w:sz w:val="20"/>
+      </w:rPr>
+    </w:lvl>
+    <w:lvl w:ilvl="3" w:tentative="1">
+      <w:start w:val="1"/>
+      <w:numFmt w:val="bullet"/>
+      <w:lvlText w:val=""/>
+      <w:lvlJc w:val="left"/>
+      <w:pPr>
+        <w:tabs>
+          <w:tab w:val="num" w:pos="2880"/>
+        </w:tabs>
+        <w:ind w:left="2880" w:hanging="360"/>
+      </w:pPr>
+      <w:rPr>
+        <w:rFonts w:ascii="Wingdings" w:hAnsi="Wingdings" w:hint="default"/>
+        <w:sz w:val="20"/>
+      </w:rPr>
+    </w:lvl>
+    <w:lvl w:ilvl="4" w:tentative="1">
+      <w:start w:val="1"/>
+      <w:numFmt w:val="bullet"/>
+      <w:lvlText w:val=""/>
+      <w:lvlJc w:val="left"/>
+      <w:pPr>
+        <w:tabs>
+          <w:tab w:val="num" w:pos="3600"/>
+        </w:tabs>
+        <w:ind w:left="3600" w:hanging="360"/>
+      </w:pPr>
+      <w:rPr>
+        <w:rFonts w:ascii="Wingdings" w:hAnsi="Wingdings" w:hint="default"/>
+        <w:sz w:val="20"/>
+      </w:rPr>
+    </w:lvl>
+    <w:lvl w:ilvl="5" w:tentative="1">
+      <w:start w:val="1"/>
+      <w:numFmt w:val="bullet"/>
+      <w:lvlText w:val=""/>
+      <w:lvlJc w:val="left"/>
+      <w:pPr>
+        <w:tabs>
+          <w:tab w:val="num" w:pos="4320"/>
+        </w:tabs>
+        <w:ind w:left="4320" w:hanging="360"/>
+      </w:pPr>
+      <w:rPr>
+        <w:rFonts w:ascii="Wingdings" w:hAnsi="Wingdings" w:hint="default"/>
+        <w:sz w:val="20"/>
+      </w:rPr>
+    </w:lvl>
+    <w:lvl w:ilvl="6" w:tentative="1">
+      <w:start w:val="1"/>
+      <w:numFmt w:val="bullet"/>
+      <w:lvlText w:val=""/>
+      <w:lvlJc w:val="left"/>
+      <w:pPr>
+        <w:tabs>
+          <w:tab w:val="num" w:pos="5040"/>
+        </w:tabs>
+        <w:ind w:left="5040" w:hanging="360"/>
+      </w:pPr>
+      <w:rPr>
+        <w:rFonts w:ascii="Wingdings" w:hAnsi="Wingdings" w:hint="default"/>
+        <w:sz w:val="20"/>
+      </w:rPr>
+    </w:lvl>
+    <w:lvl w:ilvl="7" w:tentative="1">
+      <w:start w:val="1"/>
+      <w:numFmt w:val="bullet"/>
+      <w:lvlText w:val=""/>
+      <w:lvlJc w:val="left"/>
+      <w:pPr>
+        <w:tabs>
+          <w:tab w:val="num" w:pos="5760"/>
+        </w:tabs>
+        <w:ind w:left="5760" w:hanging="360"/>
+      </w:pPr>
+      <w:rPr>
+        <w:rFonts w:ascii="Wingdings" w:hAnsi="Wingdings" w:hint="default"/>
+        <w:sz w:val="20"/>
+      </w:rPr>
+    </w:lvl>
+    <w:lvl w:ilvl="8" w:tentative="1">
+      <w:start w:val="1"/>
+      <w:numFmt w:val="bullet"/>
+      <w:lvlText w:val=""/>
+      <w:lvlJc w:val="left"/>
+      <w:pPr>
+        <w:tabs>
+          <w:tab w:val="num" w:pos="6480"/>
+        </w:tabs>
+        <w:ind w:left="6480" w:hanging="360"/>
+      </w:pPr>
+      <w:rPr>
+        <w:rFonts w:ascii="Wingdings" w:hAnsi="Wingdings" w:hint="default"/>
+        <w:sz w:val="20"/>
+      </w:rPr>
+    </w:lvl>
+  </w:abstractNum>
+  <w:abstractNum w:abstractNumId="41" w15:restartNumberingAfterBreak="0">
+    <w:nsid w:val="4A7827F0"/>
+    <w:multiLevelType w:val="multilevel"/>
+    <w:tmpl w:val="A35225A4"/>
+    <w:lvl w:ilvl="0">
+      <w:start w:val="1"/>
+      <w:numFmt w:val="decimal"/>
+      <w:lvlText w:val="%1."/>
+      <w:lvlJc w:val="left"/>
+      <w:pPr>
+        <w:tabs>
+          <w:tab w:val="num" w:pos="720"/>
+        </w:tabs>
+        <w:ind w:left="720" w:hanging="360"/>
+      </w:pPr>
+    </w:lvl>
+    <w:lvl w:ilvl="1" w:tentative="1">
+      <w:start w:val="1"/>
+      <w:numFmt w:val="decimal"/>
+      <w:lvlText w:val="%2."/>
+      <w:lvlJc w:val="left"/>
+      <w:pPr>
+        <w:tabs>
+          <w:tab w:val="num" w:pos="1440"/>
+        </w:tabs>
+        <w:ind w:left="1440" w:hanging="360"/>
+      </w:pPr>
+    </w:lvl>
+    <w:lvl w:ilvl="2" w:tentative="1">
+      <w:start w:val="1"/>
+      <w:numFmt w:val="decimal"/>
+      <w:lvlText w:val="%3."/>
+      <w:lvlJc w:val="left"/>
+      <w:pPr>
+        <w:tabs>
+          <w:tab w:val="num" w:pos="2160"/>
+        </w:tabs>
+        <w:ind w:left="2160" w:hanging="360"/>
+      </w:pPr>
+    </w:lvl>
+    <w:lvl w:ilvl="3" w:tentative="1">
+      <w:start w:val="1"/>
+      <w:numFmt w:val="decimal"/>
+      <w:lvlText w:val="%4."/>
+      <w:lvlJc w:val="left"/>
+      <w:pPr>
+        <w:tabs>
+          <w:tab w:val="num" w:pos="2880"/>
+        </w:tabs>
+        <w:ind w:left="2880" w:hanging="360"/>
+      </w:pPr>
+    </w:lvl>
+    <w:lvl w:ilvl="4" w:tentative="1">
+      <w:start w:val="1"/>
+      <w:numFmt w:val="decimal"/>
+      <w:lvlText w:val="%5."/>
+      <w:lvlJc w:val="left"/>
+      <w:pPr>
+        <w:tabs>
+          <w:tab w:val="num" w:pos="3600"/>
+        </w:tabs>
+        <w:ind w:left="3600" w:hanging="360"/>
+      </w:pPr>
+    </w:lvl>
+    <w:lvl w:ilvl="5" w:tentative="1">
+      <w:start w:val="1"/>
+      <w:numFmt w:val="decimal"/>
+      <w:lvlText w:val="%6."/>
+      <w:lvlJc w:val="left"/>
+      <w:pPr>
+        <w:tabs>
+          <w:tab w:val="num" w:pos="4320"/>
+        </w:tabs>
+        <w:ind w:left="4320" w:hanging="360"/>
+      </w:pPr>
+    </w:lvl>
+    <w:lvl w:ilvl="6" w:tentative="1">
+      <w:start w:val="1"/>
+      <w:numFmt w:val="decimal"/>
+      <w:lvlText w:val="%7."/>
+      <w:lvlJc w:val="left"/>
+      <w:pPr>
+        <w:tabs>
+          <w:tab w:val="num" w:pos="5040"/>
+        </w:tabs>
+        <w:ind w:left="5040" w:hanging="360"/>
+      </w:pPr>
+    </w:lvl>
+    <w:lvl w:ilvl="7" w:tentative="1">
+      <w:start w:val="1"/>
+      <w:numFmt w:val="decimal"/>
+      <w:lvlText w:val="%8."/>
+      <w:lvlJc w:val="left"/>
+      <w:pPr>
+        <w:tabs>
+          <w:tab w:val="num" w:pos="5760"/>
+        </w:tabs>
+        <w:ind w:left="5760" w:hanging="360"/>
+      </w:pPr>
+    </w:lvl>
+    <w:lvl w:ilvl="8" w:tentative="1">
+      <w:start w:val="1"/>
+      <w:numFmt w:val="decimal"/>
+      <w:lvlText w:val="%9."/>
+      <w:lvlJc w:val="left"/>
+      <w:pPr>
+        <w:tabs>
+          <w:tab w:val="num" w:pos="6480"/>
+        </w:tabs>
+        <w:ind w:left="6480" w:hanging="360"/>
+      </w:pPr>
+    </w:lvl>
+  </w:abstractNum>
+  <w:abstractNum w:abstractNumId="42" w15:restartNumberingAfterBreak="0">
     <w:nsid w:val="4B011CDB"/>
     <w:multiLevelType w:val="multilevel"/>
     <w:tmpl w:val="717AAD96"/>
@@ -15046,7 +19386,7 @@
       </w:rPr>
     </w:lvl>
   </w:abstractNum>
-  <w:abstractNum w:abstractNumId="32" w15:restartNumberingAfterBreak="0">
+  <w:abstractNum w:abstractNumId="43" w15:restartNumberingAfterBreak="0">
     <w:nsid w:val="4D283443"/>
     <w:multiLevelType w:val="hybridMultilevel"/>
     <w:tmpl w:val="452884C4"/>
@@ -15132,7 +19472,7 @@
       </w:pPr>
     </w:lvl>
   </w:abstractNum>
-  <w:abstractNum w:abstractNumId="33" w15:restartNumberingAfterBreak="0">
+  <w:abstractNum w:abstractNumId="44" w15:restartNumberingAfterBreak="0">
     <w:nsid w:val="4DBB4B23"/>
     <w:multiLevelType w:val="multilevel"/>
     <w:tmpl w:val="6CD81D3A"/>
@@ -15281,7 +19621,156 @@
       </w:rPr>
     </w:lvl>
   </w:abstractNum>
-  <w:abstractNum w:abstractNumId="34" w15:restartNumberingAfterBreak="0">
+  <w:abstractNum w:abstractNumId="45" w15:restartNumberingAfterBreak="0">
+    <w:nsid w:val="4FB92ED3"/>
+    <w:multiLevelType w:val="multilevel"/>
+    <w:tmpl w:val="2C7E3258"/>
+    <w:lvl w:ilvl="0">
+      <w:start w:val="1"/>
+      <w:numFmt w:val="bullet"/>
+      <w:lvlText w:val=""/>
+      <w:lvlJc w:val="left"/>
+      <w:pPr>
+        <w:tabs>
+          <w:tab w:val="num" w:pos="720"/>
+        </w:tabs>
+        <w:ind w:left="720" w:hanging="360"/>
+      </w:pPr>
+      <w:rPr>
+        <w:rFonts w:ascii="Symbol" w:hAnsi="Symbol" w:hint="default"/>
+        <w:sz w:val="20"/>
+      </w:rPr>
+    </w:lvl>
+    <w:lvl w:ilvl="1" w:tentative="1">
+      <w:start w:val="1"/>
+      <w:numFmt w:val="bullet"/>
+      <w:lvlText w:val="o"/>
+      <w:lvlJc w:val="left"/>
+      <w:pPr>
+        <w:tabs>
+          <w:tab w:val="num" w:pos="1440"/>
+        </w:tabs>
+        <w:ind w:left="1440" w:hanging="360"/>
+      </w:pPr>
+      <w:rPr>
+        <w:rFonts w:ascii="Courier New" w:hAnsi="Courier New" w:hint="default"/>
+        <w:sz w:val="20"/>
+      </w:rPr>
+    </w:lvl>
+    <w:lvl w:ilvl="2" w:tentative="1">
+      <w:start w:val="1"/>
+      <w:numFmt w:val="bullet"/>
+      <w:lvlText w:val=""/>
+      <w:lvlJc w:val="left"/>
+      <w:pPr>
+        <w:tabs>
+          <w:tab w:val="num" w:pos="2160"/>
+        </w:tabs>
+        <w:ind w:left="2160" w:hanging="360"/>
+      </w:pPr>
+      <w:rPr>
+        <w:rFonts w:ascii="Wingdings" w:hAnsi="Wingdings" w:hint="default"/>
+        <w:sz w:val="20"/>
+      </w:rPr>
+    </w:lvl>
+    <w:lvl w:ilvl="3" w:tentative="1">
+      <w:start w:val="1"/>
+      <w:numFmt w:val="bullet"/>
+      <w:lvlText w:val=""/>
+      <w:lvlJc w:val="left"/>
+      <w:pPr>
+        <w:tabs>
+          <w:tab w:val="num" w:pos="2880"/>
+        </w:tabs>
+        <w:ind w:left="2880" w:hanging="360"/>
+      </w:pPr>
+      <w:rPr>
+        <w:rFonts w:ascii="Wingdings" w:hAnsi="Wingdings" w:hint="default"/>
+        <w:sz w:val="20"/>
+      </w:rPr>
+    </w:lvl>
+    <w:lvl w:ilvl="4" w:tentative="1">
+      <w:start w:val="1"/>
+      <w:numFmt w:val="bullet"/>
+      <w:lvlText w:val=""/>
+      <w:lvlJc w:val="left"/>
+      <w:pPr>
+        <w:tabs>
+          <w:tab w:val="num" w:pos="3600"/>
+        </w:tabs>
+        <w:ind w:left="3600" w:hanging="360"/>
+      </w:pPr>
+      <w:rPr>
+        <w:rFonts w:ascii="Wingdings" w:hAnsi="Wingdings" w:hint="default"/>
+        <w:sz w:val="20"/>
+      </w:rPr>
+    </w:lvl>
+    <w:lvl w:ilvl="5" w:tentative="1">
+      <w:start w:val="1"/>
+      <w:numFmt w:val="bullet"/>
+      <w:lvlText w:val=""/>
+      <w:lvlJc w:val="left"/>
+      <w:pPr>
+        <w:tabs>
+          <w:tab w:val="num" w:pos="4320"/>
+        </w:tabs>
+        <w:ind w:left="4320" w:hanging="360"/>
+      </w:pPr>
+      <w:rPr>
+        <w:rFonts w:ascii="Wingdings" w:hAnsi="Wingdings" w:hint="default"/>
+        <w:sz w:val="20"/>
+      </w:rPr>
+    </w:lvl>
+    <w:lvl w:ilvl="6" w:tentative="1">
+      <w:start w:val="1"/>
+      <w:numFmt w:val="bullet"/>
+      <w:lvlText w:val=""/>
+      <w:lvlJc w:val="left"/>
+      <w:pPr>
+        <w:tabs>
+          <w:tab w:val="num" w:pos="5040"/>
+        </w:tabs>
+        <w:ind w:left="5040" w:hanging="360"/>
+      </w:pPr>
+      <w:rPr>
+        <w:rFonts w:ascii="Wingdings" w:hAnsi="Wingdings" w:hint="default"/>
+        <w:sz w:val="20"/>
+      </w:rPr>
+    </w:lvl>
+    <w:lvl w:ilvl="7" w:tentative="1">
+      <w:start w:val="1"/>
+      <w:numFmt w:val="bullet"/>
+      <w:lvlText w:val=""/>
+      <w:lvlJc w:val="left"/>
+      <w:pPr>
+        <w:tabs>
+          <w:tab w:val="num" w:pos="5760"/>
+        </w:tabs>
+        <w:ind w:left="5760" w:hanging="360"/>
+      </w:pPr>
+      <w:rPr>
+        <w:rFonts w:ascii="Wingdings" w:hAnsi="Wingdings" w:hint="default"/>
+        <w:sz w:val="20"/>
+      </w:rPr>
+    </w:lvl>
+    <w:lvl w:ilvl="8" w:tentative="1">
+      <w:start w:val="1"/>
+      <w:numFmt w:val="bullet"/>
+      <w:lvlText w:val=""/>
+      <w:lvlJc w:val="left"/>
+      <w:pPr>
+        <w:tabs>
+          <w:tab w:val="num" w:pos="6480"/>
+        </w:tabs>
+        <w:ind w:left="6480" w:hanging="360"/>
+      </w:pPr>
+      <w:rPr>
+        <w:rFonts w:ascii="Wingdings" w:hAnsi="Wingdings" w:hint="default"/>
+        <w:sz w:val="20"/>
+      </w:rPr>
+    </w:lvl>
+  </w:abstractNum>
+  <w:abstractNum w:abstractNumId="46" w15:restartNumberingAfterBreak="0">
     <w:nsid w:val="500D4AC8"/>
     <w:multiLevelType w:val="multilevel"/>
     <w:tmpl w:val="3028FCBA"/>
@@ -15430,7 +19919,7 @@
       </w:rPr>
     </w:lvl>
   </w:abstractNum>
-  <w:abstractNum w:abstractNumId="35" w15:restartNumberingAfterBreak="0">
+  <w:abstractNum w:abstractNumId="47" w15:restartNumberingAfterBreak="0">
     <w:nsid w:val="502B3B49"/>
     <w:multiLevelType w:val="multilevel"/>
     <w:tmpl w:val="51B2953A"/>
@@ -15579,7 +20068,7 @@
       </w:rPr>
     </w:lvl>
   </w:abstractNum>
-  <w:abstractNum w:abstractNumId="36" w15:restartNumberingAfterBreak="0">
+  <w:abstractNum w:abstractNumId="48" w15:restartNumberingAfterBreak="0">
     <w:nsid w:val="55B66F91"/>
     <w:multiLevelType w:val="hybridMultilevel"/>
     <w:tmpl w:val="CA2EF038"/>
@@ -15665,7 +20154,7 @@
       </w:pPr>
     </w:lvl>
   </w:abstractNum>
-  <w:abstractNum w:abstractNumId="37" w15:restartNumberingAfterBreak="0">
+  <w:abstractNum w:abstractNumId="49" w15:restartNumberingAfterBreak="0">
     <w:nsid w:val="586B5A85"/>
     <w:multiLevelType w:val="multilevel"/>
     <w:tmpl w:val="CC72C63C"/>
@@ -15782,7 +20271,7 @@
       </w:pPr>
     </w:lvl>
   </w:abstractNum>
-  <w:abstractNum w:abstractNumId="38" w15:restartNumberingAfterBreak="0">
+  <w:abstractNum w:abstractNumId="50" w15:restartNumberingAfterBreak="0">
     <w:nsid w:val="58AB6187"/>
     <w:multiLevelType w:val="multilevel"/>
     <w:tmpl w:val="A56EE558"/>
@@ -15931,7 +20420,7 @@
       </w:rPr>
     </w:lvl>
   </w:abstractNum>
-  <w:abstractNum w:abstractNumId="39" w15:restartNumberingAfterBreak="0">
+  <w:abstractNum w:abstractNumId="51" w15:restartNumberingAfterBreak="0">
     <w:nsid w:val="59444897"/>
     <w:multiLevelType w:val="multilevel"/>
     <w:tmpl w:val="0B12363E"/>
@@ -16048,7 +20537,7 @@
       </w:pPr>
     </w:lvl>
   </w:abstractNum>
-  <w:abstractNum w:abstractNumId="40" w15:restartNumberingAfterBreak="0">
+  <w:abstractNum w:abstractNumId="52" w15:restartNumberingAfterBreak="0">
     <w:nsid w:val="5AE428A5"/>
     <w:multiLevelType w:val="multilevel"/>
     <w:tmpl w:val="D56AE68E"/>
@@ -16197,7 +20686,7 @@
       </w:rPr>
     </w:lvl>
   </w:abstractNum>
-  <w:abstractNum w:abstractNumId="41" w15:restartNumberingAfterBreak="0">
+  <w:abstractNum w:abstractNumId="53" w15:restartNumberingAfterBreak="0">
     <w:nsid w:val="60666C4F"/>
     <w:multiLevelType w:val="multilevel"/>
     <w:tmpl w:val="A3AA4A40"/>
@@ -16346,7 +20835,7 @@
       </w:rPr>
     </w:lvl>
   </w:abstractNum>
-  <w:abstractNum w:abstractNumId="42" w15:restartNumberingAfterBreak="0">
+  <w:abstractNum w:abstractNumId="54" w15:restartNumberingAfterBreak="0">
     <w:nsid w:val="6483355C"/>
     <w:multiLevelType w:val="multilevel"/>
     <w:tmpl w:val="9EDE3698"/>
@@ -16495,7 +20984,7 @@
       </w:rPr>
     </w:lvl>
   </w:abstractNum>
-  <w:abstractNum w:abstractNumId="43" w15:restartNumberingAfterBreak="0">
+  <w:abstractNum w:abstractNumId="55" w15:restartNumberingAfterBreak="0">
     <w:nsid w:val="65442267"/>
     <w:multiLevelType w:val="multilevel"/>
     <w:tmpl w:val="E05CD7D0"/>
@@ -16644,7 +21133,7 @@
       </w:rPr>
     </w:lvl>
   </w:abstractNum>
-  <w:abstractNum w:abstractNumId="44" w15:restartNumberingAfterBreak="0">
+  <w:abstractNum w:abstractNumId="56" w15:restartNumberingAfterBreak="0">
     <w:nsid w:val="65E1444C"/>
     <w:multiLevelType w:val="multilevel"/>
     <w:tmpl w:val="B802C774"/>
@@ -16793,7 +21282,7 @@
       </w:rPr>
     </w:lvl>
   </w:abstractNum>
-  <w:abstractNum w:abstractNumId="45" w15:restartNumberingAfterBreak="0">
+  <w:abstractNum w:abstractNumId="57" w15:restartNumberingAfterBreak="0">
     <w:nsid w:val="667A2081"/>
     <w:multiLevelType w:val="multilevel"/>
     <w:tmpl w:val="43487A38"/>
@@ -16942,7 +21431,7 @@
       </w:rPr>
     </w:lvl>
   </w:abstractNum>
-  <w:abstractNum w:abstractNumId="46" w15:restartNumberingAfterBreak="0">
+  <w:abstractNum w:abstractNumId="58" w15:restartNumberingAfterBreak="0">
     <w:nsid w:val="68E85BE0"/>
     <w:multiLevelType w:val="multilevel"/>
     <w:tmpl w:val="D7D80180"/>
@@ -17091,7 +21580,7 @@
       </w:rPr>
     </w:lvl>
   </w:abstractNum>
-  <w:abstractNum w:abstractNumId="47" w15:restartNumberingAfterBreak="0">
+  <w:abstractNum w:abstractNumId="59" w15:restartNumberingAfterBreak="0">
     <w:nsid w:val="6A73144F"/>
     <w:multiLevelType w:val="multilevel"/>
     <w:tmpl w:val="A25641DE"/>
@@ -17240,7 +21729,7 @@
       </w:rPr>
     </w:lvl>
   </w:abstractNum>
-  <w:abstractNum w:abstractNumId="48" w15:restartNumberingAfterBreak="0">
+  <w:abstractNum w:abstractNumId="60" w15:restartNumberingAfterBreak="0">
     <w:nsid w:val="6A9344B9"/>
     <w:multiLevelType w:val="hybridMultilevel"/>
     <w:tmpl w:val="5D285908"/>
@@ -17326,7 +21815,7 @@
       </w:pPr>
     </w:lvl>
   </w:abstractNum>
-  <w:abstractNum w:abstractNumId="49" w15:restartNumberingAfterBreak="0">
+  <w:abstractNum w:abstractNumId="61" w15:restartNumberingAfterBreak="0">
     <w:nsid w:val="74466AA6"/>
     <w:multiLevelType w:val="multilevel"/>
     <w:tmpl w:val="7542C6A0"/>
@@ -17475,7 +21964,7 @@
       </w:rPr>
     </w:lvl>
   </w:abstractNum>
-  <w:abstractNum w:abstractNumId="50" w15:restartNumberingAfterBreak="0">
+  <w:abstractNum w:abstractNumId="62" w15:restartNumberingAfterBreak="0">
     <w:nsid w:val="758A7379"/>
     <w:multiLevelType w:val="multilevel"/>
     <w:tmpl w:val="6B2855CA"/>
@@ -17624,7 +22113,7 @@
       </w:rPr>
     </w:lvl>
   </w:abstractNum>
-  <w:abstractNum w:abstractNumId="51" w15:restartNumberingAfterBreak="0">
+  <w:abstractNum w:abstractNumId="63" w15:restartNumberingAfterBreak="0">
     <w:nsid w:val="766A0A65"/>
     <w:multiLevelType w:val="multilevel"/>
     <w:tmpl w:val="025280E8"/>
@@ -17773,7 +22262,7 @@
       </w:rPr>
     </w:lvl>
   </w:abstractNum>
-  <w:abstractNum w:abstractNumId="52" w15:restartNumberingAfterBreak="0">
+  <w:abstractNum w:abstractNumId="64" w15:restartNumberingAfterBreak="0">
     <w:nsid w:val="77357B3A"/>
     <w:multiLevelType w:val="hybridMultilevel"/>
     <w:tmpl w:val="68C48244"/>
@@ -17859,7 +22348,7 @@
       </w:pPr>
     </w:lvl>
   </w:abstractNum>
-  <w:abstractNum w:abstractNumId="53" w15:restartNumberingAfterBreak="0">
+  <w:abstractNum w:abstractNumId="65" w15:restartNumberingAfterBreak="0">
     <w:nsid w:val="78BF05A2"/>
     <w:multiLevelType w:val="multilevel"/>
     <w:tmpl w:val="AA422350"/>
@@ -18008,7 +22497,7 @@
       </w:rPr>
     </w:lvl>
   </w:abstractNum>
-  <w:abstractNum w:abstractNumId="54" w15:restartNumberingAfterBreak="0">
+  <w:abstractNum w:abstractNumId="66" w15:restartNumberingAfterBreak="0">
     <w:nsid w:val="7BCB6B94"/>
     <w:multiLevelType w:val="multilevel"/>
     <w:tmpl w:val="CDD60592"/>
@@ -18157,7 +22646,120 @@
       </w:rPr>
     </w:lvl>
   </w:abstractNum>
-  <w:abstractNum w:abstractNumId="55" w15:restartNumberingAfterBreak="0">
+  <w:abstractNum w:abstractNumId="67" w15:restartNumberingAfterBreak="0">
+    <w:nsid w:val="7DE16EEF"/>
+    <w:multiLevelType w:val="multilevel"/>
+    <w:tmpl w:val="486EFA6A"/>
+    <w:lvl w:ilvl="0">
+      <w:start w:val="1"/>
+      <w:numFmt w:val="decimal"/>
+      <w:lvlText w:val="%1."/>
+      <w:lvlJc w:val="left"/>
+      <w:pPr>
+        <w:tabs>
+          <w:tab w:val="num" w:pos="720"/>
+        </w:tabs>
+        <w:ind w:left="720" w:hanging="360"/>
+      </w:pPr>
+    </w:lvl>
+    <w:lvl w:ilvl="1" w:tentative="1">
+      <w:start w:val="1"/>
+      <w:numFmt w:val="decimal"/>
+      <w:lvlText w:val="%2."/>
+      <w:lvlJc w:val="left"/>
+      <w:pPr>
+        <w:tabs>
+          <w:tab w:val="num" w:pos="1440"/>
+        </w:tabs>
+        <w:ind w:left="1440" w:hanging="360"/>
+      </w:pPr>
+    </w:lvl>
+    <w:lvl w:ilvl="2" w:tentative="1">
+      <w:start w:val="1"/>
+      <w:numFmt w:val="decimal"/>
+      <w:lvlText w:val="%3."/>
+      <w:lvlJc w:val="left"/>
+      <w:pPr>
+        <w:tabs>
+          <w:tab w:val="num" w:pos="2160"/>
+        </w:tabs>
+        <w:ind w:left="2160" w:hanging="360"/>
+      </w:pPr>
+    </w:lvl>
+    <w:lvl w:ilvl="3" w:tentative="1">
+      <w:start w:val="1"/>
+      <w:numFmt w:val="decimal"/>
+      <w:lvlText w:val="%4."/>
+      <w:lvlJc w:val="left"/>
+      <w:pPr>
+        <w:tabs>
+          <w:tab w:val="num" w:pos="2880"/>
+        </w:tabs>
+        <w:ind w:left="2880" w:hanging="360"/>
+      </w:pPr>
+    </w:lvl>
+    <w:lvl w:ilvl="4" w:tentative="1">
+      <w:start w:val="1"/>
+      <w:numFmt w:val="decimal"/>
+      <w:lvlText w:val="%5."/>
+      <w:lvlJc w:val="left"/>
+      <w:pPr>
+        <w:tabs>
+          <w:tab w:val="num" w:pos="3600"/>
+        </w:tabs>
+        <w:ind w:left="3600" w:hanging="360"/>
+      </w:pPr>
+    </w:lvl>
+    <w:lvl w:ilvl="5" w:tentative="1">
+      <w:start w:val="1"/>
+      <w:numFmt w:val="decimal"/>
+      <w:lvlText w:val="%6."/>
+      <w:lvlJc w:val="left"/>
+      <w:pPr>
+        <w:tabs>
+          <w:tab w:val="num" w:pos="4320"/>
+        </w:tabs>
+        <w:ind w:left="4320" w:hanging="360"/>
+      </w:pPr>
+    </w:lvl>
+    <w:lvl w:ilvl="6" w:tentative="1">
+      <w:start w:val="1"/>
+      <w:numFmt w:val="decimal"/>
+      <w:lvlText w:val="%7."/>
+      <w:lvlJc w:val="left"/>
+      <w:pPr>
+        <w:tabs>
+          <w:tab w:val="num" w:pos="5040"/>
+        </w:tabs>
+        <w:ind w:left="5040" w:hanging="360"/>
+      </w:pPr>
+    </w:lvl>
+    <w:lvl w:ilvl="7" w:tentative="1">
+      <w:start w:val="1"/>
+      <w:numFmt w:val="decimal"/>
+      <w:lvlText w:val="%8."/>
+      <w:lvlJc w:val="left"/>
+      <w:pPr>
+        <w:tabs>
+          <w:tab w:val="num" w:pos="5760"/>
+        </w:tabs>
+        <w:ind w:left="5760" w:hanging="360"/>
+      </w:pPr>
+    </w:lvl>
+    <w:lvl w:ilvl="8" w:tentative="1">
+      <w:start w:val="1"/>
+      <w:numFmt w:val="decimal"/>
+      <w:lvlText w:val="%9."/>
+      <w:lvlJc w:val="left"/>
+      <w:pPr>
+        <w:tabs>
+          <w:tab w:val="num" w:pos="6480"/>
+        </w:tabs>
+        <w:ind w:left="6480" w:hanging="360"/>
+      </w:pPr>
+    </w:lvl>
+  </w:abstractNum>
+  <w:abstractNum w:abstractNumId="68" w15:restartNumberingAfterBreak="0">
     <w:nsid w:val="7ED049D5"/>
     <w:multiLevelType w:val="singleLevel"/>
     <w:tmpl w:val="5CC41D7A"/>
@@ -18173,73 +22775,73 @@
     </w:lvl>
   </w:abstractNum>
   <w:num w:numId="1" w16cid:durableId="560022226">
-    <w:abstractNumId w:val="30"/>
+    <w:abstractNumId w:val="39"/>
   </w:num>
   <w:num w:numId="2" w16cid:durableId="1264723608">
-    <w:abstractNumId w:val="21"/>
+    <w:abstractNumId w:val="29"/>
   </w:num>
   <w:num w:numId="3" w16cid:durableId="117142657">
-    <w:abstractNumId w:val="41"/>
+    <w:abstractNumId w:val="53"/>
   </w:num>
   <w:num w:numId="4" w16cid:durableId="1885680920">
-    <w:abstractNumId w:val="38"/>
+    <w:abstractNumId w:val="50"/>
   </w:num>
   <w:num w:numId="5" w16cid:durableId="611933519">
+    <w:abstractNumId w:val="26"/>
+  </w:num>
+  <w:num w:numId="6" w16cid:durableId="339623935">
+    <w:abstractNumId w:val="66"/>
+  </w:num>
+  <w:num w:numId="7" w16cid:durableId="1145045410">
+    <w:abstractNumId w:val="49"/>
+  </w:num>
+  <w:num w:numId="8" w16cid:durableId="1588926171">
+    <w:abstractNumId w:val="44"/>
+  </w:num>
+  <w:num w:numId="9" w16cid:durableId="490560427">
+    <w:abstractNumId w:val="8"/>
+  </w:num>
+  <w:num w:numId="10" w16cid:durableId="517892963">
+    <w:abstractNumId w:val="65"/>
+  </w:num>
+  <w:num w:numId="11" w16cid:durableId="1167787651">
+    <w:abstractNumId w:val="61"/>
+  </w:num>
+  <w:num w:numId="12" w16cid:durableId="790823345">
+    <w:abstractNumId w:val="11"/>
+  </w:num>
+  <w:num w:numId="13" w16cid:durableId="1682931063">
+    <w:abstractNumId w:val="17"/>
+  </w:num>
+  <w:num w:numId="14" w16cid:durableId="1445073654">
+    <w:abstractNumId w:val="4"/>
+  </w:num>
+  <w:num w:numId="15" w16cid:durableId="558712185">
+    <w:abstractNumId w:val="27"/>
+  </w:num>
+  <w:num w:numId="16" w16cid:durableId="575865326">
+    <w:abstractNumId w:val="59"/>
+  </w:num>
+  <w:num w:numId="17" w16cid:durableId="183591399">
+    <w:abstractNumId w:val="28"/>
+  </w:num>
+  <w:num w:numId="18" w16cid:durableId="935868764">
+    <w:abstractNumId w:val="23"/>
+  </w:num>
+  <w:num w:numId="19" w16cid:durableId="2060127930">
+    <w:abstractNumId w:val="42"/>
+  </w:num>
+  <w:num w:numId="20" w16cid:durableId="1119450354">
     <w:abstractNumId w:val="18"/>
   </w:num>
-  <w:num w:numId="6" w16cid:durableId="339623935">
-    <w:abstractNumId w:val="54"/>
-  </w:num>
-  <w:num w:numId="7" w16cid:durableId="1145045410">
-    <w:abstractNumId w:val="37"/>
-  </w:num>
-  <w:num w:numId="8" w16cid:durableId="1588926171">
-    <w:abstractNumId w:val="33"/>
-  </w:num>
-  <w:num w:numId="9" w16cid:durableId="490560427">
-    <w:abstractNumId w:val="5"/>
-  </w:num>
-  <w:num w:numId="10" w16cid:durableId="517892963">
-    <w:abstractNumId w:val="53"/>
-  </w:num>
-  <w:num w:numId="11" w16cid:durableId="1167787651">
-    <w:abstractNumId w:val="49"/>
-  </w:num>
-  <w:num w:numId="12" w16cid:durableId="790823345">
-    <w:abstractNumId w:val="7"/>
-  </w:num>
-  <w:num w:numId="13" w16cid:durableId="1682931063">
-    <w:abstractNumId w:val="12"/>
-  </w:num>
-  <w:num w:numId="14" w16cid:durableId="1445073654">
-    <w:abstractNumId w:val="2"/>
-  </w:num>
-  <w:num w:numId="15" w16cid:durableId="558712185">
-    <w:abstractNumId w:val="19"/>
-  </w:num>
-  <w:num w:numId="16" w16cid:durableId="575865326">
-    <w:abstractNumId w:val="47"/>
-  </w:num>
-  <w:num w:numId="17" w16cid:durableId="183591399">
-    <w:abstractNumId w:val="20"/>
-  </w:num>
-  <w:num w:numId="18" w16cid:durableId="935868764">
-    <w:abstractNumId w:val="16"/>
-  </w:num>
-  <w:num w:numId="19" w16cid:durableId="2060127930">
-    <w:abstractNumId w:val="31"/>
-  </w:num>
-  <w:num w:numId="20" w16cid:durableId="1119450354">
-    <w:abstractNumId w:val="13"/>
-  </w:num>
   <w:num w:numId="21" w16cid:durableId="1841844863">
-    <w:abstractNumId w:val="27"/>
+    <w:abstractNumId w:val="35"/>
   </w:num>
   <w:num w:numId="22" w16cid:durableId="520246422">
-    <w:abstractNumId w:val="6"/>
+    <w:abstractNumId w:val="10"/>
   </w:num>
   <w:num w:numId="23" w16cid:durableId="706299070">
-    <w:abstractNumId w:val="10"/>
+    <w:abstractNumId w:val="15"/>
   </w:num>
   <w:num w:numId="24" w16cid:durableId="1089933731">
     <w:abstractNumId w:val="0"/>
@@ -18257,100 +22859,139 @@
     </w:lvlOverride>
   </w:num>
   <w:num w:numId="25" w16cid:durableId="1475946158">
+    <w:abstractNumId w:val="2"/>
+  </w:num>
+  <w:num w:numId="26" w16cid:durableId="2041398158">
+    <w:abstractNumId w:val="22"/>
+  </w:num>
+  <w:num w:numId="27" w16cid:durableId="269440424">
+    <w:abstractNumId w:val="48"/>
+  </w:num>
+  <w:num w:numId="28" w16cid:durableId="191920338">
+    <w:abstractNumId w:val="60"/>
+  </w:num>
+  <w:num w:numId="29" w16cid:durableId="495000617">
+    <w:abstractNumId w:val="25"/>
+  </w:num>
+  <w:num w:numId="30" w16cid:durableId="1539657991">
+    <w:abstractNumId w:val="12"/>
+  </w:num>
+  <w:num w:numId="31" w16cid:durableId="1338583267">
+    <w:abstractNumId w:val="43"/>
+  </w:num>
+  <w:num w:numId="32" w16cid:durableId="664742972">
+    <w:abstractNumId w:val="7"/>
+  </w:num>
+  <w:num w:numId="33" w16cid:durableId="1735543622">
+    <w:abstractNumId w:val="64"/>
+  </w:num>
+  <w:num w:numId="34" w16cid:durableId="1564296800">
+    <w:abstractNumId w:val="6"/>
+  </w:num>
+  <w:num w:numId="35" w16cid:durableId="629476653">
+    <w:abstractNumId w:val="31"/>
+  </w:num>
+  <w:num w:numId="36" w16cid:durableId="2071689443">
+    <w:abstractNumId w:val="33"/>
+  </w:num>
+  <w:num w:numId="37" w16cid:durableId="1728843418">
+    <w:abstractNumId w:val="58"/>
+  </w:num>
+  <w:num w:numId="38" w16cid:durableId="2143384612">
+    <w:abstractNumId w:val="46"/>
+  </w:num>
+  <w:num w:numId="39" w16cid:durableId="726994853">
+    <w:abstractNumId w:val="57"/>
+  </w:num>
+  <w:num w:numId="40" w16cid:durableId="1569996368">
+    <w:abstractNumId w:val="54"/>
+  </w:num>
+  <w:num w:numId="41" w16cid:durableId="588974514">
+    <w:abstractNumId w:val="47"/>
+  </w:num>
+  <w:num w:numId="42" w16cid:durableId="1496218162">
+    <w:abstractNumId w:val="30"/>
+  </w:num>
+  <w:num w:numId="43" w16cid:durableId="1411997533">
+    <w:abstractNumId w:val="14"/>
+  </w:num>
+  <w:num w:numId="44" w16cid:durableId="1075324132">
+    <w:abstractNumId w:val="36"/>
+  </w:num>
+  <w:num w:numId="45" w16cid:durableId="794717756">
+    <w:abstractNumId w:val="56"/>
+  </w:num>
+  <w:num w:numId="46" w16cid:durableId="1793014690">
+    <w:abstractNumId w:val="32"/>
+  </w:num>
+  <w:num w:numId="47" w16cid:durableId="1768378879">
+    <w:abstractNumId w:val="55"/>
+  </w:num>
+  <w:num w:numId="48" w16cid:durableId="1106735514">
+    <w:abstractNumId w:val="52"/>
+  </w:num>
+  <w:num w:numId="49" w16cid:durableId="1750805608">
+    <w:abstractNumId w:val="63"/>
+  </w:num>
+  <w:num w:numId="50" w16cid:durableId="1575701882">
+    <w:abstractNumId w:val="37"/>
+  </w:num>
+  <w:num w:numId="51" w16cid:durableId="1415667380">
+    <w:abstractNumId w:val="62"/>
+  </w:num>
+  <w:num w:numId="52" w16cid:durableId="559679099">
+    <w:abstractNumId w:val="68"/>
+  </w:num>
+  <w:num w:numId="53" w16cid:durableId="1076971305">
+    <w:abstractNumId w:val="16"/>
+  </w:num>
+  <w:num w:numId="54" w16cid:durableId="1132944432">
+    <w:abstractNumId w:val="21"/>
+  </w:num>
+  <w:num w:numId="55" w16cid:durableId="579293700">
+    <w:abstractNumId w:val="51"/>
+  </w:num>
+  <w:num w:numId="56" w16cid:durableId="169369368">
+    <w:abstractNumId w:val="34"/>
+  </w:num>
+  <w:num w:numId="57" w16cid:durableId="2142573716">
+    <w:abstractNumId w:val="3"/>
+  </w:num>
+  <w:num w:numId="58" w16cid:durableId="1351224059">
+    <w:abstractNumId w:val="40"/>
+  </w:num>
+  <w:num w:numId="59" w16cid:durableId="500702483">
+    <w:abstractNumId w:val="67"/>
+  </w:num>
+  <w:num w:numId="60" w16cid:durableId="612785584">
+    <w:abstractNumId w:val="19"/>
+  </w:num>
+  <w:num w:numId="61" w16cid:durableId="1992364666">
     <w:abstractNumId w:val="1"/>
   </w:num>
-  <w:num w:numId="26" w16cid:durableId="2041398158">
-    <w:abstractNumId w:val="15"/>
+  <w:num w:numId="62" w16cid:durableId="381175008">
+    <w:abstractNumId w:val="5"/>
   </w:num>
-  <w:num w:numId="27" w16cid:durableId="269440424">
-    <w:abstractNumId w:val="36"/>
+  <w:num w:numId="63" w16cid:durableId="1655572365">
+    <w:abstractNumId w:val="13"/>
   </w:num>
-  <w:num w:numId="28" w16cid:durableId="191920338">
-    <w:abstractNumId w:val="48"/>
-  </w:num>
-  <w:num w:numId="29" w16cid:durableId="495000617">
-    <w:abstractNumId w:val="17"/>
-  </w:num>
-  <w:num w:numId="30" w16cid:durableId="1539657991">
-    <w:abstractNumId w:val="8"/>
-  </w:num>
-  <w:num w:numId="31" w16cid:durableId="1338583267">
-    <w:abstractNumId w:val="32"/>
-  </w:num>
-  <w:num w:numId="32" w16cid:durableId="664742972">
-    <w:abstractNumId w:val="4"/>
-  </w:num>
-  <w:num w:numId="33" w16cid:durableId="1735543622">
-    <w:abstractNumId w:val="52"/>
-  </w:num>
-  <w:num w:numId="34" w16cid:durableId="1564296800">
-    <w:abstractNumId w:val="3"/>
-  </w:num>
-  <w:num w:numId="35" w16cid:durableId="629476653">
-    <w:abstractNumId w:val="23"/>
-  </w:num>
-  <w:num w:numId="36" w16cid:durableId="2071689443">
-    <w:abstractNumId w:val="25"/>
-  </w:num>
-  <w:num w:numId="37" w16cid:durableId="1728843418">
-    <w:abstractNumId w:val="46"/>
-  </w:num>
-  <w:num w:numId="38" w16cid:durableId="2143384612">
-    <w:abstractNumId w:val="34"/>
-  </w:num>
-  <w:num w:numId="39" w16cid:durableId="726994853">
+  <w:num w:numId="64" w16cid:durableId="1711497100">
     <w:abstractNumId w:val="45"/>
   </w:num>
-  <w:num w:numId="40" w16cid:durableId="1569996368">
-    <w:abstractNumId w:val="42"/>
+  <w:num w:numId="65" w16cid:durableId="1211650445">
+    <w:abstractNumId w:val="41"/>
   </w:num>
-  <w:num w:numId="41" w16cid:durableId="588974514">
-    <w:abstractNumId w:val="35"/>
+  <w:num w:numId="66" w16cid:durableId="901060336">
+    <w:abstractNumId w:val="20"/>
   </w:num>
-  <w:num w:numId="42" w16cid:durableId="1496218162">
-    <w:abstractNumId w:val="22"/>
-  </w:num>
-  <w:num w:numId="43" w16cid:durableId="1411997533">
+  <w:num w:numId="67" w16cid:durableId="2146967173">
     <w:abstractNumId w:val="9"/>
   </w:num>
-  <w:num w:numId="44" w16cid:durableId="1075324132">
-    <w:abstractNumId w:val="28"/>
+  <w:num w:numId="68" w16cid:durableId="2147235497">
+    <w:abstractNumId w:val="38"/>
   </w:num>
-  <w:num w:numId="45" w16cid:durableId="794717756">
-    <w:abstractNumId w:val="44"/>
-  </w:num>
-  <w:num w:numId="46" w16cid:durableId="1793014690">
+  <w:num w:numId="69" w16cid:durableId="33580229">
     <w:abstractNumId w:val="24"/>
-  </w:num>
-  <w:num w:numId="47" w16cid:durableId="1768378879">
-    <w:abstractNumId w:val="43"/>
-  </w:num>
-  <w:num w:numId="48" w16cid:durableId="1106735514">
-    <w:abstractNumId w:val="40"/>
-  </w:num>
-  <w:num w:numId="49" w16cid:durableId="1750805608">
-    <w:abstractNumId w:val="51"/>
-  </w:num>
-  <w:num w:numId="50" w16cid:durableId="1575701882">
-    <w:abstractNumId w:val="29"/>
-  </w:num>
-  <w:num w:numId="51" w16cid:durableId="1415667380">
-    <w:abstractNumId w:val="50"/>
-  </w:num>
-  <w:num w:numId="52" w16cid:durableId="559679099">
-    <w:abstractNumId w:val="55"/>
-  </w:num>
-  <w:num w:numId="53" w16cid:durableId="1076971305">
-    <w:abstractNumId w:val="11"/>
-  </w:num>
-  <w:num w:numId="54" w16cid:durableId="1132944432">
-    <w:abstractNumId w:val="14"/>
-  </w:num>
-  <w:num w:numId="55" w16cid:durableId="579293700">
-    <w:abstractNumId w:val="39"/>
-  </w:num>
-  <w:num w:numId="56" w16cid:durableId="169369368">
-    <w:abstractNumId w:val="26"/>
   </w:num>
 </w:numbering>
 </file>
@@ -18755,6 +23396,7 @@
   <w:style w:type="paragraph" w:default="1" w:styleId="Normal">
     <w:name w:val="Normal"/>
     <w:qFormat/>
+    <w:rsid w:val="008C2803"/>
   </w:style>
   <w:style w:type="paragraph" w:styleId="Heading1">
     <w:name w:val="heading 1"/>
@@ -18957,7 +23599,6 @@
   <w:style w:type="character" w:default="1" w:styleId="DefaultParagraphFont">
     <w:name w:val="Default Paragraph Font"/>
     <w:uiPriority w:val="1"/>
-    <w:semiHidden/>
     <w:unhideWhenUsed/>
   </w:style>
   <w:style w:type="table" w:default="1" w:styleId="TableNormal">
@@ -19327,6 +23968,68 @@
       <w:bCs/>
     </w:rPr>
   </w:style>
+  <w:style w:type="character" w:styleId="PlaceholderText">
+    <w:name w:val="Placeholder Text"/>
+    <w:basedOn w:val="DefaultParagraphFont"/>
+    <w:uiPriority w:val="99"/>
+    <w:semiHidden/>
+    <w:rsid w:val="00FC5233"/>
+    <w:rPr>
+      <w:color w:val="666666"/>
+    </w:rPr>
+  </w:style>
+  <w:style w:type="paragraph" w:styleId="HTMLPreformatted">
+    <w:name w:val="HTML Preformatted"/>
+    <w:basedOn w:val="Normal"/>
+    <w:link w:val="HTMLPreformattedChar"/>
+    <w:uiPriority w:val="99"/>
+    <w:semiHidden/>
+    <w:unhideWhenUsed/>
+    <w:rsid w:val="00E930D6"/>
+    <w:pPr>
+      <w:tabs>
+        <w:tab w:val="left" w:pos="916"/>
+        <w:tab w:val="left" w:pos="1832"/>
+        <w:tab w:val="left" w:pos="2748"/>
+        <w:tab w:val="left" w:pos="3664"/>
+        <w:tab w:val="left" w:pos="4580"/>
+        <w:tab w:val="left" w:pos="5496"/>
+        <w:tab w:val="left" w:pos="6412"/>
+        <w:tab w:val="left" w:pos="7328"/>
+        <w:tab w:val="left" w:pos="8244"/>
+        <w:tab w:val="left" w:pos="9160"/>
+        <w:tab w:val="left" w:pos="10076"/>
+        <w:tab w:val="left" w:pos="10992"/>
+        <w:tab w:val="left" w:pos="11908"/>
+        <w:tab w:val="left" w:pos="12824"/>
+        <w:tab w:val="left" w:pos="13740"/>
+        <w:tab w:val="left" w:pos="14656"/>
+      </w:tabs>
+      <w:spacing w:after="0"/>
+    </w:pPr>
+    <w:rPr>
+      <w:rFonts w:ascii="Courier New" w:eastAsia="Times New Roman" w:hAnsi="Courier New" w:cs="Courier New"/>
+      <w:kern w:val="0"/>
+      <w:sz w:val="20"/>
+      <w:szCs w:val="20"/>
+      <w14:ligatures w14:val="none"/>
+    </w:rPr>
+  </w:style>
+  <w:style w:type="character" w:customStyle="1" w:styleId="HTMLPreformattedChar">
+    <w:name w:val="HTML Preformatted Char"/>
+    <w:basedOn w:val="DefaultParagraphFont"/>
+    <w:link w:val="HTMLPreformatted"/>
+    <w:uiPriority w:val="99"/>
+    <w:semiHidden/>
+    <w:rsid w:val="00E930D6"/>
+    <w:rPr>
+      <w:rFonts w:ascii="Courier New" w:eastAsia="Times New Roman" w:hAnsi="Courier New" w:cs="Courier New"/>
+      <w:kern w:val="0"/>
+      <w:sz w:val="20"/>
+      <w:szCs w:val="20"/>
+      <w14:ligatures w14:val="none"/>
+    </w:rPr>
+  </w:style>
 </w:styles>
 </file>
 

--- a/Docs/Design.docx
+++ b/Docs/Design.docx
@@ -100,18 +100,6 @@
           <w:bCs/>
         </w:rPr>
         <w:t>Drawing notes for various scales</w:t>
-      </w:r>
-    </w:p>
-    <w:p>
-      <w:pPr>
-        <w:pStyle w:val="ListParagraph"/>
-        <w:numPr>
-          <w:ilvl w:val="1"/>
-          <w:numId w:val="1"/>
-        </w:numPr>
-      </w:pPr>
-      <w:r>
-        <w:t>App MusicMateMaui ran on the pixel 10 (1/12/23) but after many tries AI failed to get the correct notes.</w:t>
       </w:r>
     </w:p>
     <w:p>
@@ -2039,7 +2027,13 @@
         </w:numPr>
       </w:pPr>
       <w:r>
-        <w:t>Screen touch to Google Play Store desining tips and pricing for free and Pro upgrade</w:t>
+        <w:t>Screen touch to Google Play Store desi</w:t>
+      </w:r>
+      <w:r>
+        <w:t>g</w:t>
+      </w:r>
+      <w:r>
+        <w:t>ning tips and pricing for free and Pro upgrade</w:t>
       </w:r>
       <w:r>
         <w:br/>
@@ -2130,6 +2124,18 @@
       </w:pPr>
       <w:r>
         <w:t>One version is $5 one time payment</w:t>
+      </w:r>
+    </w:p>
+    <w:p>
+      <w:pPr>
+        <w:pStyle w:val="ListParagraph"/>
+        <w:numPr>
+          <w:ilvl w:val="1"/>
+          <w:numId w:val="1"/>
+        </w:numPr>
+      </w:pPr>
+      <w:r>
+        <w:t>There are many more: search Music on the Play Store.</w:t>
       </w:r>
     </w:p>
     <w:p>
@@ -10725,7 +10731,7 @@
           <w:rFonts w:cstheme="minorHAnsi"/>
         </w:rPr>
         <w:pict w14:anchorId="57A33D20">
-          <v:rect id="_x0000_i1055" style="width:0;height:1.5pt" o:hralign="center" o:hrstd="t" o:hr="t" fillcolor="#a0a0a0" stroked="f"/>
+          <v:rect id="_x0000_i1054" style="width:0;height:1.5pt" o:hralign="center" o:hrstd="t" o:hr="t" fillcolor="#a0a0a0" stroked="f"/>
         </w:pict>
       </w:r>
     </w:p>
@@ -11549,19 +11555,7 @@
         <w:rPr>
           <w:rFonts w:cstheme="minorHAnsi"/>
         </w:rPr>
-        <w:t>Deb Robers wrote “</w:t>
-      </w:r>
-      <w:r>
-        <w:rPr>
-          <w:rFonts w:cstheme="minorHAnsi"/>
-        </w:rPr>
-        <w:t>Can you add interval training for aural skills to the app? </w:t>
-      </w:r>
-      <w:r>
-        <w:rPr>
-          <w:rFonts w:cstheme="minorHAnsi"/>
-        </w:rPr>
-        <w:t>“</w:t>
+        <w:t>Deb Robers wrote “Can you add interval training for aural skills to the app? “</w:t>
       </w:r>
     </w:p>
     <w:p>
@@ -23599,6 +23593,7 @@
   <w:style w:type="character" w:default="1" w:styleId="DefaultParagraphFont">
     <w:name w:val="Default Paragraph Font"/>
     <w:uiPriority w:val="1"/>
+    <w:semiHidden/>
     <w:unhideWhenUsed/>
   </w:style>
   <w:style w:type="table" w:default="1" w:styleId="TableNormal">
